--- a/Assignment_2/Assignment_2.docx
+++ b/Assignment_2/Assignment_2.docx
@@ -1,57 +1,112 @@
 
 <file path=word/document.xml><?xml version="1.0" encoding="utf-8"?>
-<w:document xmlns:mc="http://schemas.openxmlformats.org/markup-compatibility/2006" xmlns:o="urn:schemas-microsoft-com:office:office" xmlns:r="http://schemas.openxmlformats.org/officeDocument/2006/relationships" xmlns:m="http://schemas.openxmlformats.org/officeDocument/2006/math" xmlns:v="urn:schemas-microsoft-com:vml" xmlns:wp="http://schemas.openxmlformats.org/drawingml/2006/wordprocessingDrawing" xmlns:w10="urn:schemas-microsoft-com:office:word" xmlns:w="http://schemas.openxmlformats.org/wordprocessingml/2006/main" xmlns:wne="http://schemas.microsoft.com/office/word/2006/wordml" xmlns:sl="http://schemas.openxmlformats.org/schemaLibrary/2006/main" xmlns:a="http://schemas.openxmlformats.org/drawingml/2006/main" xmlns:pic="http://schemas.openxmlformats.org/drawingml/2006/picture" xmlns:c="http://schemas.openxmlformats.org/drawingml/2006/chart" xmlns:lc="http://schemas.openxmlformats.org/drawingml/2006/lockedCanvas" xmlns:dgm="http://schemas.openxmlformats.org/drawingml/2006/diagram" xmlns:wps="http://schemas.microsoft.com/office/word/2010/wordprocessingShape" xmlns:wpg="http://schemas.microsoft.com/office/word/2010/wordprocessingGroup" xmlns:w14="http://schemas.microsoft.com/office/word/2010/wordml" xmlns:w15="http://schemas.microsoft.com/office/word/2012/wordml" xmlns:w16="http://schemas.microsoft.com/office/word/2018/wordml" xmlns:w16cex="http://schemas.microsoft.com/office/word/2018/wordml/cex" xmlns:w16cid="http://schemas.microsoft.com/office/word/2016/wordml/cid" xmlns="http://schemas.microsoft.com/office/tasks/2019/documenttasks" xmlns:cr="http://schemas.microsoft.com/office/comments/2020/reactions">
+<w:document xmlns:wpc="http://schemas.microsoft.com/office/word/2010/wordprocessingCanvas" xmlns:cx="http://schemas.microsoft.com/office/drawing/2014/chartex" xmlns:cx1="http://schemas.microsoft.com/office/drawing/2015/9/8/chartex" xmlns:cx2="http://schemas.microsoft.com/office/drawing/2015/10/21/chartex" xmlns:cx3="http://schemas.microsoft.com/office/drawing/2016/5/9/chartex" xmlns:cx4="http://schemas.microsoft.com/office/drawing/2016/5/10/chartex" xmlns:cx5="http://schemas.microsoft.com/office/drawing/2016/5/11/chartex" xmlns:cx6="http://schemas.microsoft.com/office/drawing/2016/5/12/chartex" xmlns:cx7="http://schemas.microsoft.com/office/drawing/2016/5/13/chartex" xmlns:cx8="http://schemas.microsoft.com/office/drawing/2016/5/14/chartex" xmlns:mc="http://schemas.openxmlformats.org/markup-compatibility/2006" xmlns:aink="http://schemas.microsoft.com/office/drawing/2016/ink" xmlns:am3d="http://schemas.microsoft.com/office/drawing/2017/model3d" xmlns:o="urn:schemas-microsoft-com:office:office" xmlns:oel="http://schemas.microsoft.com/office/2019/extlst" xmlns:r="http://schemas.openxmlformats.org/officeDocument/2006/relationships" xmlns:m="http://schemas.openxmlformats.org/officeDocument/2006/math" xmlns:v="urn:schemas-microsoft-com:vml" xmlns:wp14="http://schemas.microsoft.com/office/word/2010/wordprocessingDrawing" xmlns:wp="http://schemas.openxmlformats.org/drawingml/2006/wordprocessingDrawing" xmlns:w10="urn:schemas-microsoft-com:office:word" xmlns:w="http://schemas.openxmlformats.org/wordprocessingml/2006/main" xmlns:w14="http://schemas.microsoft.com/office/word/2010/wordml" xmlns:w15="http://schemas.microsoft.com/office/word/2012/wordml" xmlns:w16cex="http://schemas.microsoft.com/office/word/2018/wordml/cex" xmlns:w16cid="http://schemas.microsoft.com/office/word/2016/wordml/cid" xmlns:w16="http://schemas.microsoft.com/office/word/2018/wordml" xmlns:w16du="http://schemas.microsoft.com/office/word/2023/wordml/word16du" xmlns:w16sdtdh="http://schemas.microsoft.com/office/word/2020/wordml/sdtdatahash" xmlns:w16sdtfl="http://schemas.microsoft.com/office/word/2024/wordml/sdtformatlock" xmlns:w16se="http://schemas.microsoft.com/office/word/2015/wordml/symex" xmlns:wpg="http://schemas.microsoft.com/office/word/2010/wordprocessingGroup" xmlns:wpi="http://schemas.microsoft.com/office/word/2010/wordprocessingInk" xmlns:wne="http://schemas.microsoft.com/office/word/2006/wordml" xmlns:wps="http://schemas.microsoft.com/office/word/2010/wordprocessingShape" mc:Ignorable="w14 w15 w16se w16cid w16 w16cex w16sdtdh w16sdtfl w16du wp14">
   <w:body>
     <w:p>
       <w:pPr>
         <w:pStyle w:val="Heading1"/>
         <w:keepNext w:val="0"/>
         <w:keepLines w:val="0"/>
-        <w:spacing w:before="480" w:lineRule="auto"/>
-        <w:rPr>
-          <w:rFonts w:ascii="Times New Roman" w:cs="Times New Roman" w:eastAsia="Times New Roman" w:hAnsi="Times New Roman"/>
+        <w:spacing w:before="480"/>
+        <w:rPr>
+          <w:rFonts w:ascii="Times New Roman" w:eastAsia="Times New Roman" w:hAnsi="Times New Roman" w:cs="Times New Roman"/>
+          <w:b/>
+          <w:bCs/>
           <w:sz w:val="22"/>
           <w:szCs w:val="22"/>
         </w:rPr>
       </w:pPr>
-      <w:bookmarkStart w:colFirst="0" w:colLast="0" w:name="_ugfzouax118" w:id="0"/>
+      <w:bookmarkStart w:id="0" w:name="_ugfzouax118" w:colFirst="0" w:colLast="0"/>
       <w:bookmarkEnd w:id="0"/>
       <w:r>
         <w:rPr>
-          <w:rFonts w:ascii="Times New Roman" w:cs="Times New Roman" w:eastAsia="Times New Roman" w:hAnsi="Times New Roman"/>
+          <w:rFonts w:ascii="Times New Roman" w:eastAsia="Times New Roman" w:hAnsi="Times New Roman" w:cs="Times New Roman"/>
+          <w:b/>
+          <w:bCs/>
           <w:sz w:val="22"/>
           <w:szCs w:val="22"/>
-          <w:rtl w:val="0"/>
-        </w:rPr>
-        <w:t xml:space="preserve">Name - Manaswi Shekokar</w:t>
-      </w:r>
-    </w:p>
-    <w:p>
-      <w:pPr>
-        <w:rPr>
-          <w:rFonts w:ascii="Times New Roman" w:cs="Times New Roman" w:eastAsia="Times New Roman" w:hAnsi="Times New Roman"/>
-        </w:rPr>
-      </w:pPr>
-      <w:r>
-        <w:rPr>
-          <w:rFonts w:ascii="Times New Roman" w:cs="Times New Roman" w:eastAsia="Times New Roman" w:hAnsi="Times New Roman"/>
-          <w:rtl w:val="0"/>
-        </w:rPr>
-        <w:t xml:space="preserve">PRN - 22310637</w:t>
-      </w:r>
-    </w:p>
-    <w:p>
-      <w:pPr>
-        <w:rPr>
-          <w:rFonts w:ascii="Times New Roman" w:cs="Times New Roman" w:eastAsia="Times New Roman" w:hAnsi="Times New Roman"/>
-        </w:rPr>
-      </w:pPr>
-      <w:r>
-        <w:rPr>
-          <w:rFonts w:ascii="Times New Roman" w:cs="Times New Roman" w:eastAsia="Times New Roman" w:hAnsi="Times New Roman"/>
-          <w:rtl w:val="0"/>
-        </w:rPr>
-        <w:t xml:space="preserve">Roll NO - 382024</w:t>
+        </w:rPr>
+        <w:t xml:space="preserve">Name </w:t>
+      </w:r>
+      <w:r>
+        <w:rPr>
+          <w:rFonts w:ascii="Times New Roman" w:eastAsia="Times New Roman" w:hAnsi="Times New Roman" w:cs="Times New Roman"/>
+          <w:b/>
+          <w:bCs/>
+          <w:sz w:val="22"/>
+          <w:szCs w:val="22"/>
+        </w:rPr>
+        <w:t>–</w:t>
+      </w:r>
+      <w:r>
+        <w:rPr>
+          <w:rFonts w:ascii="Times New Roman" w:eastAsia="Times New Roman" w:hAnsi="Times New Roman" w:cs="Times New Roman"/>
+          <w:b/>
+          <w:bCs/>
+          <w:sz w:val="22"/>
+          <w:szCs w:val="22"/>
+        </w:rPr>
+        <w:t xml:space="preserve"> </w:t>
+      </w:r>
+      <w:r>
+        <w:rPr>
+          <w:rFonts w:ascii="Times New Roman" w:eastAsia="Times New Roman" w:hAnsi="Times New Roman" w:cs="Times New Roman"/>
+          <w:b/>
+          <w:bCs/>
+          <w:sz w:val="22"/>
+          <w:szCs w:val="22"/>
+        </w:rPr>
+        <w:t>Arnav Ashish Gilankar</w:t>
+      </w:r>
+    </w:p>
+    <w:p>
+      <w:pPr>
+        <w:rPr>
+          <w:rFonts w:ascii="Times New Roman" w:eastAsia="Times New Roman" w:hAnsi="Times New Roman" w:cs="Times New Roman"/>
+          <w:b/>
+          <w:bCs/>
+        </w:rPr>
+      </w:pPr>
+      <w:r>
+        <w:rPr>
+          <w:rFonts w:ascii="Times New Roman" w:eastAsia="Times New Roman" w:hAnsi="Times New Roman" w:cs="Times New Roman"/>
+          <w:b/>
+          <w:bCs/>
+        </w:rPr>
+        <w:t xml:space="preserve">PRN - </w:t>
+      </w:r>
+      <w:r>
+        <w:rPr>
+          <w:rFonts w:ascii="Times New Roman" w:eastAsia="Times New Roman" w:hAnsi="Times New Roman" w:cs="Times New Roman"/>
+          <w:b/>
+          <w:bCs/>
+        </w:rPr>
+        <w:t>22311644</w:t>
+      </w:r>
+    </w:p>
+    <w:p>
+      <w:pPr>
+        <w:rPr>
+          <w:rFonts w:ascii="Times New Roman" w:eastAsia="Times New Roman" w:hAnsi="Times New Roman" w:cs="Times New Roman"/>
+          <w:b/>
+          <w:bCs/>
+        </w:rPr>
+      </w:pPr>
+      <w:r>
+        <w:rPr>
+          <w:rFonts w:ascii="Times New Roman" w:eastAsia="Times New Roman" w:hAnsi="Times New Roman" w:cs="Times New Roman"/>
+          <w:b/>
+          <w:bCs/>
+        </w:rPr>
+        <w:t>Roll NO - 3820</w:t>
+      </w:r>
+      <w:r>
+        <w:rPr>
+          <w:rFonts w:ascii="Times New Roman" w:eastAsia="Times New Roman" w:hAnsi="Times New Roman" w:cs="Times New Roman"/>
+          <w:b/>
+          <w:bCs/>
+        </w:rPr>
+        <w:t>52</w:t>
       </w:r>
     </w:p>
     <w:p>
@@ -59,57 +114,54 @@
         <w:pStyle w:val="Heading1"/>
         <w:keepNext w:val="0"/>
         <w:keepLines w:val="0"/>
-        <w:spacing w:before="480" w:lineRule="auto"/>
-        <w:rPr>
-          <w:rFonts w:ascii="Times New Roman" w:cs="Times New Roman" w:eastAsia="Times New Roman" w:hAnsi="Times New Roman"/>
-          <w:b w:val="1"/>
-          <w:bCs w:val="1"/>
+        <w:spacing w:before="480"/>
+        <w:rPr>
+          <w:rFonts w:ascii="Times New Roman" w:eastAsia="Times New Roman" w:hAnsi="Times New Roman" w:cs="Times New Roman"/>
+          <w:b/>
+          <w:bCs/>
           <w:sz w:val="22"/>
           <w:szCs w:val="22"/>
         </w:rPr>
       </w:pPr>
-      <w:bookmarkStart w:colFirst="0" w:colLast="0" w:name="_36kvi16fjbf1" w:id="1"/>
+      <w:bookmarkStart w:id="1" w:name="_36kvi16fjbf1" w:colFirst="0" w:colLast="0"/>
       <w:bookmarkEnd w:id="1"/>
       <w:r>
         <w:rPr>
-          <w:rFonts w:ascii="Times New Roman" w:cs="Times New Roman" w:eastAsia="Times New Roman" w:hAnsi="Times New Roman"/>
-          <w:b w:val="1"/>
-          <w:bCs w:val="1"/>
+          <w:rFonts w:ascii="Times New Roman" w:eastAsia="Times New Roman" w:hAnsi="Times New Roman" w:cs="Times New Roman"/>
+          <w:b/>
+          <w:bCs/>
           <w:sz w:val="22"/>
           <w:szCs w:val="22"/>
-          <w:rtl w:val="0"/>
-        </w:rPr>
-        <w:t xml:space="preserve">1. Bag of Words (BoW)</w:t>
-      </w:r>
-    </w:p>
-    <w:p>
-      <w:pPr>
-        <w:spacing w:after="240" w:before="240" w:lineRule="auto"/>
-        <w:rPr>
-          <w:rFonts w:ascii="Times New Roman" w:cs="Times New Roman" w:eastAsia="Times New Roman" w:hAnsi="Times New Roman"/>
-        </w:rPr>
-      </w:pPr>
-      <w:r>
-        <w:rPr>
-          <w:rFonts w:ascii="Times New Roman" w:cs="Times New Roman" w:eastAsia="Times New Roman" w:hAnsi="Times New Roman"/>
-          <w:rtl w:val="0"/>
-        </w:rPr>
-        <w:t xml:space="preserve">Bag of Words is a technique used in Natural Language Processing (NLP) to convert text into numerical vectors so that machine learning models can process text data.</w:t>
-      </w:r>
-    </w:p>
-    <w:p>
-      <w:pPr>
-        <w:spacing w:after="240" w:before="240" w:lineRule="auto"/>
-        <w:rPr>
-          <w:rFonts w:ascii="Times New Roman" w:cs="Times New Roman" w:eastAsia="Times New Roman" w:hAnsi="Times New Roman"/>
-        </w:rPr>
-      </w:pPr>
-      <w:r>
-        <w:rPr>
-          <w:rFonts w:ascii="Times New Roman" w:cs="Times New Roman" w:eastAsia="Times New Roman" w:hAnsi="Times New Roman"/>
-          <w:rtl w:val="0"/>
-        </w:rPr>
-        <w:t xml:space="preserve">In this approach:</w:t>
+        </w:rPr>
+        <w:t>1. Bag of Words (BoW)</w:t>
+      </w:r>
+    </w:p>
+    <w:p>
+      <w:pPr>
+        <w:spacing w:before="240" w:after="240"/>
+        <w:rPr>
+          <w:rFonts w:ascii="Times New Roman" w:eastAsia="Times New Roman" w:hAnsi="Times New Roman" w:cs="Times New Roman"/>
+        </w:rPr>
+      </w:pPr>
+      <w:r>
+        <w:rPr>
+          <w:rFonts w:ascii="Times New Roman" w:eastAsia="Times New Roman" w:hAnsi="Times New Roman" w:cs="Times New Roman"/>
+        </w:rPr>
+        <w:t>Bag of Words is a technique used in Natural Language Processing (NLP) to convert text into numerical vectors so that machine learning models can process text data.</w:t>
+      </w:r>
+    </w:p>
+    <w:p>
+      <w:pPr>
+        <w:spacing w:before="240" w:after="240"/>
+        <w:rPr>
+          <w:rFonts w:ascii="Times New Roman" w:eastAsia="Times New Roman" w:hAnsi="Times New Roman" w:cs="Times New Roman"/>
+        </w:rPr>
+      </w:pPr>
+      <w:r>
+        <w:rPr>
+          <w:rFonts w:ascii="Times New Roman" w:eastAsia="Times New Roman" w:hAnsi="Times New Roman" w:cs="Times New Roman"/>
+        </w:rPr>
+        <w:t>In this approach:</w:t>
       </w:r>
     </w:p>
     <w:p>
@@ -118,19 +170,22 @@
           <w:ilvl w:val="0"/>
           <w:numId w:val="8"/>
         </w:numPr>
-        <w:spacing w:after="0" w:afterAutospacing="0" w:before="240" w:lineRule="auto"/>
-        <w:ind w:left="720" w:hanging="360"/>
-        <w:rPr>
-          <w:rFonts w:ascii="Times New Roman" w:cs="Times New Roman" w:eastAsia="Times New Roman" w:hAnsi="Times New Roman"/>
-        </w:rPr>
-      </w:pPr>
-      <w:r>
-        <w:rPr>
-          <w:rFonts w:ascii="Times New Roman" w:cs="Times New Roman" w:eastAsia="Times New Roman" w:hAnsi="Times New Roman"/>
-          <w:rtl w:val="0"/>
-        </w:rPr>
-        <w:t xml:space="preserve">The order of words is ignored</w:t>
-        <w:br w:type="textWrapping"/>
+        <w:spacing w:before="240"/>
+        <w:rPr>
+          <w:rFonts w:ascii="Times New Roman" w:eastAsia="Times New Roman" w:hAnsi="Times New Roman" w:cs="Times New Roman"/>
+        </w:rPr>
+      </w:pPr>
+      <w:r>
+        <w:rPr>
+          <w:rFonts w:ascii="Times New Roman" w:eastAsia="Times New Roman" w:hAnsi="Times New Roman" w:cs="Times New Roman"/>
+        </w:rPr>
+        <w:t>The order of words is ignored</w:t>
+      </w:r>
+      <w:r>
+        <w:rPr>
+          <w:rFonts w:ascii="Times New Roman" w:eastAsia="Times New Roman" w:hAnsi="Times New Roman" w:cs="Times New Roman"/>
+        </w:rPr>
+        <w:br/>
       </w:r>
     </w:p>
     <w:p>
@@ -139,139 +194,116 @@
           <w:ilvl w:val="0"/>
           <w:numId w:val="8"/>
         </w:numPr>
-        <w:spacing w:after="240" w:before="0" w:beforeAutospacing="0" w:lineRule="auto"/>
-        <w:ind w:left="720" w:hanging="360"/>
-        <w:rPr>
-          <w:rFonts w:ascii="Times New Roman" w:cs="Times New Roman" w:eastAsia="Times New Roman" w:hAnsi="Times New Roman"/>
-        </w:rPr>
-      </w:pPr>
-      <w:r>
-        <w:rPr>
-          <w:rFonts w:ascii="Times New Roman" w:cs="Times New Roman" w:eastAsia="Times New Roman" w:hAnsi="Times New Roman"/>
-          <w:rtl w:val="0"/>
-        </w:rPr>
-        <w:t xml:space="preserve">Only the frequency of words in a document is considered</w:t>
-      </w:r>
-      <w:r>
-        <w:rPr>
-          <w:rFonts w:ascii="Times New Roman" w:cs="Times New Roman" w:eastAsia="Times New Roman" w:hAnsi="Times New Roman"/>
-          <w:rtl w:val="0"/>
-        </w:rPr>
-        <w:br w:type="textWrapping"/>
-      </w:r>
-    </w:p>
-    <w:p>
-      <w:pPr>
-        <w:spacing w:after="240" w:before="240" w:lineRule="auto"/>
-        <w:rPr>
-          <w:rFonts w:ascii="Times New Roman" w:cs="Times New Roman" w:eastAsia="Times New Roman" w:hAnsi="Times New Roman"/>
-        </w:rPr>
-      </w:pPr>
-      <w:r>
-        <w:rPr>
-          <w:rFonts w:ascii="Times New Roman" w:cs="Times New Roman" w:eastAsia="Times New Roman" w:hAnsi="Times New Roman"/>
-          <w:rtl w:val="0"/>
-        </w:rPr>
-        <w:t xml:space="preserve">Example:</w:t>
-      </w:r>
-    </w:p>
-    <w:p>
-      <w:pPr>
-        <w:spacing w:after="240" w:before="240" w:lineRule="auto"/>
-        <w:rPr>
-          <w:rFonts w:ascii="Times New Roman" w:cs="Times New Roman" w:eastAsia="Times New Roman" w:hAnsi="Times New Roman"/>
-        </w:rPr>
-      </w:pPr>
-      <w:r>
-        <w:rPr>
-          <w:rFonts w:ascii="Times New Roman" w:cs="Times New Roman" w:eastAsia="Times New Roman" w:hAnsi="Times New Roman"/>
-          <w:rtl w:val="0"/>
-        </w:rPr>
-        <w:t xml:space="preserve">Sentence 1: </w:t>
-      </w:r>
-      <w:r>
-        <w:rPr>
-          <w:rFonts w:ascii="Times New Roman" w:cs="Times New Roman" w:eastAsia="Times New Roman" w:hAnsi="Times New Roman"/>
-          <w:rtl w:val="0"/>
-        </w:rPr>
-        <w:t xml:space="preserve">"I love NLP"</w:t>
-        <w:br w:type="textWrapping"/>
-      </w:r>
-      <w:r>
-        <w:rPr>
-          <w:rFonts w:ascii="Times New Roman" w:cs="Times New Roman" w:eastAsia="Times New Roman" w:hAnsi="Times New Roman"/>
-          <w:rtl w:val="0"/>
-        </w:rPr>
-        <w:t xml:space="preserve"> Sentence 2: </w:t>
-      </w:r>
-      <w:r>
-        <w:rPr>
-          <w:rFonts w:ascii="Times New Roman" w:cs="Times New Roman" w:eastAsia="Times New Roman" w:hAnsi="Times New Roman"/>
-          <w:rtl w:val="0"/>
-        </w:rPr>
-        <w:t xml:space="preserve">"I love machine learning"</w:t>
-      </w:r>
-    </w:p>
-    <w:p>
-      <w:pPr>
-        <w:spacing w:after="240" w:before="240" w:lineRule="auto"/>
-        <w:rPr>
-          <w:rFonts w:ascii="Times New Roman" w:cs="Times New Roman" w:eastAsia="Times New Roman" w:hAnsi="Times New Roman"/>
-        </w:rPr>
-      </w:pPr>
-      <w:r>
-        <w:rPr>
-          <w:rFonts w:ascii="Times New Roman" w:cs="Times New Roman" w:eastAsia="Times New Roman" w:hAnsi="Times New Roman"/>
-          <w:rtl w:val="0"/>
-        </w:rPr>
-        <w:t xml:space="preserve">Vocabulary:</w:t>
-      </w:r>
-    </w:p>
-    <w:p>
-      <w:pPr>
-        <w:spacing w:after="240" w:before="240" w:lineRule="auto"/>
-        <w:rPr>
-          <w:rFonts w:ascii="Times New Roman" w:cs="Times New Roman" w:eastAsia="Times New Roman" w:hAnsi="Times New Roman"/>
-        </w:rPr>
-      </w:pPr>
-      <w:r>
-        <w:rPr>
-          <w:rFonts w:ascii="Times New Roman" w:cs="Times New Roman" w:eastAsia="Times New Roman" w:hAnsi="Times New Roman"/>
-          <w:rtl w:val="0"/>
-        </w:rPr>
-        <w:t xml:space="preserve">[I, love, NLP, machine, learning]</w:t>
-      </w:r>
-    </w:p>
-    <w:p>
-      <w:pPr>
-        <w:spacing w:after="240" w:before="240" w:lineRule="auto"/>
-        <w:rPr>
-          <w:rFonts w:ascii="Times New Roman" w:cs="Times New Roman" w:eastAsia="Times New Roman" w:hAnsi="Times New Roman"/>
-        </w:rPr>
-      </w:pPr>
-      <w:r>
-        <w:rPr>
-          <w:rFonts w:ascii="Times New Roman" w:cs="Times New Roman" w:eastAsia="Times New Roman" w:hAnsi="Times New Roman"/>
-          <w:rtl w:val="0"/>
-        </w:rPr>
-        <w:t xml:space="preserve">BoW Representation:</w:t>
+        <w:spacing w:after="240"/>
+        <w:rPr>
+          <w:rFonts w:ascii="Times New Roman" w:eastAsia="Times New Roman" w:hAnsi="Times New Roman" w:cs="Times New Roman"/>
+        </w:rPr>
+      </w:pPr>
+      <w:r>
+        <w:rPr>
+          <w:rFonts w:ascii="Times New Roman" w:eastAsia="Times New Roman" w:hAnsi="Times New Roman" w:cs="Times New Roman"/>
+        </w:rPr>
+        <w:t>Only the frequency of words in a document is considered</w:t>
+      </w:r>
+      <w:r>
+        <w:rPr>
+          <w:rFonts w:ascii="Times New Roman" w:eastAsia="Times New Roman" w:hAnsi="Times New Roman" w:cs="Times New Roman"/>
+        </w:rPr>
+        <w:br/>
+      </w:r>
+    </w:p>
+    <w:p>
+      <w:pPr>
+        <w:spacing w:before="240" w:after="240"/>
+        <w:rPr>
+          <w:rFonts w:ascii="Times New Roman" w:eastAsia="Times New Roman" w:hAnsi="Times New Roman" w:cs="Times New Roman"/>
+        </w:rPr>
+      </w:pPr>
+      <w:r>
+        <w:rPr>
+          <w:rFonts w:ascii="Times New Roman" w:eastAsia="Times New Roman" w:hAnsi="Times New Roman" w:cs="Times New Roman"/>
+        </w:rPr>
+        <w:t>Example:</w:t>
+      </w:r>
+    </w:p>
+    <w:p>
+      <w:pPr>
+        <w:spacing w:before="240" w:after="240"/>
+        <w:rPr>
+          <w:rFonts w:ascii="Times New Roman" w:eastAsia="Times New Roman" w:hAnsi="Times New Roman" w:cs="Times New Roman"/>
+        </w:rPr>
+      </w:pPr>
+      <w:r>
+        <w:rPr>
+          <w:rFonts w:ascii="Times New Roman" w:eastAsia="Times New Roman" w:hAnsi="Times New Roman" w:cs="Times New Roman"/>
+        </w:rPr>
+        <w:t>Sentence 1: "I love NLP"</w:t>
+      </w:r>
+      <w:r>
+        <w:rPr>
+          <w:rFonts w:ascii="Times New Roman" w:eastAsia="Times New Roman" w:hAnsi="Times New Roman" w:cs="Times New Roman"/>
+        </w:rPr>
+        <w:br/>
+        <w:t xml:space="preserve"> Sentence 2: "I love machine learning"</w:t>
+      </w:r>
+    </w:p>
+    <w:p>
+      <w:pPr>
+        <w:spacing w:before="240" w:after="240"/>
+        <w:rPr>
+          <w:rFonts w:ascii="Times New Roman" w:eastAsia="Times New Roman" w:hAnsi="Times New Roman" w:cs="Times New Roman"/>
+        </w:rPr>
+      </w:pPr>
+      <w:r>
+        <w:rPr>
+          <w:rFonts w:ascii="Times New Roman" w:eastAsia="Times New Roman" w:hAnsi="Times New Roman" w:cs="Times New Roman"/>
+        </w:rPr>
+        <w:t>Vocabulary:</w:t>
+      </w:r>
+    </w:p>
+    <w:p>
+      <w:pPr>
+        <w:spacing w:before="240" w:after="240"/>
+        <w:rPr>
+          <w:rFonts w:ascii="Times New Roman" w:eastAsia="Times New Roman" w:hAnsi="Times New Roman" w:cs="Times New Roman"/>
+        </w:rPr>
+      </w:pPr>
+      <w:r>
+        <w:rPr>
+          <w:rFonts w:ascii="Times New Roman" w:eastAsia="Times New Roman" w:hAnsi="Times New Roman" w:cs="Times New Roman"/>
+        </w:rPr>
+        <w:t>[I, love, NLP, machine, learning]</w:t>
+      </w:r>
+    </w:p>
+    <w:p>
+      <w:pPr>
+        <w:spacing w:before="240" w:after="240"/>
+        <w:rPr>
+          <w:rFonts w:ascii="Times New Roman" w:eastAsia="Times New Roman" w:hAnsi="Times New Roman" w:cs="Times New Roman"/>
+        </w:rPr>
+      </w:pPr>
+      <w:r>
+        <w:rPr>
+          <w:rFonts w:ascii="Times New Roman" w:eastAsia="Times New Roman" w:hAnsi="Times New Roman" w:cs="Times New Roman"/>
+        </w:rPr>
+        <w:t>BoW Representation:</w:t>
       </w:r>
     </w:p>
     <w:tbl>
       <w:tblPr>
-        <w:tblStyle w:val="Table1"/>
-        <w:tblW w:w="5025.0" w:type="dxa"/>
-        <w:jc w:val="left"/>
+        <w:tblStyle w:val="a"/>
+        <w:tblW w:w="5025" w:type="dxa"/>
+        <w:tblInd w:w="0" w:type="dxa"/>
         <w:tblBorders>
-          <w:top w:color="000000" w:space="0" w:sz="6" w:val="single"/>
-          <w:left w:color="000000" w:space="0" w:sz="6" w:val="single"/>
-          <w:bottom w:color="000000" w:space="0" w:sz="6" w:val="single"/>
-          <w:right w:color="000000" w:space="0" w:sz="6" w:val="single"/>
-          <w:insideH w:color="000000" w:space="0" w:sz="6" w:val="single"/>
-          <w:insideV w:color="000000" w:space="0" w:sz="6" w:val="single"/>
+          <w:top w:val="single" w:sz="6" w:space="0" w:color="000000"/>
+          <w:left w:val="single" w:sz="6" w:space="0" w:color="000000"/>
+          <w:bottom w:val="single" w:sz="6" w:space="0" w:color="000000"/>
+          <w:right w:val="single" w:sz="6" w:space="0" w:color="000000"/>
+          <w:insideH w:val="single" w:sz="6" w:space="0" w:color="000000"/>
+          <w:insideV w:val="single" w:sz="6" w:space="0" w:color="000000"/>
         </w:tblBorders>
         <w:tblLayout w:type="fixed"/>
-        <w:tblLook w:val="0600"/>
+        <w:tblLook w:val="0600" w:firstRow="0" w:lastRow="0" w:firstColumn="0" w:lastColumn="0" w:noHBand="1" w:noVBand="1"/>
       </w:tblPr>
       <w:tblGrid>
         <w:gridCol w:w="1130"/>
@@ -280,640 +312,576 @@
         <w:gridCol w:w="710"/>
         <w:gridCol w:w="1100"/>
         <w:gridCol w:w="1085"/>
-        <w:tblGridChange w:id="0">
-          <w:tblGrid>
-            <w:gridCol w:w="1130"/>
-            <w:gridCol w:w="350"/>
-            <w:gridCol w:w="650"/>
-            <w:gridCol w:w="710"/>
-            <w:gridCol w:w="1100"/>
-            <w:gridCol w:w="1085"/>
-          </w:tblGrid>
-        </w:tblGridChange>
       </w:tblGrid>
       <w:tr>
         <w:trPr>
-          <w:cantSplit w:val="0"/>
-          <w:trHeight w:val="515" w:hRule="atLeast"/>
-          <w:tblHeader w:val="0"/>
+          <w:trHeight w:val="515"/>
         </w:trPr>
         <w:tc>
           <w:tcPr>
+            <w:tcW w:w="1130" w:type="dxa"/>
             <w:tcBorders>
-              <w:top w:color="000000" w:space="0" w:sz="6" w:val="single"/>
-              <w:left w:color="000000" w:space="0" w:sz="6" w:val="single"/>
-              <w:bottom w:color="000000" w:space="0" w:sz="6" w:val="single"/>
-              <w:right w:color="000000" w:space="0" w:sz="6" w:val="single"/>
+              <w:top w:val="single" w:sz="6" w:space="0" w:color="000000"/>
+              <w:left w:val="single" w:sz="6" w:space="0" w:color="000000"/>
+              <w:bottom w:val="single" w:sz="6" w:space="0" w:color="000000"/>
+              <w:right w:val="single" w:sz="6" w:space="0" w:color="000000"/>
             </w:tcBorders>
             <w:tcMar>
-              <w:top w:w="100.0" w:type="dxa"/>
-              <w:left w:w="100.0" w:type="dxa"/>
-              <w:bottom w:w="100.0" w:type="dxa"/>
-              <w:right w:w="100.0" w:type="dxa"/>
+              <w:top w:w="100" w:type="dxa"/>
+              <w:left w:w="100" w:type="dxa"/>
+              <w:bottom w:w="100" w:type="dxa"/>
+              <w:right w:w="100" w:type="dxa"/>
             </w:tcMar>
-            <w:vAlign w:val="top"/>
           </w:tcPr>
           <w:p>
             <w:pPr>
               <w:jc w:val="center"/>
               <w:rPr>
-                <w:rFonts w:ascii="Times New Roman" w:cs="Times New Roman" w:eastAsia="Times New Roman" w:hAnsi="Times New Roman"/>
+                <w:rFonts w:ascii="Times New Roman" w:eastAsia="Times New Roman" w:hAnsi="Times New Roman" w:cs="Times New Roman"/>
               </w:rPr>
             </w:pPr>
             <w:r>
               <w:rPr>
-                <w:rFonts w:ascii="Times New Roman" w:cs="Times New Roman" w:eastAsia="Times New Roman" w:hAnsi="Times New Roman"/>
-                <w:b w:val="1"/>
-                <w:bCs w:val="1"/>
-                <w:rtl w:val="0"/>
-              </w:rPr>
-              <w:t xml:space="preserve">Sentence</w:t>
-            </w:r>
-            <w:r>
-              <w:rPr>
-                <w:rtl w:val="0"/>
-              </w:rPr>
+                <w:rFonts w:ascii="Times New Roman" w:eastAsia="Times New Roman" w:hAnsi="Times New Roman" w:cs="Times New Roman"/>
+                <w:b/>
+                <w:bCs/>
+              </w:rPr>
+              <w:t>Sentence</w:t>
             </w:r>
           </w:p>
         </w:tc>
         <w:tc>
           <w:tcPr>
+            <w:tcW w:w="350" w:type="dxa"/>
             <w:tcBorders>
-              <w:top w:color="000000" w:space="0" w:sz="6" w:val="single"/>
-              <w:left w:color="000000" w:space="0" w:sz="6" w:val="single"/>
-              <w:bottom w:color="000000" w:space="0" w:sz="6" w:val="single"/>
-              <w:right w:color="000000" w:space="0" w:sz="6" w:val="single"/>
+              <w:top w:val="single" w:sz="6" w:space="0" w:color="000000"/>
+              <w:left w:val="single" w:sz="6" w:space="0" w:color="000000"/>
+              <w:bottom w:val="single" w:sz="6" w:space="0" w:color="000000"/>
+              <w:right w:val="single" w:sz="6" w:space="0" w:color="000000"/>
             </w:tcBorders>
             <w:tcMar>
-              <w:top w:w="100.0" w:type="dxa"/>
-              <w:left w:w="100.0" w:type="dxa"/>
-              <w:bottom w:w="100.0" w:type="dxa"/>
-              <w:right w:w="100.0" w:type="dxa"/>
+              <w:top w:w="100" w:type="dxa"/>
+              <w:left w:w="100" w:type="dxa"/>
+              <w:bottom w:w="100" w:type="dxa"/>
+              <w:right w:w="100" w:type="dxa"/>
             </w:tcMar>
-            <w:vAlign w:val="top"/>
           </w:tcPr>
           <w:p>
             <w:pPr>
               <w:jc w:val="center"/>
               <w:rPr>
-                <w:rFonts w:ascii="Times New Roman" w:cs="Times New Roman" w:eastAsia="Times New Roman" w:hAnsi="Times New Roman"/>
+                <w:rFonts w:ascii="Times New Roman" w:eastAsia="Times New Roman" w:hAnsi="Times New Roman" w:cs="Times New Roman"/>
               </w:rPr>
             </w:pPr>
             <w:r>
               <w:rPr>
-                <w:rFonts w:ascii="Times New Roman" w:cs="Times New Roman" w:eastAsia="Times New Roman" w:hAnsi="Times New Roman"/>
-                <w:b w:val="1"/>
-                <w:bCs w:val="1"/>
-                <w:rtl w:val="0"/>
-              </w:rPr>
-              <w:t xml:space="preserve">I</w:t>
-            </w:r>
-            <w:r>
-              <w:rPr>
-                <w:rtl w:val="0"/>
-              </w:rPr>
+                <w:rFonts w:ascii="Times New Roman" w:eastAsia="Times New Roman" w:hAnsi="Times New Roman" w:cs="Times New Roman"/>
+                <w:b/>
+                <w:bCs/>
+              </w:rPr>
+              <w:t>I</w:t>
             </w:r>
           </w:p>
         </w:tc>
         <w:tc>
           <w:tcPr>
+            <w:tcW w:w="650" w:type="dxa"/>
             <w:tcBorders>
-              <w:top w:color="000000" w:space="0" w:sz="6" w:val="single"/>
-              <w:left w:color="000000" w:space="0" w:sz="6" w:val="single"/>
-              <w:bottom w:color="000000" w:space="0" w:sz="6" w:val="single"/>
-              <w:right w:color="000000" w:space="0" w:sz="6" w:val="single"/>
+              <w:top w:val="single" w:sz="6" w:space="0" w:color="000000"/>
+              <w:left w:val="single" w:sz="6" w:space="0" w:color="000000"/>
+              <w:bottom w:val="single" w:sz="6" w:space="0" w:color="000000"/>
+              <w:right w:val="single" w:sz="6" w:space="0" w:color="000000"/>
             </w:tcBorders>
             <w:tcMar>
-              <w:top w:w="100.0" w:type="dxa"/>
-              <w:left w:w="100.0" w:type="dxa"/>
-              <w:bottom w:w="100.0" w:type="dxa"/>
-              <w:right w:w="100.0" w:type="dxa"/>
+              <w:top w:w="100" w:type="dxa"/>
+              <w:left w:w="100" w:type="dxa"/>
+              <w:bottom w:w="100" w:type="dxa"/>
+              <w:right w:w="100" w:type="dxa"/>
             </w:tcMar>
-            <w:vAlign w:val="top"/>
           </w:tcPr>
           <w:p>
             <w:pPr>
               <w:jc w:val="center"/>
               <w:rPr>
-                <w:rFonts w:ascii="Times New Roman" w:cs="Times New Roman" w:eastAsia="Times New Roman" w:hAnsi="Times New Roman"/>
+                <w:rFonts w:ascii="Times New Roman" w:eastAsia="Times New Roman" w:hAnsi="Times New Roman" w:cs="Times New Roman"/>
               </w:rPr>
             </w:pPr>
             <w:r>
               <w:rPr>
-                <w:rFonts w:ascii="Times New Roman" w:cs="Times New Roman" w:eastAsia="Times New Roman" w:hAnsi="Times New Roman"/>
-                <w:b w:val="1"/>
-                <w:bCs w:val="1"/>
-                <w:rtl w:val="0"/>
-              </w:rPr>
-              <w:t xml:space="preserve">love</w:t>
-            </w:r>
-            <w:r>
-              <w:rPr>
-                <w:rtl w:val="0"/>
-              </w:rPr>
+                <w:rFonts w:ascii="Times New Roman" w:eastAsia="Times New Roman" w:hAnsi="Times New Roman" w:cs="Times New Roman"/>
+                <w:b/>
+                <w:bCs/>
+              </w:rPr>
+              <w:t>love</w:t>
             </w:r>
           </w:p>
         </w:tc>
         <w:tc>
           <w:tcPr>
+            <w:tcW w:w="710" w:type="dxa"/>
             <w:tcBorders>
-              <w:top w:color="000000" w:space="0" w:sz="6" w:val="single"/>
-              <w:left w:color="000000" w:space="0" w:sz="6" w:val="single"/>
-              <w:bottom w:color="000000" w:space="0" w:sz="6" w:val="single"/>
-              <w:right w:color="000000" w:space="0" w:sz="6" w:val="single"/>
+              <w:top w:val="single" w:sz="6" w:space="0" w:color="000000"/>
+              <w:left w:val="single" w:sz="6" w:space="0" w:color="000000"/>
+              <w:bottom w:val="single" w:sz="6" w:space="0" w:color="000000"/>
+              <w:right w:val="single" w:sz="6" w:space="0" w:color="000000"/>
             </w:tcBorders>
             <w:tcMar>
-              <w:top w:w="100.0" w:type="dxa"/>
-              <w:left w:w="100.0" w:type="dxa"/>
-              <w:bottom w:w="100.0" w:type="dxa"/>
-              <w:right w:w="100.0" w:type="dxa"/>
+              <w:top w:w="100" w:type="dxa"/>
+              <w:left w:w="100" w:type="dxa"/>
+              <w:bottom w:w="100" w:type="dxa"/>
+              <w:right w:w="100" w:type="dxa"/>
             </w:tcMar>
-            <w:vAlign w:val="top"/>
           </w:tcPr>
           <w:p>
             <w:pPr>
               <w:jc w:val="center"/>
               <w:rPr>
-                <w:rFonts w:ascii="Times New Roman" w:cs="Times New Roman" w:eastAsia="Times New Roman" w:hAnsi="Times New Roman"/>
+                <w:rFonts w:ascii="Times New Roman" w:eastAsia="Times New Roman" w:hAnsi="Times New Roman" w:cs="Times New Roman"/>
               </w:rPr>
             </w:pPr>
             <w:r>
               <w:rPr>
-                <w:rFonts w:ascii="Times New Roman" w:cs="Times New Roman" w:eastAsia="Times New Roman" w:hAnsi="Times New Roman"/>
-                <w:b w:val="1"/>
-                <w:bCs w:val="1"/>
-                <w:rtl w:val="0"/>
-              </w:rPr>
-              <w:t xml:space="preserve">NLP</w:t>
-            </w:r>
-            <w:r>
-              <w:rPr>
-                <w:rtl w:val="0"/>
-              </w:rPr>
+                <w:rFonts w:ascii="Times New Roman" w:eastAsia="Times New Roman" w:hAnsi="Times New Roman" w:cs="Times New Roman"/>
+                <w:b/>
+                <w:bCs/>
+              </w:rPr>
+              <w:t>NLP</w:t>
             </w:r>
           </w:p>
         </w:tc>
         <w:tc>
           <w:tcPr>
+            <w:tcW w:w="1100" w:type="dxa"/>
             <w:tcBorders>
-              <w:top w:color="000000" w:space="0" w:sz="6" w:val="single"/>
-              <w:left w:color="000000" w:space="0" w:sz="6" w:val="single"/>
-              <w:bottom w:color="000000" w:space="0" w:sz="6" w:val="single"/>
-              <w:right w:color="000000" w:space="0" w:sz="6" w:val="single"/>
+              <w:top w:val="single" w:sz="6" w:space="0" w:color="000000"/>
+              <w:left w:val="single" w:sz="6" w:space="0" w:color="000000"/>
+              <w:bottom w:val="single" w:sz="6" w:space="0" w:color="000000"/>
+              <w:right w:val="single" w:sz="6" w:space="0" w:color="000000"/>
             </w:tcBorders>
             <w:tcMar>
-              <w:top w:w="100.0" w:type="dxa"/>
-              <w:left w:w="100.0" w:type="dxa"/>
-              <w:bottom w:w="100.0" w:type="dxa"/>
-              <w:right w:w="100.0" w:type="dxa"/>
+              <w:top w:w="100" w:type="dxa"/>
+              <w:left w:w="100" w:type="dxa"/>
+              <w:bottom w:w="100" w:type="dxa"/>
+              <w:right w:w="100" w:type="dxa"/>
             </w:tcMar>
-            <w:vAlign w:val="top"/>
           </w:tcPr>
           <w:p>
             <w:pPr>
               <w:jc w:val="center"/>
               <w:rPr>
-                <w:rFonts w:ascii="Times New Roman" w:cs="Times New Roman" w:eastAsia="Times New Roman" w:hAnsi="Times New Roman"/>
+                <w:rFonts w:ascii="Times New Roman" w:eastAsia="Times New Roman" w:hAnsi="Times New Roman" w:cs="Times New Roman"/>
               </w:rPr>
             </w:pPr>
             <w:r>
               <w:rPr>
-                <w:rFonts w:ascii="Times New Roman" w:cs="Times New Roman" w:eastAsia="Times New Roman" w:hAnsi="Times New Roman"/>
-                <w:b w:val="1"/>
-                <w:bCs w:val="1"/>
-                <w:rtl w:val="0"/>
-              </w:rPr>
-              <w:t xml:space="preserve">machine</w:t>
-            </w:r>
-            <w:r>
-              <w:rPr>
-                <w:rtl w:val="0"/>
-              </w:rPr>
+                <w:rFonts w:ascii="Times New Roman" w:eastAsia="Times New Roman" w:hAnsi="Times New Roman" w:cs="Times New Roman"/>
+                <w:b/>
+                <w:bCs/>
+              </w:rPr>
+              <w:t>machine</w:t>
             </w:r>
           </w:p>
         </w:tc>
         <w:tc>
           <w:tcPr>
+            <w:tcW w:w="1085" w:type="dxa"/>
             <w:tcBorders>
-              <w:top w:color="000000" w:space="0" w:sz="6" w:val="single"/>
-              <w:left w:color="000000" w:space="0" w:sz="6" w:val="single"/>
-              <w:bottom w:color="000000" w:space="0" w:sz="6" w:val="single"/>
-              <w:right w:color="000000" w:space="0" w:sz="6" w:val="single"/>
+              <w:top w:val="single" w:sz="6" w:space="0" w:color="000000"/>
+              <w:left w:val="single" w:sz="6" w:space="0" w:color="000000"/>
+              <w:bottom w:val="single" w:sz="6" w:space="0" w:color="000000"/>
+              <w:right w:val="single" w:sz="6" w:space="0" w:color="000000"/>
             </w:tcBorders>
             <w:tcMar>
-              <w:top w:w="100.0" w:type="dxa"/>
-              <w:left w:w="100.0" w:type="dxa"/>
-              <w:bottom w:w="100.0" w:type="dxa"/>
-              <w:right w:w="100.0" w:type="dxa"/>
+              <w:top w:w="100" w:type="dxa"/>
+              <w:left w:w="100" w:type="dxa"/>
+              <w:bottom w:w="100" w:type="dxa"/>
+              <w:right w:w="100" w:type="dxa"/>
             </w:tcMar>
-            <w:vAlign w:val="top"/>
           </w:tcPr>
           <w:p>
             <w:pPr>
               <w:jc w:val="center"/>
               <w:rPr>
-                <w:rFonts w:ascii="Times New Roman" w:cs="Times New Roman" w:eastAsia="Times New Roman" w:hAnsi="Times New Roman"/>
+                <w:rFonts w:ascii="Times New Roman" w:eastAsia="Times New Roman" w:hAnsi="Times New Roman" w:cs="Times New Roman"/>
               </w:rPr>
             </w:pPr>
             <w:r>
               <w:rPr>
-                <w:rFonts w:ascii="Times New Roman" w:cs="Times New Roman" w:eastAsia="Times New Roman" w:hAnsi="Times New Roman"/>
-                <w:b w:val="1"/>
-                <w:bCs w:val="1"/>
-                <w:rtl w:val="0"/>
-              </w:rPr>
-              <w:t xml:space="preserve">learning</w:t>
-            </w:r>
-            <w:r>
-              <w:rPr>
-                <w:rtl w:val="0"/>
-              </w:rPr>
+                <w:rFonts w:ascii="Times New Roman" w:eastAsia="Times New Roman" w:hAnsi="Times New Roman" w:cs="Times New Roman"/>
+                <w:b/>
+                <w:bCs/>
+              </w:rPr>
+              <w:t>learning</w:t>
             </w:r>
           </w:p>
         </w:tc>
       </w:tr>
       <w:tr>
         <w:trPr>
-          <w:cantSplit w:val="0"/>
-          <w:trHeight w:val="515" w:hRule="atLeast"/>
-          <w:tblHeader w:val="0"/>
+          <w:trHeight w:val="515"/>
         </w:trPr>
         <w:tc>
           <w:tcPr>
+            <w:tcW w:w="1130" w:type="dxa"/>
             <w:tcBorders>
-              <w:top w:color="000000" w:space="0" w:sz="6" w:val="single"/>
-              <w:left w:color="000000" w:space="0" w:sz="6" w:val="single"/>
-              <w:bottom w:color="000000" w:space="0" w:sz="6" w:val="single"/>
-              <w:right w:color="000000" w:space="0" w:sz="6" w:val="single"/>
+              <w:top w:val="single" w:sz="6" w:space="0" w:color="000000"/>
+              <w:left w:val="single" w:sz="6" w:space="0" w:color="000000"/>
+              <w:bottom w:val="single" w:sz="6" w:space="0" w:color="000000"/>
+              <w:right w:val="single" w:sz="6" w:space="0" w:color="000000"/>
             </w:tcBorders>
             <w:tcMar>
-              <w:top w:w="100.0" w:type="dxa"/>
-              <w:left w:w="100.0" w:type="dxa"/>
-              <w:bottom w:w="100.0" w:type="dxa"/>
-              <w:right w:w="100.0" w:type="dxa"/>
+              <w:top w:w="100" w:type="dxa"/>
+              <w:left w:w="100" w:type="dxa"/>
+              <w:bottom w:w="100" w:type="dxa"/>
+              <w:right w:w="100" w:type="dxa"/>
             </w:tcMar>
-            <w:vAlign w:val="top"/>
           </w:tcPr>
           <w:p>
             <w:pPr>
               <w:rPr>
-                <w:rFonts w:ascii="Times New Roman" w:cs="Times New Roman" w:eastAsia="Times New Roman" w:hAnsi="Times New Roman"/>
+                <w:rFonts w:ascii="Times New Roman" w:eastAsia="Times New Roman" w:hAnsi="Times New Roman" w:cs="Times New Roman"/>
               </w:rPr>
             </w:pPr>
             <w:r>
               <w:rPr>
-                <w:rFonts w:ascii="Times New Roman" w:cs="Times New Roman" w:eastAsia="Times New Roman" w:hAnsi="Times New Roman"/>
-                <w:rtl w:val="0"/>
-              </w:rPr>
-              <w:t xml:space="preserve">S1</w:t>
+                <w:rFonts w:ascii="Times New Roman" w:eastAsia="Times New Roman" w:hAnsi="Times New Roman" w:cs="Times New Roman"/>
+              </w:rPr>
+              <w:t>S1</w:t>
             </w:r>
           </w:p>
         </w:tc>
         <w:tc>
           <w:tcPr>
+            <w:tcW w:w="350" w:type="dxa"/>
             <w:tcBorders>
-              <w:top w:color="000000" w:space="0" w:sz="6" w:val="single"/>
-              <w:left w:color="000000" w:space="0" w:sz="6" w:val="single"/>
-              <w:bottom w:color="000000" w:space="0" w:sz="6" w:val="single"/>
-              <w:right w:color="000000" w:space="0" w:sz="6" w:val="single"/>
+              <w:top w:val="single" w:sz="6" w:space="0" w:color="000000"/>
+              <w:left w:val="single" w:sz="6" w:space="0" w:color="000000"/>
+              <w:bottom w:val="single" w:sz="6" w:space="0" w:color="000000"/>
+              <w:right w:val="single" w:sz="6" w:space="0" w:color="000000"/>
             </w:tcBorders>
             <w:tcMar>
-              <w:top w:w="100.0" w:type="dxa"/>
-              <w:left w:w="100.0" w:type="dxa"/>
-              <w:bottom w:w="100.0" w:type="dxa"/>
-              <w:right w:w="100.0" w:type="dxa"/>
+              <w:top w:w="100" w:type="dxa"/>
+              <w:left w:w="100" w:type="dxa"/>
+              <w:bottom w:w="100" w:type="dxa"/>
+              <w:right w:w="100" w:type="dxa"/>
             </w:tcMar>
-            <w:vAlign w:val="top"/>
           </w:tcPr>
           <w:p>
             <w:pPr>
               <w:rPr>
-                <w:rFonts w:ascii="Times New Roman" w:cs="Times New Roman" w:eastAsia="Times New Roman" w:hAnsi="Times New Roman"/>
+                <w:rFonts w:ascii="Times New Roman" w:eastAsia="Times New Roman" w:hAnsi="Times New Roman" w:cs="Times New Roman"/>
               </w:rPr>
             </w:pPr>
             <w:r>
               <w:rPr>
-                <w:rFonts w:ascii="Times New Roman" w:cs="Times New Roman" w:eastAsia="Times New Roman" w:hAnsi="Times New Roman"/>
-                <w:rtl w:val="0"/>
-              </w:rPr>
-              <w:t xml:space="preserve">1</w:t>
+                <w:rFonts w:ascii="Times New Roman" w:eastAsia="Times New Roman" w:hAnsi="Times New Roman" w:cs="Times New Roman"/>
+              </w:rPr>
+              <w:t>1</w:t>
             </w:r>
           </w:p>
         </w:tc>
         <w:tc>
           <w:tcPr>
+            <w:tcW w:w="650" w:type="dxa"/>
             <w:tcBorders>
-              <w:top w:color="000000" w:space="0" w:sz="6" w:val="single"/>
-              <w:left w:color="000000" w:space="0" w:sz="6" w:val="single"/>
-              <w:bottom w:color="000000" w:space="0" w:sz="6" w:val="single"/>
-              <w:right w:color="000000" w:space="0" w:sz="6" w:val="single"/>
+              <w:top w:val="single" w:sz="6" w:space="0" w:color="000000"/>
+              <w:left w:val="single" w:sz="6" w:space="0" w:color="000000"/>
+              <w:bottom w:val="single" w:sz="6" w:space="0" w:color="000000"/>
+              <w:right w:val="single" w:sz="6" w:space="0" w:color="000000"/>
             </w:tcBorders>
             <w:tcMar>
-              <w:top w:w="100.0" w:type="dxa"/>
-              <w:left w:w="100.0" w:type="dxa"/>
-              <w:bottom w:w="100.0" w:type="dxa"/>
-              <w:right w:w="100.0" w:type="dxa"/>
+              <w:top w:w="100" w:type="dxa"/>
+              <w:left w:w="100" w:type="dxa"/>
+              <w:bottom w:w="100" w:type="dxa"/>
+              <w:right w:w="100" w:type="dxa"/>
             </w:tcMar>
-            <w:vAlign w:val="top"/>
           </w:tcPr>
           <w:p>
             <w:pPr>
               <w:rPr>
-                <w:rFonts w:ascii="Times New Roman" w:cs="Times New Roman" w:eastAsia="Times New Roman" w:hAnsi="Times New Roman"/>
+                <w:rFonts w:ascii="Times New Roman" w:eastAsia="Times New Roman" w:hAnsi="Times New Roman" w:cs="Times New Roman"/>
               </w:rPr>
             </w:pPr>
             <w:r>
               <w:rPr>
-                <w:rFonts w:ascii="Times New Roman" w:cs="Times New Roman" w:eastAsia="Times New Roman" w:hAnsi="Times New Roman"/>
-                <w:rtl w:val="0"/>
-              </w:rPr>
-              <w:t xml:space="preserve">1</w:t>
+                <w:rFonts w:ascii="Times New Roman" w:eastAsia="Times New Roman" w:hAnsi="Times New Roman" w:cs="Times New Roman"/>
+              </w:rPr>
+              <w:t>1</w:t>
             </w:r>
           </w:p>
         </w:tc>
         <w:tc>
           <w:tcPr>
+            <w:tcW w:w="710" w:type="dxa"/>
             <w:tcBorders>
-              <w:top w:color="000000" w:space="0" w:sz="6" w:val="single"/>
-              <w:left w:color="000000" w:space="0" w:sz="6" w:val="single"/>
-              <w:bottom w:color="000000" w:space="0" w:sz="6" w:val="single"/>
-              <w:right w:color="000000" w:space="0" w:sz="6" w:val="single"/>
+              <w:top w:val="single" w:sz="6" w:space="0" w:color="000000"/>
+              <w:left w:val="single" w:sz="6" w:space="0" w:color="000000"/>
+              <w:bottom w:val="single" w:sz="6" w:space="0" w:color="000000"/>
+              <w:right w:val="single" w:sz="6" w:space="0" w:color="000000"/>
             </w:tcBorders>
             <w:tcMar>
-              <w:top w:w="100.0" w:type="dxa"/>
-              <w:left w:w="100.0" w:type="dxa"/>
-              <w:bottom w:w="100.0" w:type="dxa"/>
-              <w:right w:w="100.0" w:type="dxa"/>
+              <w:top w:w="100" w:type="dxa"/>
+              <w:left w:w="100" w:type="dxa"/>
+              <w:bottom w:w="100" w:type="dxa"/>
+              <w:right w:w="100" w:type="dxa"/>
             </w:tcMar>
-            <w:vAlign w:val="top"/>
           </w:tcPr>
           <w:p>
             <w:pPr>
               <w:rPr>
-                <w:rFonts w:ascii="Times New Roman" w:cs="Times New Roman" w:eastAsia="Times New Roman" w:hAnsi="Times New Roman"/>
+                <w:rFonts w:ascii="Times New Roman" w:eastAsia="Times New Roman" w:hAnsi="Times New Roman" w:cs="Times New Roman"/>
               </w:rPr>
             </w:pPr>
             <w:r>
               <w:rPr>
-                <w:rFonts w:ascii="Times New Roman" w:cs="Times New Roman" w:eastAsia="Times New Roman" w:hAnsi="Times New Roman"/>
-                <w:rtl w:val="0"/>
-              </w:rPr>
-              <w:t xml:space="preserve">1</w:t>
+                <w:rFonts w:ascii="Times New Roman" w:eastAsia="Times New Roman" w:hAnsi="Times New Roman" w:cs="Times New Roman"/>
+              </w:rPr>
+              <w:t>1</w:t>
             </w:r>
           </w:p>
         </w:tc>
         <w:tc>
           <w:tcPr>
+            <w:tcW w:w="1100" w:type="dxa"/>
             <w:tcBorders>
-              <w:top w:color="000000" w:space="0" w:sz="6" w:val="single"/>
-              <w:left w:color="000000" w:space="0" w:sz="6" w:val="single"/>
-              <w:bottom w:color="000000" w:space="0" w:sz="6" w:val="single"/>
-              <w:right w:color="000000" w:space="0" w:sz="6" w:val="single"/>
+              <w:top w:val="single" w:sz="6" w:space="0" w:color="000000"/>
+              <w:left w:val="single" w:sz="6" w:space="0" w:color="000000"/>
+              <w:bottom w:val="single" w:sz="6" w:space="0" w:color="000000"/>
+              <w:right w:val="single" w:sz="6" w:space="0" w:color="000000"/>
             </w:tcBorders>
             <w:tcMar>
-              <w:top w:w="100.0" w:type="dxa"/>
-              <w:left w:w="100.0" w:type="dxa"/>
-              <w:bottom w:w="100.0" w:type="dxa"/>
-              <w:right w:w="100.0" w:type="dxa"/>
+              <w:top w:w="100" w:type="dxa"/>
+              <w:left w:w="100" w:type="dxa"/>
+              <w:bottom w:w="100" w:type="dxa"/>
+              <w:right w:w="100" w:type="dxa"/>
             </w:tcMar>
-            <w:vAlign w:val="top"/>
           </w:tcPr>
           <w:p>
             <w:pPr>
               <w:rPr>
-                <w:rFonts w:ascii="Times New Roman" w:cs="Times New Roman" w:eastAsia="Times New Roman" w:hAnsi="Times New Roman"/>
+                <w:rFonts w:ascii="Times New Roman" w:eastAsia="Times New Roman" w:hAnsi="Times New Roman" w:cs="Times New Roman"/>
               </w:rPr>
             </w:pPr>
             <w:r>
               <w:rPr>
-                <w:rFonts w:ascii="Times New Roman" w:cs="Times New Roman" w:eastAsia="Times New Roman" w:hAnsi="Times New Roman"/>
-                <w:rtl w:val="0"/>
-              </w:rPr>
-              <w:t xml:space="preserve">0</w:t>
+                <w:rFonts w:ascii="Times New Roman" w:eastAsia="Times New Roman" w:hAnsi="Times New Roman" w:cs="Times New Roman"/>
+              </w:rPr>
+              <w:t>0</w:t>
             </w:r>
           </w:p>
         </w:tc>
         <w:tc>
           <w:tcPr>
+            <w:tcW w:w="1085" w:type="dxa"/>
             <w:tcBorders>
-              <w:top w:color="000000" w:space="0" w:sz="6" w:val="single"/>
-              <w:left w:color="000000" w:space="0" w:sz="6" w:val="single"/>
-              <w:bottom w:color="000000" w:space="0" w:sz="6" w:val="single"/>
-              <w:right w:color="000000" w:space="0" w:sz="6" w:val="single"/>
+              <w:top w:val="single" w:sz="6" w:space="0" w:color="000000"/>
+              <w:left w:val="single" w:sz="6" w:space="0" w:color="000000"/>
+              <w:bottom w:val="single" w:sz="6" w:space="0" w:color="000000"/>
+              <w:right w:val="single" w:sz="6" w:space="0" w:color="000000"/>
             </w:tcBorders>
             <w:tcMar>
-              <w:top w:w="100.0" w:type="dxa"/>
-              <w:left w:w="100.0" w:type="dxa"/>
-              <w:bottom w:w="100.0" w:type="dxa"/>
-              <w:right w:w="100.0" w:type="dxa"/>
+              <w:top w:w="100" w:type="dxa"/>
+              <w:left w:w="100" w:type="dxa"/>
+              <w:bottom w:w="100" w:type="dxa"/>
+              <w:right w:w="100" w:type="dxa"/>
             </w:tcMar>
-            <w:vAlign w:val="top"/>
           </w:tcPr>
           <w:p>
             <w:pPr>
               <w:rPr>
-                <w:rFonts w:ascii="Times New Roman" w:cs="Times New Roman" w:eastAsia="Times New Roman" w:hAnsi="Times New Roman"/>
+                <w:rFonts w:ascii="Times New Roman" w:eastAsia="Times New Roman" w:hAnsi="Times New Roman" w:cs="Times New Roman"/>
               </w:rPr>
             </w:pPr>
             <w:r>
               <w:rPr>
-                <w:rFonts w:ascii="Times New Roman" w:cs="Times New Roman" w:eastAsia="Times New Roman" w:hAnsi="Times New Roman"/>
-                <w:rtl w:val="0"/>
-              </w:rPr>
-              <w:t xml:space="preserve">0</w:t>
+                <w:rFonts w:ascii="Times New Roman" w:eastAsia="Times New Roman" w:hAnsi="Times New Roman" w:cs="Times New Roman"/>
+              </w:rPr>
+              <w:t>0</w:t>
             </w:r>
           </w:p>
         </w:tc>
       </w:tr>
       <w:tr>
         <w:trPr>
-          <w:cantSplit w:val="0"/>
-          <w:trHeight w:val="515" w:hRule="atLeast"/>
-          <w:tblHeader w:val="0"/>
+          <w:trHeight w:val="515"/>
         </w:trPr>
         <w:tc>
           <w:tcPr>
+            <w:tcW w:w="1130" w:type="dxa"/>
             <w:tcBorders>
-              <w:top w:color="000000" w:space="0" w:sz="6" w:val="single"/>
-              <w:left w:color="000000" w:space="0" w:sz="6" w:val="single"/>
-              <w:bottom w:color="000000" w:space="0" w:sz="6" w:val="single"/>
-              <w:right w:color="000000" w:space="0" w:sz="6" w:val="single"/>
+              <w:top w:val="single" w:sz="6" w:space="0" w:color="000000"/>
+              <w:left w:val="single" w:sz="6" w:space="0" w:color="000000"/>
+              <w:bottom w:val="single" w:sz="6" w:space="0" w:color="000000"/>
+              <w:right w:val="single" w:sz="6" w:space="0" w:color="000000"/>
             </w:tcBorders>
             <w:tcMar>
-              <w:top w:w="100.0" w:type="dxa"/>
-              <w:left w:w="100.0" w:type="dxa"/>
-              <w:bottom w:w="100.0" w:type="dxa"/>
-              <w:right w:w="100.0" w:type="dxa"/>
+              <w:top w:w="100" w:type="dxa"/>
+              <w:left w:w="100" w:type="dxa"/>
+              <w:bottom w:w="100" w:type="dxa"/>
+              <w:right w:w="100" w:type="dxa"/>
             </w:tcMar>
-            <w:vAlign w:val="top"/>
           </w:tcPr>
           <w:p>
             <w:pPr>
               <w:rPr>
-                <w:rFonts w:ascii="Times New Roman" w:cs="Times New Roman" w:eastAsia="Times New Roman" w:hAnsi="Times New Roman"/>
+                <w:rFonts w:ascii="Times New Roman" w:eastAsia="Times New Roman" w:hAnsi="Times New Roman" w:cs="Times New Roman"/>
               </w:rPr>
             </w:pPr>
             <w:r>
               <w:rPr>
-                <w:rFonts w:ascii="Times New Roman" w:cs="Times New Roman" w:eastAsia="Times New Roman" w:hAnsi="Times New Roman"/>
-                <w:rtl w:val="0"/>
-              </w:rPr>
-              <w:t xml:space="preserve">S2</w:t>
+                <w:rFonts w:ascii="Times New Roman" w:eastAsia="Times New Roman" w:hAnsi="Times New Roman" w:cs="Times New Roman"/>
+              </w:rPr>
+              <w:t>S2</w:t>
             </w:r>
           </w:p>
         </w:tc>
         <w:tc>
           <w:tcPr>
+            <w:tcW w:w="350" w:type="dxa"/>
             <w:tcBorders>
-              <w:top w:color="000000" w:space="0" w:sz="6" w:val="single"/>
-              <w:left w:color="000000" w:space="0" w:sz="6" w:val="single"/>
-              <w:bottom w:color="000000" w:space="0" w:sz="6" w:val="single"/>
-              <w:right w:color="000000" w:space="0" w:sz="6" w:val="single"/>
+              <w:top w:val="single" w:sz="6" w:space="0" w:color="000000"/>
+              <w:left w:val="single" w:sz="6" w:space="0" w:color="000000"/>
+              <w:bottom w:val="single" w:sz="6" w:space="0" w:color="000000"/>
+              <w:right w:val="single" w:sz="6" w:space="0" w:color="000000"/>
             </w:tcBorders>
             <w:tcMar>
-              <w:top w:w="100.0" w:type="dxa"/>
-              <w:left w:w="100.0" w:type="dxa"/>
-              <w:bottom w:w="100.0" w:type="dxa"/>
-              <w:right w:w="100.0" w:type="dxa"/>
+              <w:top w:w="100" w:type="dxa"/>
+              <w:left w:w="100" w:type="dxa"/>
+              <w:bottom w:w="100" w:type="dxa"/>
+              <w:right w:w="100" w:type="dxa"/>
             </w:tcMar>
-            <w:vAlign w:val="top"/>
           </w:tcPr>
           <w:p>
             <w:pPr>
               <w:rPr>
-                <w:rFonts w:ascii="Times New Roman" w:cs="Times New Roman" w:eastAsia="Times New Roman" w:hAnsi="Times New Roman"/>
+                <w:rFonts w:ascii="Times New Roman" w:eastAsia="Times New Roman" w:hAnsi="Times New Roman" w:cs="Times New Roman"/>
               </w:rPr>
             </w:pPr>
             <w:r>
               <w:rPr>
-                <w:rFonts w:ascii="Times New Roman" w:cs="Times New Roman" w:eastAsia="Times New Roman" w:hAnsi="Times New Roman"/>
-                <w:rtl w:val="0"/>
-              </w:rPr>
-              <w:t xml:space="preserve">1</w:t>
+                <w:rFonts w:ascii="Times New Roman" w:eastAsia="Times New Roman" w:hAnsi="Times New Roman" w:cs="Times New Roman"/>
+              </w:rPr>
+              <w:t>1</w:t>
             </w:r>
           </w:p>
         </w:tc>
         <w:tc>
           <w:tcPr>
+            <w:tcW w:w="650" w:type="dxa"/>
             <w:tcBorders>
-              <w:top w:color="000000" w:space="0" w:sz="6" w:val="single"/>
-              <w:left w:color="000000" w:space="0" w:sz="6" w:val="single"/>
-              <w:bottom w:color="000000" w:space="0" w:sz="6" w:val="single"/>
-              <w:right w:color="000000" w:space="0" w:sz="6" w:val="single"/>
+              <w:top w:val="single" w:sz="6" w:space="0" w:color="000000"/>
+              <w:left w:val="single" w:sz="6" w:space="0" w:color="000000"/>
+              <w:bottom w:val="single" w:sz="6" w:space="0" w:color="000000"/>
+              <w:right w:val="single" w:sz="6" w:space="0" w:color="000000"/>
             </w:tcBorders>
             <w:tcMar>
-              <w:top w:w="100.0" w:type="dxa"/>
-              <w:left w:w="100.0" w:type="dxa"/>
-              <w:bottom w:w="100.0" w:type="dxa"/>
-              <w:right w:w="100.0" w:type="dxa"/>
+              <w:top w:w="100" w:type="dxa"/>
+              <w:left w:w="100" w:type="dxa"/>
+              <w:bottom w:w="100" w:type="dxa"/>
+              <w:right w:w="100" w:type="dxa"/>
             </w:tcMar>
-            <w:vAlign w:val="top"/>
           </w:tcPr>
           <w:p>
             <w:pPr>
               <w:rPr>
-                <w:rFonts w:ascii="Times New Roman" w:cs="Times New Roman" w:eastAsia="Times New Roman" w:hAnsi="Times New Roman"/>
+                <w:rFonts w:ascii="Times New Roman" w:eastAsia="Times New Roman" w:hAnsi="Times New Roman" w:cs="Times New Roman"/>
               </w:rPr>
             </w:pPr>
             <w:r>
               <w:rPr>
-                <w:rFonts w:ascii="Times New Roman" w:cs="Times New Roman" w:eastAsia="Times New Roman" w:hAnsi="Times New Roman"/>
-                <w:rtl w:val="0"/>
-              </w:rPr>
-              <w:t xml:space="preserve">1</w:t>
+                <w:rFonts w:ascii="Times New Roman" w:eastAsia="Times New Roman" w:hAnsi="Times New Roman" w:cs="Times New Roman"/>
+              </w:rPr>
+              <w:t>1</w:t>
             </w:r>
           </w:p>
         </w:tc>
         <w:tc>
           <w:tcPr>
+            <w:tcW w:w="710" w:type="dxa"/>
             <w:tcBorders>
-              <w:top w:color="000000" w:space="0" w:sz="6" w:val="single"/>
-              <w:left w:color="000000" w:space="0" w:sz="6" w:val="single"/>
-              <w:bottom w:color="000000" w:space="0" w:sz="6" w:val="single"/>
-              <w:right w:color="000000" w:space="0" w:sz="6" w:val="single"/>
+              <w:top w:val="single" w:sz="6" w:space="0" w:color="000000"/>
+              <w:left w:val="single" w:sz="6" w:space="0" w:color="000000"/>
+              <w:bottom w:val="single" w:sz="6" w:space="0" w:color="000000"/>
+              <w:right w:val="single" w:sz="6" w:space="0" w:color="000000"/>
             </w:tcBorders>
             <w:tcMar>
-              <w:top w:w="100.0" w:type="dxa"/>
-              <w:left w:w="100.0" w:type="dxa"/>
-              <w:bottom w:w="100.0" w:type="dxa"/>
-              <w:right w:w="100.0" w:type="dxa"/>
+              <w:top w:w="100" w:type="dxa"/>
+              <w:left w:w="100" w:type="dxa"/>
+              <w:bottom w:w="100" w:type="dxa"/>
+              <w:right w:w="100" w:type="dxa"/>
             </w:tcMar>
-            <w:vAlign w:val="top"/>
           </w:tcPr>
           <w:p>
             <w:pPr>
               <w:rPr>
-                <w:rFonts w:ascii="Times New Roman" w:cs="Times New Roman" w:eastAsia="Times New Roman" w:hAnsi="Times New Roman"/>
+                <w:rFonts w:ascii="Times New Roman" w:eastAsia="Times New Roman" w:hAnsi="Times New Roman" w:cs="Times New Roman"/>
               </w:rPr>
             </w:pPr>
             <w:r>
               <w:rPr>
-                <w:rFonts w:ascii="Times New Roman" w:cs="Times New Roman" w:eastAsia="Times New Roman" w:hAnsi="Times New Roman"/>
-                <w:rtl w:val="0"/>
-              </w:rPr>
-              <w:t xml:space="preserve">0</w:t>
+                <w:rFonts w:ascii="Times New Roman" w:eastAsia="Times New Roman" w:hAnsi="Times New Roman" w:cs="Times New Roman"/>
+              </w:rPr>
+              <w:t>0</w:t>
             </w:r>
           </w:p>
         </w:tc>
         <w:tc>
           <w:tcPr>
+            <w:tcW w:w="1100" w:type="dxa"/>
             <w:tcBorders>
-              <w:top w:color="000000" w:space="0" w:sz="6" w:val="single"/>
-              <w:left w:color="000000" w:space="0" w:sz="6" w:val="single"/>
-              <w:bottom w:color="000000" w:space="0" w:sz="6" w:val="single"/>
-              <w:right w:color="000000" w:space="0" w:sz="6" w:val="single"/>
+              <w:top w:val="single" w:sz="6" w:space="0" w:color="000000"/>
+              <w:left w:val="single" w:sz="6" w:space="0" w:color="000000"/>
+              <w:bottom w:val="single" w:sz="6" w:space="0" w:color="000000"/>
+              <w:right w:val="single" w:sz="6" w:space="0" w:color="000000"/>
             </w:tcBorders>
             <w:tcMar>
-              <w:top w:w="100.0" w:type="dxa"/>
-              <w:left w:w="100.0" w:type="dxa"/>
-              <w:bottom w:w="100.0" w:type="dxa"/>
-              <w:right w:w="100.0" w:type="dxa"/>
+              <w:top w:w="100" w:type="dxa"/>
+              <w:left w:w="100" w:type="dxa"/>
+              <w:bottom w:w="100" w:type="dxa"/>
+              <w:right w:w="100" w:type="dxa"/>
             </w:tcMar>
-            <w:vAlign w:val="top"/>
           </w:tcPr>
           <w:p>
             <w:pPr>
               <w:rPr>
-                <w:rFonts w:ascii="Times New Roman" w:cs="Times New Roman" w:eastAsia="Times New Roman" w:hAnsi="Times New Roman"/>
+                <w:rFonts w:ascii="Times New Roman" w:eastAsia="Times New Roman" w:hAnsi="Times New Roman" w:cs="Times New Roman"/>
               </w:rPr>
             </w:pPr>
             <w:r>
               <w:rPr>
-                <w:rFonts w:ascii="Times New Roman" w:cs="Times New Roman" w:eastAsia="Times New Roman" w:hAnsi="Times New Roman"/>
-                <w:rtl w:val="0"/>
-              </w:rPr>
-              <w:t xml:space="preserve">1</w:t>
+                <w:rFonts w:ascii="Times New Roman" w:eastAsia="Times New Roman" w:hAnsi="Times New Roman" w:cs="Times New Roman"/>
+              </w:rPr>
+              <w:t>1</w:t>
             </w:r>
           </w:p>
         </w:tc>
         <w:tc>
           <w:tcPr>
+            <w:tcW w:w="1085" w:type="dxa"/>
             <w:tcBorders>
-              <w:top w:color="000000" w:space="0" w:sz="6" w:val="single"/>
-              <w:left w:color="000000" w:space="0" w:sz="6" w:val="single"/>
-              <w:bottom w:color="000000" w:space="0" w:sz="6" w:val="single"/>
-              <w:right w:color="000000" w:space="0" w:sz="6" w:val="single"/>
+              <w:top w:val="single" w:sz="6" w:space="0" w:color="000000"/>
+              <w:left w:val="single" w:sz="6" w:space="0" w:color="000000"/>
+              <w:bottom w:val="single" w:sz="6" w:space="0" w:color="000000"/>
+              <w:right w:val="single" w:sz="6" w:space="0" w:color="000000"/>
             </w:tcBorders>
             <w:tcMar>
-              <w:top w:w="100.0" w:type="dxa"/>
-              <w:left w:w="100.0" w:type="dxa"/>
-              <w:bottom w:w="100.0" w:type="dxa"/>
-              <w:right w:w="100.0" w:type="dxa"/>
+              <w:top w:w="100" w:type="dxa"/>
+              <w:left w:w="100" w:type="dxa"/>
+              <w:bottom w:w="100" w:type="dxa"/>
+              <w:right w:w="100" w:type="dxa"/>
             </w:tcMar>
-            <w:vAlign w:val="top"/>
           </w:tcPr>
           <w:p>
             <w:pPr>
               <w:rPr>
-                <w:rFonts w:ascii="Times New Roman" w:cs="Times New Roman" w:eastAsia="Times New Roman" w:hAnsi="Times New Roman"/>
+                <w:rFonts w:ascii="Times New Roman" w:eastAsia="Times New Roman" w:hAnsi="Times New Roman" w:cs="Times New Roman"/>
               </w:rPr>
             </w:pPr>
             <w:r>
               <w:rPr>
-                <w:rFonts w:ascii="Times New Roman" w:cs="Times New Roman" w:eastAsia="Times New Roman" w:hAnsi="Times New Roman"/>
-                <w:rtl w:val="0"/>
-              </w:rPr>
-              <w:t xml:space="preserve">1</w:t>
+                <w:rFonts w:ascii="Times New Roman" w:eastAsia="Times New Roman" w:hAnsi="Times New Roman" w:cs="Times New Roman"/>
+              </w:rPr>
+              <w:t>1</w:t>
             </w:r>
           </w:p>
         </w:tc>
@@ -924,493 +892,445 @@
         <w:pStyle w:val="Heading1"/>
         <w:keepNext w:val="0"/>
         <w:keepLines w:val="0"/>
-        <w:spacing w:before="480" w:lineRule="auto"/>
-        <w:rPr>
-          <w:rFonts w:ascii="Times New Roman" w:cs="Times New Roman" w:eastAsia="Times New Roman" w:hAnsi="Times New Roman"/>
-          <w:b w:val="1"/>
-          <w:bCs w:val="1"/>
+        <w:spacing w:before="480"/>
+        <w:rPr>
+          <w:rFonts w:ascii="Times New Roman" w:eastAsia="Times New Roman" w:hAnsi="Times New Roman" w:cs="Times New Roman"/>
+          <w:b/>
+          <w:bCs/>
           <w:sz w:val="22"/>
           <w:szCs w:val="22"/>
         </w:rPr>
       </w:pPr>
-      <w:bookmarkStart w:colFirst="0" w:colLast="0" w:name="_z36g2w6hsp7n" w:id="2"/>
+      <w:bookmarkStart w:id="2" w:name="_z36g2w6hsp7n" w:colFirst="0" w:colLast="0"/>
       <w:bookmarkEnd w:id="2"/>
       <w:r>
         <w:rPr>
-          <w:rFonts w:ascii="Times New Roman" w:cs="Times New Roman" w:eastAsia="Times New Roman" w:hAnsi="Times New Roman"/>
-          <w:b w:val="1"/>
-          <w:bCs w:val="1"/>
+          <w:rFonts w:ascii="Times New Roman" w:eastAsia="Times New Roman" w:hAnsi="Times New Roman" w:cs="Times New Roman"/>
+          <w:b/>
+          <w:bCs/>
           <w:sz w:val="22"/>
           <w:szCs w:val="22"/>
-          <w:rtl w:val="0"/>
-        </w:rPr>
-        <w:t xml:space="preserve">2. Count Occurrence</w:t>
-      </w:r>
-    </w:p>
-    <w:p>
-      <w:pPr>
-        <w:spacing w:after="240" w:before="240" w:lineRule="auto"/>
-        <w:rPr>
-          <w:rFonts w:ascii="Times New Roman" w:cs="Times New Roman" w:eastAsia="Times New Roman" w:hAnsi="Times New Roman"/>
-        </w:rPr>
-      </w:pPr>
-      <w:r>
-        <w:rPr>
-          <w:rFonts w:ascii="Times New Roman" w:cs="Times New Roman" w:eastAsia="Times New Roman" w:hAnsi="Times New Roman"/>
-          <w:rtl w:val="0"/>
-        </w:rPr>
-        <w:t xml:space="preserve">Count occurrence simply counts how many times a word appears in a document.</w:t>
-      </w:r>
-    </w:p>
-    <w:p>
-      <w:pPr>
-        <w:spacing w:after="240" w:before="240" w:lineRule="auto"/>
-        <w:rPr>
-          <w:rFonts w:ascii="Times New Roman" w:cs="Times New Roman" w:eastAsia="Times New Roman" w:hAnsi="Times New Roman"/>
-        </w:rPr>
-      </w:pPr>
-      <w:r>
-        <w:rPr>
-          <w:rFonts w:ascii="Times New Roman" w:cs="Times New Roman" w:eastAsia="Times New Roman" w:hAnsi="Times New Roman"/>
-          <w:rtl w:val="0"/>
-        </w:rPr>
-        <w:t xml:space="preserve">Formula:</w:t>
-      </w:r>
-    </w:p>
-    <w:p>
-      <w:pPr>
-        <w:rPr>
-          <w:rFonts w:ascii="Times New Roman" w:cs="Times New Roman" w:eastAsia="Times New Roman" w:hAnsi="Times New Roman"/>
-        </w:rPr>
-      </w:pPr>
-      <w:r>
-        <w:rPr>
-          <w:rFonts w:ascii="Times New Roman" w:cs="Times New Roman" w:eastAsia="Times New Roman" w:hAnsi="Times New Roman"/>
-          <w:rtl w:val="0"/>
-        </w:rPr>
-        <w:t xml:space="preserve">Count(w)=Number of times word w appears in the documentCount(w) = \text{Number of times word } w \text{ appears in the document}Count(w)=Number of times word w appears in the document</w:t>
-      </w:r>
-    </w:p>
-    <w:p>
-      <w:pPr>
-        <w:spacing w:after="240" w:before="240" w:lineRule="auto"/>
-        <w:rPr>
-          <w:rFonts w:ascii="Times New Roman" w:cs="Times New Roman" w:eastAsia="Times New Roman" w:hAnsi="Times New Roman"/>
-        </w:rPr>
-      </w:pPr>
-      <w:r>
-        <w:rPr>
-          <w:rFonts w:ascii="Times New Roman" w:cs="Times New Roman" w:eastAsia="Times New Roman" w:hAnsi="Times New Roman"/>
-          <w:rtl w:val="0"/>
-        </w:rPr>
-        <w:t xml:space="preserve">Example:</w:t>
-      </w:r>
-    </w:p>
-    <w:p>
-      <w:pPr>
-        <w:spacing w:after="240" w:before="240" w:lineRule="auto"/>
-        <w:rPr>
-          <w:rFonts w:ascii="Times New Roman" w:cs="Times New Roman" w:eastAsia="Times New Roman" w:hAnsi="Times New Roman"/>
-        </w:rPr>
-      </w:pPr>
-      <w:r>
-        <w:rPr>
-          <w:rFonts w:ascii="Times New Roman" w:cs="Times New Roman" w:eastAsia="Times New Roman" w:hAnsi="Times New Roman"/>
-          <w:rtl w:val="0"/>
-        </w:rPr>
-        <w:t xml:space="preserve">Sentence: </w:t>
-      </w:r>
-      <w:r>
-        <w:rPr>
-          <w:rFonts w:ascii="Times New Roman" w:cs="Times New Roman" w:eastAsia="Times New Roman" w:hAnsi="Times New Roman"/>
-          <w:rtl w:val="0"/>
-        </w:rPr>
-        <w:t xml:space="preserve">"NLP is fun and NLP is powerful"</w:t>
+        </w:rPr>
+        <w:t>2. Count Occurrence</w:t>
+      </w:r>
+    </w:p>
+    <w:p>
+      <w:pPr>
+        <w:spacing w:before="240" w:after="240"/>
+        <w:rPr>
+          <w:rFonts w:ascii="Times New Roman" w:eastAsia="Times New Roman" w:hAnsi="Times New Roman" w:cs="Times New Roman"/>
+        </w:rPr>
+      </w:pPr>
+      <w:r>
+        <w:rPr>
+          <w:rFonts w:ascii="Times New Roman" w:eastAsia="Times New Roman" w:hAnsi="Times New Roman" w:cs="Times New Roman"/>
+        </w:rPr>
+        <w:t>Count occurrence simply counts how many times a word appears in a document.</w:t>
+      </w:r>
+    </w:p>
+    <w:p>
+      <w:pPr>
+        <w:spacing w:before="240" w:after="240"/>
+        <w:rPr>
+          <w:rFonts w:ascii="Times New Roman" w:eastAsia="Times New Roman" w:hAnsi="Times New Roman" w:cs="Times New Roman"/>
+        </w:rPr>
+      </w:pPr>
+      <w:r>
+        <w:rPr>
+          <w:rFonts w:ascii="Times New Roman" w:eastAsia="Times New Roman" w:hAnsi="Times New Roman" w:cs="Times New Roman"/>
+        </w:rPr>
+        <w:t>Formula:</w:t>
+      </w:r>
+    </w:p>
+    <w:p>
+      <w:pPr>
+        <w:rPr>
+          <w:rFonts w:ascii="Times New Roman" w:eastAsia="Times New Roman" w:hAnsi="Times New Roman" w:cs="Times New Roman"/>
+        </w:rPr>
+      </w:pPr>
+      <w:r>
+        <w:rPr>
+          <w:rFonts w:ascii="Times New Roman" w:eastAsia="Times New Roman" w:hAnsi="Times New Roman" w:cs="Times New Roman"/>
+        </w:rPr>
+        <w:lastRenderedPageBreak/>
+        <w:t>Count(w)=Number of times word w appears in the documentCount(w) = \text{Number of times word } w \text{ appears in the document}Count(w)=Number of times word w appears in the document</w:t>
+      </w:r>
+    </w:p>
+    <w:p>
+      <w:pPr>
+        <w:spacing w:before="240" w:after="240"/>
+        <w:rPr>
+          <w:rFonts w:ascii="Times New Roman" w:eastAsia="Times New Roman" w:hAnsi="Times New Roman" w:cs="Times New Roman"/>
+        </w:rPr>
+      </w:pPr>
+      <w:r>
+        <w:rPr>
+          <w:rFonts w:ascii="Times New Roman" w:eastAsia="Times New Roman" w:hAnsi="Times New Roman" w:cs="Times New Roman"/>
+        </w:rPr>
+        <w:t>Example:</w:t>
+      </w:r>
+    </w:p>
+    <w:p>
+      <w:pPr>
+        <w:spacing w:before="240" w:after="240"/>
+        <w:rPr>
+          <w:rFonts w:ascii="Times New Roman" w:eastAsia="Times New Roman" w:hAnsi="Times New Roman" w:cs="Times New Roman"/>
+        </w:rPr>
+      </w:pPr>
+      <w:r>
+        <w:rPr>
+          <w:rFonts w:ascii="Times New Roman" w:eastAsia="Times New Roman" w:hAnsi="Times New Roman" w:cs="Times New Roman"/>
+        </w:rPr>
+        <w:t>Sentence: "NLP is fun and NLP is powerful"</w:t>
       </w:r>
     </w:p>
     <w:tbl>
       <w:tblPr>
-        <w:tblStyle w:val="Table2"/>
-        <w:tblW w:w="1975.0" w:type="dxa"/>
-        <w:jc w:val="left"/>
+        <w:tblStyle w:val="a0"/>
+        <w:tblW w:w="1975" w:type="dxa"/>
+        <w:tblInd w:w="0" w:type="dxa"/>
         <w:tblBorders>
-          <w:top w:color="000000" w:space="0" w:sz="6" w:val="single"/>
-          <w:left w:color="000000" w:space="0" w:sz="6" w:val="single"/>
-          <w:bottom w:color="000000" w:space="0" w:sz="6" w:val="single"/>
-          <w:right w:color="000000" w:space="0" w:sz="6" w:val="single"/>
-          <w:insideH w:color="000000" w:space="0" w:sz="6" w:val="single"/>
-          <w:insideV w:color="000000" w:space="0" w:sz="6" w:val="single"/>
+          <w:top w:val="single" w:sz="6" w:space="0" w:color="000000"/>
+          <w:left w:val="single" w:sz="6" w:space="0" w:color="000000"/>
+          <w:bottom w:val="single" w:sz="6" w:space="0" w:color="000000"/>
+          <w:right w:val="single" w:sz="6" w:space="0" w:color="000000"/>
+          <w:insideH w:val="single" w:sz="6" w:space="0" w:color="000000"/>
+          <w:insideV w:val="single" w:sz="6" w:space="0" w:color="000000"/>
         </w:tblBorders>
         <w:tblLayout w:type="fixed"/>
-        <w:tblLook w:val="0600"/>
+        <w:tblLook w:val="0600" w:firstRow="0" w:lastRow="0" w:firstColumn="0" w:lastColumn="0" w:noHBand="1" w:noVBand="1"/>
       </w:tblPr>
       <w:tblGrid>
         <w:gridCol w:w="1100"/>
         <w:gridCol w:w="875"/>
-        <w:tblGridChange w:id="0">
-          <w:tblGrid>
-            <w:gridCol w:w="1100"/>
-            <w:gridCol w:w="875"/>
-          </w:tblGrid>
-        </w:tblGridChange>
       </w:tblGrid>
       <w:tr>
         <w:trPr>
-          <w:cantSplit w:val="0"/>
-          <w:trHeight w:val="515" w:hRule="atLeast"/>
-          <w:tblHeader w:val="0"/>
+          <w:trHeight w:val="515"/>
         </w:trPr>
         <w:tc>
           <w:tcPr>
+            <w:tcW w:w="1100" w:type="dxa"/>
             <w:tcBorders>
-              <w:top w:color="000000" w:space="0" w:sz="6" w:val="single"/>
-              <w:left w:color="000000" w:space="0" w:sz="6" w:val="single"/>
-              <w:bottom w:color="000000" w:space="0" w:sz="6" w:val="single"/>
-              <w:right w:color="000000" w:space="0" w:sz="6" w:val="single"/>
+              <w:top w:val="single" w:sz="6" w:space="0" w:color="000000"/>
+              <w:left w:val="single" w:sz="6" w:space="0" w:color="000000"/>
+              <w:bottom w:val="single" w:sz="6" w:space="0" w:color="000000"/>
+              <w:right w:val="single" w:sz="6" w:space="0" w:color="000000"/>
             </w:tcBorders>
             <w:tcMar>
-              <w:top w:w="100.0" w:type="dxa"/>
-              <w:left w:w="100.0" w:type="dxa"/>
-              <w:bottom w:w="100.0" w:type="dxa"/>
-              <w:right w:w="100.0" w:type="dxa"/>
+              <w:top w:w="100" w:type="dxa"/>
+              <w:left w:w="100" w:type="dxa"/>
+              <w:bottom w:w="100" w:type="dxa"/>
+              <w:right w:w="100" w:type="dxa"/>
             </w:tcMar>
-            <w:vAlign w:val="top"/>
           </w:tcPr>
           <w:p>
             <w:pPr>
               <w:jc w:val="center"/>
               <w:rPr>
-                <w:rFonts w:ascii="Times New Roman" w:cs="Times New Roman" w:eastAsia="Times New Roman" w:hAnsi="Times New Roman"/>
+                <w:rFonts w:ascii="Times New Roman" w:eastAsia="Times New Roman" w:hAnsi="Times New Roman" w:cs="Times New Roman"/>
               </w:rPr>
             </w:pPr>
             <w:r>
               <w:rPr>
-                <w:rFonts w:ascii="Times New Roman" w:cs="Times New Roman" w:eastAsia="Times New Roman" w:hAnsi="Times New Roman"/>
-                <w:b w:val="1"/>
-                <w:bCs w:val="1"/>
-                <w:rtl w:val="0"/>
-              </w:rPr>
-              <w:t xml:space="preserve">Word</w:t>
-            </w:r>
-            <w:r>
-              <w:rPr>
-                <w:rtl w:val="0"/>
-              </w:rPr>
+                <w:rFonts w:ascii="Times New Roman" w:eastAsia="Times New Roman" w:hAnsi="Times New Roman" w:cs="Times New Roman"/>
+                <w:b/>
+                <w:bCs/>
+              </w:rPr>
+              <w:t>Word</w:t>
             </w:r>
           </w:p>
         </w:tc>
         <w:tc>
           <w:tcPr>
+            <w:tcW w:w="875" w:type="dxa"/>
             <w:tcBorders>
-              <w:top w:color="000000" w:space="0" w:sz="6" w:val="single"/>
-              <w:left w:color="000000" w:space="0" w:sz="6" w:val="single"/>
-              <w:bottom w:color="000000" w:space="0" w:sz="6" w:val="single"/>
-              <w:right w:color="000000" w:space="0" w:sz="6" w:val="single"/>
+              <w:top w:val="single" w:sz="6" w:space="0" w:color="000000"/>
+              <w:left w:val="single" w:sz="6" w:space="0" w:color="000000"/>
+              <w:bottom w:val="single" w:sz="6" w:space="0" w:color="000000"/>
+              <w:right w:val="single" w:sz="6" w:space="0" w:color="000000"/>
             </w:tcBorders>
             <w:tcMar>
-              <w:top w:w="100.0" w:type="dxa"/>
-              <w:left w:w="100.0" w:type="dxa"/>
-              <w:bottom w:w="100.0" w:type="dxa"/>
-              <w:right w:w="100.0" w:type="dxa"/>
+              <w:top w:w="100" w:type="dxa"/>
+              <w:left w:w="100" w:type="dxa"/>
+              <w:bottom w:w="100" w:type="dxa"/>
+              <w:right w:w="100" w:type="dxa"/>
             </w:tcMar>
-            <w:vAlign w:val="top"/>
           </w:tcPr>
           <w:p>
             <w:pPr>
               <w:jc w:val="center"/>
               <w:rPr>
-                <w:rFonts w:ascii="Times New Roman" w:cs="Times New Roman" w:eastAsia="Times New Roman" w:hAnsi="Times New Roman"/>
+                <w:rFonts w:ascii="Times New Roman" w:eastAsia="Times New Roman" w:hAnsi="Times New Roman" w:cs="Times New Roman"/>
               </w:rPr>
             </w:pPr>
             <w:r>
               <w:rPr>
-                <w:rFonts w:ascii="Times New Roman" w:cs="Times New Roman" w:eastAsia="Times New Roman" w:hAnsi="Times New Roman"/>
-                <w:b w:val="1"/>
-                <w:bCs w:val="1"/>
-                <w:rtl w:val="0"/>
-              </w:rPr>
-              <w:t xml:space="preserve">Count</w:t>
-            </w:r>
-            <w:r>
-              <w:rPr>
-                <w:rtl w:val="0"/>
-              </w:rPr>
+                <w:rFonts w:ascii="Times New Roman" w:eastAsia="Times New Roman" w:hAnsi="Times New Roman" w:cs="Times New Roman"/>
+                <w:b/>
+                <w:bCs/>
+              </w:rPr>
+              <w:t>Count</w:t>
             </w:r>
           </w:p>
         </w:tc>
       </w:tr>
       <w:tr>
         <w:trPr>
-          <w:cantSplit w:val="0"/>
-          <w:trHeight w:val="515" w:hRule="atLeast"/>
-          <w:tblHeader w:val="0"/>
+          <w:trHeight w:val="515"/>
         </w:trPr>
         <w:tc>
           <w:tcPr>
+            <w:tcW w:w="1100" w:type="dxa"/>
             <w:tcBorders>
-              <w:top w:color="000000" w:space="0" w:sz="6" w:val="single"/>
-              <w:left w:color="000000" w:space="0" w:sz="6" w:val="single"/>
-              <w:bottom w:color="000000" w:space="0" w:sz="6" w:val="single"/>
-              <w:right w:color="000000" w:space="0" w:sz="6" w:val="single"/>
+              <w:top w:val="single" w:sz="6" w:space="0" w:color="000000"/>
+              <w:left w:val="single" w:sz="6" w:space="0" w:color="000000"/>
+              <w:bottom w:val="single" w:sz="6" w:space="0" w:color="000000"/>
+              <w:right w:val="single" w:sz="6" w:space="0" w:color="000000"/>
             </w:tcBorders>
             <w:tcMar>
-              <w:top w:w="100.0" w:type="dxa"/>
-              <w:left w:w="100.0" w:type="dxa"/>
-              <w:bottom w:w="100.0" w:type="dxa"/>
-              <w:right w:w="100.0" w:type="dxa"/>
+              <w:top w:w="100" w:type="dxa"/>
+              <w:left w:w="100" w:type="dxa"/>
+              <w:bottom w:w="100" w:type="dxa"/>
+              <w:right w:w="100" w:type="dxa"/>
             </w:tcMar>
-            <w:vAlign w:val="top"/>
           </w:tcPr>
           <w:p>
             <w:pPr>
               <w:rPr>
-                <w:rFonts w:ascii="Times New Roman" w:cs="Times New Roman" w:eastAsia="Times New Roman" w:hAnsi="Times New Roman"/>
+                <w:rFonts w:ascii="Times New Roman" w:eastAsia="Times New Roman" w:hAnsi="Times New Roman" w:cs="Times New Roman"/>
               </w:rPr>
             </w:pPr>
             <w:r>
               <w:rPr>
-                <w:rFonts w:ascii="Times New Roman" w:cs="Times New Roman" w:eastAsia="Times New Roman" w:hAnsi="Times New Roman"/>
-                <w:rtl w:val="0"/>
-              </w:rPr>
-              <w:t xml:space="preserve">NLP</w:t>
+                <w:rFonts w:ascii="Times New Roman" w:eastAsia="Times New Roman" w:hAnsi="Times New Roman" w:cs="Times New Roman"/>
+              </w:rPr>
+              <w:t>NLP</w:t>
             </w:r>
           </w:p>
         </w:tc>
         <w:tc>
           <w:tcPr>
+            <w:tcW w:w="875" w:type="dxa"/>
             <w:tcBorders>
-              <w:top w:color="000000" w:space="0" w:sz="6" w:val="single"/>
-              <w:left w:color="000000" w:space="0" w:sz="6" w:val="single"/>
-              <w:bottom w:color="000000" w:space="0" w:sz="6" w:val="single"/>
-              <w:right w:color="000000" w:space="0" w:sz="6" w:val="single"/>
+              <w:top w:val="single" w:sz="6" w:space="0" w:color="000000"/>
+              <w:left w:val="single" w:sz="6" w:space="0" w:color="000000"/>
+              <w:bottom w:val="single" w:sz="6" w:space="0" w:color="000000"/>
+              <w:right w:val="single" w:sz="6" w:space="0" w:color="000000"/>
             </w:tcBorders>
             <w:tcMar>
-              <w:top w:w="100.0" w:type="dxa"/>
-              <w:left w:w="100.0" w:type="dxa"/>
-              <w:bottom w:w="100.0" w:type="dxa"/>
-              <w:right w:w="100.0" w:type="dxa"/>
+              <w:top w:w="100" w:type="dxa"/>
+              <w:left w:w="100" w:type="dxa"/>
+              <w:bottom w:w="100" w:type="dxa"/>
+              <w:right w:w="100" w:type="dxa"/>
             </w:tcMar>
-            <w:vAlign w:val="top"/>
           </w:tcPr>
           <w:p>
             <w:pPr>
               <w:rPr>
-                <w:rFonts w:ascii="Times New Roman" w:cs="Times New Roman" w:eastAsia="Times New Roman" w:hAnsi="Times New Roman"/>
+                <w:rFonts w:ascii="Times New Roman" w:eastAsia="Times New Roman" w:hAnsi="Times New Roman" w:cs="Times New Roman"/>
               </w:rPr>
             </w:pPr>
             <w:r>
               <w:rPr>
-                <w:rFonts w:ascii="Times New Roman" w:cs="Times New Roman" w:eastAsia="Times New Roman" w:hAnsi="Times New Roman"/>
-                <w:rtl w:val="0"/>
-              </w:rPr>
-              <w:t xml:space="preserve">2</w:t>
+                <w:rFonts w:ascii="Times New Roman" w:eastAsia="Times New Roman" w:hAnsi="Times New Roman" w:cs="Times New Roman"/>
+              </w:rPr>
+              <w:t>2</w:t>
             </w:r>
           </w:p>
         </w:tc>
       </w:tr>
       <w:tr>
         <w:trPr>
-          <w:cantSplit w:val="0"/>
-          <w:trHeight w:val="515" w:hRule="atLeast"/>
-          <w:tblHeader w:val="0"/>
+          <w:trHeight w:val="515"/>
         </w:trPr>
         <w:tc>
           <w:tcPr>
+            <w:tcW w:w="1100" w:type="dxa"/>
             <w:tcBorders>
-              <w:top w:color="000000" w:space="0" w:sz="6" w:val="single"/>
-              <w:left w:color="000000" w:space="0" w:sz="6" w:val="single"/>
-              <w:bottom w:color="000000" w:space="0" w:sz="6" w:val="single"/>
-              <w:right w:color="000000" w:space="0" w:sz="6" w:val="single"/>
+              <w:top w:val="single" w:sz="6" w:space="0" w:color="000000"/>
+              <w:left w:val="single" w:sz="6" w:space="0" w:color="000000"/>
+              <w:bottom w:val="single" w:sz="6" w:space="0" w:color="000000"/>
+              <w:right w:val="single" w:sz="6" w:space="0" w:color="000000"/>
             </w:tcBorders>
             <w:tcMar>
-              <w:top w:w="100.0" w:type="dxa"/>
-              <w:left w:w="100.0" w:type="dxa"/>
-              <w:bottom w:w="100.0" w:type="dxa"/>
-              <w:right w:w="100.0" w:type="dxa"/>
+              <w:top w:w="100" w:type="dxa"/>
+              <w:left w:w="100" w:type="dxa"/>
+              <w:bottom w:w="100" w:type="dxa"/>
+              <w:right w:w="100" w:type="dxa"/>
             </w:tcMar>
-            <w:vAlign w:val="top"/>
           </w:tcPr>
           <w:p>
             <w:pPr>
               <w:rPr>
-                <w:rFonts w:ascii="Times New Roman" w:cs="Times New Roman" w:eastAsia="Times New Roman" w:hAnsi="Times New Roman"/>
+                <w:rFonts w:ascii="Times New Roman" w:eastAsia="Times New Roman" w:hAnsi="Times New Roman" w:cs="Times New Roman"/>
               </w:rPr>
             </w:pPr>
             <w:r>
               <w:rPr>
-                <w:rFonts w:ascii="Times New Roman" w:cs="Times New Roman" w:eastAsia="Times New Roman" w:hAnsi="Times New Roman"/>
-                <w:rtl w:val="0"/>
-              </w:rPr>
-              <w:t xml:space="preserve">is</w:t>
+                <w:rFonts w:ascii="Times New Roman" w:eastAsia="Times New Roman" w:hAnsi="Times New Roman" w:cs="Times New Roman"/>
+              </w:rPr>
+              <w:t>is</w:t>
             </w:r>
           </w:p>
         </w:tc>
         <w:tc>
           <w:tcPr>
+            <w:tcW w:w="875" w:type="dxa"/>
             <w:tcBorders>
-              <w:top w:color="000000" w:space="0" w:sz="6" w:val="single"/>
-              <w:left w:color="000000" w:space="0" w:sz="6" w:val="single"/>
-              <w:bottom w:color="000000" w:space="0" w:sz="6" w:val="single"/>
-              <w:right w:color="000000" w:space="0" w:sz="6" w:val="single"/>
+              <w:top w:val="single" w:sz="6" w:space="0" w:color="000000"/>
+              <w:left w:val="single" w:sz="6" w:space="0" w:color="000000"/>
+              <w:bottom w:val="single" w:sz="6" w:space="0" w:color="000000"/>
+              <w:right w:val="single" w:sz="6" w:space="0" w:color="000000"/>
             </w:tcBorders>
             <w:tcMar>
-              <w:top w:w="100.0" w:type="dxa"/>
-              <w:left w:w="100.0" w:type="dxa"/>
-              <w:bottom w:w="100.0" w:type="dxa"/>
-              <w:right w:w="100.0" w:type="dxa"/>
+              <w:top w:w="100" w:type="dxa"/>
+              <w:left w:w="100" w:type="dxa"/>
+              <w:bottom w:w="100" w:type="dxa"/>
+              <w:right w:w="100" w:type="dxa"/>
             </w:tcMar>
-            <w:vAlign w:val="top"/>
           </w:tcPr>
           <w:p>
             <w:pPr>
               <w:rPr>
-                <w:rFonts w:ascii="Times New Roman" w:cs="Times New Roman" w:eastAsia="Times New Roman" w:hAnsi="Times New Roman"/>
+                <w:rFonts w:ascii="Times New Roman" w:eastAsia="Times New Roman" w:hAnsi="Times New Roman" w:cs="Times New Roman"/>
               </w:rPr>
             </w:pPr>
             <w:r>
               <w:rPr>
-                <w:rFonts w:ascii="Times New Roman" w:cs="Times New Roman" w:eastAsia="Times New Roman" w:hAnsi="Times New Roman"/>
-                <w:rtl w:val="0"/>
-              </w:rPr>
-              <w:t xml:space="preserve">2</w:t>
+                <w:rFonts w:ascii="Times New Roman" w:eastAsia="Times New Roman" w:hAnsi="Times New Roman" w:cs="Times New Roman"/>
+              </w:rPr>
+              <w:t>2</w:t>
             </w:r>
           </w:p>
         </w:tc>
       </w:tr>
       <w:tr>
         <w:trPr>
-          <w:cantSplit w:val="0"/>
-          <w:trHeight w:val="515" w:hRule="atLeast"/>
-          <w:tblHeader w:val="0"/>
+          <w:trHeight w:val="515"/>
         </w:trPr>
         <w:tc>
           <w:tcPr>
+            <w:tcW w:w="1100" w:type="dxa"/>
             <w:tcBorders>
-              <w:top w:color="000000" w:space="0" w:sz="6" w:val="single"/>
-              <w:left w:color="000000" w:space="0" w:sz="6" w:val="single"/>
-              <w:bottom w:color="000000" w:space="0" w:sz="6" w:val="single"/>
-              <w:right w:color="000000" w:space="0" w:sz="6" w:val="single"/>
+              <w:top w:val="single" w:sz="6" w:space="0" w:color="000000"/>
+              <w:left w:val="single" w:sz="6" w:space="0" w:color="000000"/>
+              <w:bottom w:val="single" w:sz="6" w:space="0" w:color="000000"/>
+              <w:right w:val="single" w:sz="6" w:space="0" w:color="000000"/>
             </w:tcBorders>
             <w:tcMar>
-              <w:top w:w="100.0" w:type="dxa"/>
-              <w:left w:w="100.0" w:type="dxa"/>
-              <w:bottom w:w="100.0" w:type="dxa"/>
-              <w:right w:w="100.0" w:type="dxa"/>
+              <w:top w:w="100" w:type="dxa"/>
+              <w:left w:w="100" w:type="dxa"/>
+              <w:bottom w:w="100" w:type="dxa"/>
+              <w:right w:w="100" w:type="dxa"/>
             </w:tcMar>
-            <w:vAlign w:val="top"/>
           </w:tcPr>
           <w:p>
             <w:pPr>
               <w:rPr>
-                <w:rFonts w:ascii="Times New Roman" w:cs="Times New Roman" w:eastAsia="Times New Roman" w:hAnsi="Times New Roman"/>
+                <w:rFonts w:ascii="Times New Roman" w:eastAsia="Times New Roman" w:hAnsi="Times New Roman" w:cs="Times New Roman"/>
               </w:rPr>
             </w:pPr>
             <w:r>
               <w:rPr>
-                <w:rFonts w:ascii="Times New Roman" w:cs="Times New Roman" w:eastAsia="Times New Roman" w:hAnsi="Times New Roman"/>
-                <w:rtl w:val="0"/>
-              </w:rPr>
-              <w:t xml:space="preserve">fun</w:t>
+                <w:rFonts w:ascii="Times New Roman" w:eastAsia="Times New Roman" w:hAnsi="Times New Roman" w:cs="Times New Roman"/>
+              </w:rPr>
+              <w:t>fun</w:t>
             </w:r>
           </w:p>
         </w:tc>
         <w:tc>
           <w:tcPr>
+            <w:tcW w:w="875" w:type="dxa"/>
             <w:tcBorders>
-              <w:top w:color="000000" w:space="0" w:sz="6" w:val="single"/>
-              <w:left w:color="000000" w:space="0" w:sz="6" w:val="single"/>
-              <w:bottom w:color="000000" w:space="0" w:sz="6" w:val="single"/>
-              <w:right w:color="000000" w:space="0" w:sz="6" w:val="single"/>
+              <w:top w:val="single" w:sz="6" w:space="0" w:color="000000"/>
+              <w:left w:val="single" w:sz="6" w:space="0" w:color="000000"/>
+              <w:bottom w:val="single" w:sz="6" w:space="0" w:color="000000"/>
+              <w:right w:val="single" w:sz="6" w:space="0" w:color="000000"/>
             </w:tcBorders>
             <w:tcMar>
-              <w:top w:w="100.0" w:type="dxa"/>
-              <w:left w:w="100.0" w:type="dxa"/>
-              <w:bottom w:w="100.0" w:type="dxa"/>
-              <w:right w:w="100.0" w:type="dxa"/>
+              <w:top w:w="100" w:type="dxa"/>
+              <w:left w:w="100" w:type="dxa"/>
+              <w:bottom w:w="100" w:type="dxa"/>
+              <w:right w:w="100" w:type="dxa"/>
             </w:tcMar>
-            <w:vAlign w:val="top"/>
           </w:tcPr>
           <w:p>
             <w:pPr>
               <w:rPr>
-                <w:rFonts w:ascii="Times New Roman" w:cs="Times New Roman" w:eastAsia="Times New Roman" w:hAnsi="Times New Roman"/>
+                <w:rFonts w:ascii="Times New Roman" w:eastAsia="Times New Roman" w:hAnsi="Times New Roman" w:cs="Times New Roman"/>
               </w:rPr>
             </w:pPr>
             <w:r>
               <w:rPr>
-                <w:rFonts w:ascii="Times New Roman" w:cs="Times New Roman" w:eastAsia="Times New Roman" w:hAnsi="Times New Roman"/>
-                <w:rtl w:val="0"/>
-              </w:rPr>
-              <w:t xml:space="preserve">1</w:t>
+                <w:rFonts w:ascii="Times New Roman" w:eastAsia="Times New Roman" w:hAnsi="Times New Roman" w:cs="Times New Roman"/>
+              </w:rPr>
+              <w:t>1</w:t>
             </w:r>
           </w:p>
         </w:tc>
       </w:tr>
       <w:tr>
         <w:trPr>
-          <w:cantSplit w:val="0"/>
-          <w:trHeight w:val="515" w:hRule="atLeast"/>
-          <w:tblHeader w:val="0"/>
+          <w:trHeight w:val="515"/>
         </w:trPr>
         <w:tc>
           <w:tcPr>
+            <w:tcW w:w="1100" w:type="dxa"/>
             <w:tcBorders>
-              <w:top w:color="000000" w:space="0" w:sz="6" w:val="single"/>
-              <w:left w:color="000000" w:space="0" w:sz="6" w:val="single"/>
-              <w:bottom w:color="000000" w:space="0" w:sz="6" w:val="single"/>
-              <w:right w:color="000000" w:space="0" w:sz="6" w:val="single"/>
+              <w:top w:val="single" w:sz="6" w:space="0" w:color="000000"/>
+              <w:left w:val="single" w:sz="6" w:space="0" w:color="000000"/>
+              <w:bottom w:val="single" w:sz="6" w:space="0" w:color="000000"/>
+              <w:right w:val="single" w:sz="6" w:space="0" w:color="000000"/>
             </w:tcBorders>
             <w:tcMar>
-              <w:top w:w="100.0" w:type="dxa"/>
-              <w:left w:w="100.0" w:type="dxa"/>
-              <w:bottom w:w="100.0" w:type="dxa"/>
-              <w:right w:w="100.0" w:type="dxa"/>
+              <w:top w:w="100" w:type="dxa"/>
+              <w:left w:w="100" w:type="dxa"/>
+              <w:bottom w:w="100" w:type="dxa"/>
+              <w:right w:w="100" w:type="dxa"/>
             </w:tcMar>
-            <w:vAlign w:val="top"/>
           </w:tcPr>
           <w:p>
             <w:pPr>
               <w:rPr>
-                <w:rFonts w:ascii="Times New Roman" w:cs="Times New Roman" w:eastAsia="Times New Roman" w:hAnsi="Times New Roman"/>
+                <w:rFonts w:ascii="Times New Roman" w:eastAsia="Times New Roman" w:hAnsi="Times New Roman" w:cs="Times New Roman"/>
               </w:rPr>
             </w:pPr>
             <w:r>
               <w:rPr>
-                <w:rFonts w:ascii="Times New Roman" w:cs="Times New Roman" w:eastAsia="Times New Roman" w:hAnsi="Times New Roman"/>
-                <w:rtl w:val="0"/>
-              </w:rPr>
-              <w:t xml:space="preserve">powerful</w:t>
+                <w:rFonts w:ascii="Times New Roman" w:eastAsia="Times New Roman" w:hAnsi="Times New Roman" w:cs="Times New Roman"/>
+              </w:rPr>
+              <w:t>powerful</w:t>
             </w:r>
           </w:p>
         </w:tc>
         <w:tc>
           <w:tcPr>
+            <w:tcW w:w="875" w:type="dxa"/>
             <w:tcBorders>
-              <w:top w:color="000000" w:space="0" w:sz="6" w:val="single"/>
-              <w:left w:color="000000" w:space="0" w:sz="6" w:val="single"/>
-              <w:bottom w:color="000000" w:space="0" w:sz="6" w:val="single"/>
-              <w:right w:color="000000" w:space="0" w:sz="6" w:val="single"/>
+              <w:top w:val="single" w:sz="6" w:space="0" w:color="000000"/>
+              <w:left w:val="single" w:sz="6" w:space="0" w:color="000000"/>
+              <w:bottom w:val="single" w:sz="6" w:space="0" w:color="000000"/>
+              <w:right w:val="single" w:sz="6" w:space="0" w:color="000000"/>
             </w:tcBorders>
             <w:tcMar>
-              <w:top w:w="100.0" w:type="dxa"/>
-              <w:left w:w="100.0" w:type="dxa"/>
-              <w:bottom w:w="100.0" w:type="dxa"/>
-              <w:right w:w="100.0" w:type="dxa"/>
+              <w:top w:w="100" w:type="dxa"/>
+              <w:left w:w="100" w:type="dxa"/>
+              <w:bottom w:w="100" w:type="dxa"/>
+              <w:right w:w="100" w:type="dxa"/>
             </w:tcMar>
-            <w:vAlign w:val="top"/>
           </w:tcPr>
           <w:p>
             <w:pPr>
               <w:rPr>
-                <w:rFonts w:ascii="Times New Roman" w:cs="Times New Roman" w:eastAsia="Times New Roman" w:hAnsi="Times New Roman"/>
+                <w:rFonts w:ascii="Times New Roman" w:eastAsia="Times New Roman" w:hAnsi="Times New Roman" w:cs="Times New Roman"/>
               </w:rPr>
             </w:pPr>
             <w:r>
               <w:rPr>
-                <w:rFonts w:ascii="Times New Roman" w:cs="Times New Roman" w:eastAsia="Times New Roman" w:hAnsi="Times New Roman"/>
-                <w:rtl w:val="0"/>
-              </w:rPr>
-              <w:t xml:space="preserve">1</w:t>
+                <w:rFonts w:ascii="Times New Roman" w:eastAsia="Times New Roman" w:hAnsi="Times New Roman" w:cs="Times New Roman"/>
+              </w:rPr>
+              <w:t>1</w:t>
             </w:r>
           </w:p>
         </w:tc>
@@ -1418,17 +1338,16 @@
     </w:tbl>
     <w:p>
       <w:pPr>
-        <w:spacing w:after="240" w:before="240" w:lineRule="auto"/>
-        <w:rPr>
-          <w:rFonts w:ascii="Times New Roman" w:cs="Times New Roman" w:eastAsia="Times New Roman" w:hAnsi="Times New Roman"/>
-        </w:rPr>
-      </w:pPr>
-      <w:r>
-        <w:rPr>
-          <w:rFonts w:ascii="Times New Roman" w:cs="Times New Roman" w:eastAsia="Times New Roman" w:hAnsi="Times New Roman"/>
-          <w:rtl w:val="0"/>
-        </w:rPr>
-        <w:t xml:space="preserve">Advantages:</w:t>
+        <w:spacing w:before="240" w:after="240"/>
+        <w:rPr>
+          <w:rFonts w:ascii="Times New Roman" w:eastAsia="Times New Roman" w:hAnsi="Times New Roman" w:cs="Times New Roman"/>
+        </w:rPr>
+      </w:pPr>
+      <w:r>
+        <w:rPr>
+          <w:rFonts w:ascii="Times New Roman" w:eastAsia="Times New Roman" w:hAnsi="Times New Roman" w:cs="Times New Roman"/>
+        </w:rPr>
+        <w:t>Advantages:</w:t>
       </w:r>
     </w:p>
     <w:p>
@@ -1437,19 +1356,22 @@
           <w:ilvl w:val="0"/>
           <w:numId w:val="9"/>
         </w:numPr>
-        <w:spacing w:after="0" w:afterAutospacing="0" w:before="240" w:lineRule="auto"/>
-        <w:ind w:left="720" w:hanging="360"/>
-        <w:rPr>
-          <w:rFonts w:ascii="Times New Roman" w:cs="Times New Roman" w:eastAsia="Times New Roman" w:hAnsi="Times New Roman"/>
-        </w:rPr>
-      </w:pPr>
-      <w:r>
-        <w:rPr>
-          <w:rFonts w:ascii="Times New Roman" w:cs="Times New Roman" w:eastAsia="Times New Roman" w:hAnsi="Times New Roman"/>
-          <w:rtl w:val="0"/>
-        </w:rPr>
-        <w:t xml:space="preserve">Simple to implement</w:t>
-        <w:br w:type="textWrapping"/>
+        <w:spacing w:before="240"/>
+        <w:rPr>
+          <w:rFonts w:ascii="Times New Roman" w:eastAsia="Times New Roman" w:hAnsi="Times New Roman" w:cs="Times New Roman"/>
+        </w:rPr>
+      </w:pPr>
+      <w:r>
+        <w:rPr>
+          <w:rFonts w:ascii="Times New Roman" w:eastAsia="Times New Roman" w:hAnsi="Times New Roman" w:cs="Times New Roman"/>
+        </w:rPr>
+        <w:t>Simple to implement</w:t>
+      </w:r>
+      <w:r>
+        <w:rPr>
+          <w:rFonts w:ascii="Times New Roman" w:eastAsia="Times New Roman" w:hAnsi="Times New Roman" w:cs="Times New Roman"/>
+        </w:rPr>
+        <w:br/>
       </w:r>
     </w:p>
     <w:p>
@@ -1458,34 +1380,36 @@
           <w:ilvl w:val="0"/>
           <w:numId w:val="9"/>
         </w:numPr>
-        <w:spacing w:after="240" w:before="0" w:beforeAutospacing="0" w:lineRule="auto"/>
-        <w:ind w:left="720" w:hanging="360"/>
-        <w:rPr>
-          <w:rFonts w:ascii="Times New Roman" w:cs="Times New Roman" w:eastAsia="Times New Roman" w:hAnsi="Times New Roman"/>
-        </w:rPr>
-      </w:pPr>
-      <w:r>
-        <w:rPr>
-          <w:rFonts w:ascii="Times New Roman" w:cs="Times New Roman" w:eastAsia="Times New Roman" w:hAnsi="Times New Roman"/>
-          <w:rtl w:val="0"/>
-        </w:rPr>
-        <w:t xml:space="preserve">Works well for basic text classification</w:t>
-        <w:br w:type="textWrapping"/>
-      </w:r>
-    </w:p>
-    <w:p>
-      <w:pPr>
-        <w:spacing w:after="240" w:before="240" w:lineRule="auto"/>
-        <w:rPr>
-          <w:rFonts w:ascii="Times New Roman" w:cs="Times New Roman" w:eastAsia="Times New Roman" w:hAnsi="Times New Roman"/>
-        </w:rPr>
-      </w:pPr>
-      <w:r>
-        <w:rPr>
-          <w:rFonts w:ascii="Times New Roman" w:cs="Times New Roman" w:eastAsia="Times New Roman" w:hAnsi="Times New Roman"/>
-          <w:rtl w:val="0"/>
-        </w:rPr>
-        <w:t xml:space="preserve">Disadvantages:</w:t>
+        <w:spacing w:after="240"/>
+        <w:rPr>
+          <w:rFonts w:ascii="Times New Roman" w:eastAsia="Times New Roman" w:hAnsi="Times New Roman" w:cs="Times New Roman"/>
+        </w:rPr>
+      </w:pPr>
+      <w:r>
+        <w:rPr>
+          <w:rFonts w:ascii="Times New Roman" w:eastAsia="Times New Roman" w:hAnsi="Times New Roman" w:cs="Times New Roman"/>
+        </w:rPr>
+        <w:t>Works well for basic text classification</w:t>
+      </w:r>
+      <w:r>
+        <w:rPr>
+          <w:rFonts w:ascii="Times New Roman" w:eastAsia="Times New Roman" w:hAnsi="Times New Roman" w:cs="Times New Roman"/>
+        </w:rPr>
+        <w:br/>
+      </w:r>
+    </w:p>
+    <w:p>
+      <w:pPr>
+        <w:spacing w:before="240" w:after="240"/>
+        <w:rPr>
+          <w:rFonts w:ascii="Times New Roman" w:eastAsia="Times New Roman" w:hAnsi="Times New Roman" w:cs="Times New Roman"/>
+        </w:rPr>
+      </w:pPr>
+      <w:r>
+        <w:rPr>
+          <w:rFonts w:ascii="Times New Roman" w:eastAsia="Times New Roman" w:hAnsi="Times New Roman" w:cs="Times New Roman"/>
+        </w:rPr>
+        <w:t>Disadvantages:</w:t>
       </w:r>
     </w:p>
     <w:p>
@@ -1494,19 +1418,22 @@
           <w:ilvl w:val="0"/>
           <w:numId w:val="4"/>
         </w:numPr>
-        <w:spacing w:after="0" w:afterAutospacing="0" w:before="240" w:lineRule="auto"/>
-        <w:ind w:left="720" w:hanging="360"/>
-        <w:rPr>
-          <w:rFonts w:ascii="Times New Roman" w:cs="Times New Roman" w:eastAsia="Times New Roman" w:hAnsi="Times New Roman"/>
-        </w:rPr>
-      </w:pPr>
-      <w:r>
-        <w:rPr>
-          <w:rFonts w:ascii="Times New Roman" w:cs="Times New Roman" w:eastAsia="Times New Roman" w:hAnsi="Times New Roman"/>
-          <w:rtl w:val="0"/>
-        </w:rPr>
-        <w:t xml:space="preserve">Ignores word importance</w:t>
-        <w:br w:type="textWrapping"/>
+        <w:spacing w:before="240"/>
+        <w:rPr>
+          <w:rFonts w:ascii="Times New Roman" w:eastAsia="Times New Roman" w:hAnsi="Times New Roman" w:cs="Times New Roman"/>
+        </w:rPr>
+      </w:pPr>
+      <w:r>
+        <w:rPr>
+          <w:rFonts w:ascii="Times New Roman" w:eastAsia="Times New Roman" w:hAnsi="Times New Roman" w:cs="Times New Roman"/>
+        </w:rPr>
+        <w:t>Ignores word importance</w:t>
+      </w:r>
+      <w:r>
+        <w:rPr>
+          <w:rFonts w:ascii="Times New Roman" w:eastAsia="Times New Roman" w:hAnsi="Times New Roman" w:cs="Times New Roman"/>
+        </w:rPr>
+        <w:br/>
       </w:r>
     </w:p>
     <w:p>
@@ -1515,18 +1442,16 @@
           <w:ilvl w:val="0"/>
           <w:numId w:val="4"/>
         </w:numPr>
-        <w:spacing w:after="240" w:before="0" w:beforeAutospacing="0" w:lineRule="auto"/>
-        <w:ind w:left="720" w:hanging="360"/>
-        <w:rPr>
-          <w:rFonts w:ascii="Times New Roman" w:cs="Times New Roman" w:eastAsia="Times New Roman" w:hAnsi="Times New Roman"/>
-        </w:rPr>
-      </w:pPr>
-      <w:r>
-        <w:rPr>
-          <w:rFonts w:ascii="Times New Roman" w:cs="Times New Roman" w:eastAsia="Times New Roman" w:hAnsi="Times New Roman"/>
-          <w:rtl w:val="0"/>
-        </w:rPr>
-        <w:t xml:space="preserve">Common words dominate</w:t>
+        <w:spacing w:after="240"/>
+        <w:rPr>
+          <w:rFonts w:ascii="Times New Roman" w:eastAsia="Times New Roman" w:hAnsi="Times New Roman" w:cs="Times New Roman"/>
+        </w:rPr>
+      </w:pPr>
+      <w:r>
+        <w:rPr>
+          <w:rFonts w:ascii="Times New Roman" w:eastAsia="Times New Roman" w:hAnsi="Times New Roman" w:cs="Times New Roman"/>
+        </w:rPr>
+        <w:t>Common words dominate</w:t>
       </w:r>
     </w:p>
     <w:p>
@@ -1534,588 +1459,532 @@
         <w:pStyle w:val="Heading1"/>
         <w:keepNext w:val="0"/>
         <w:keepLines w:val="0"/>
-        <w:spacing w:before="480" w:lineRule="auto"/>
-        <w:rPr>
-          <w:rFonts w:ascii="Times New Roman" w:cs="Times New Roman" w:eastAsia="Times New Roman" w:hAnsi="Times New Roman"/>
-          <w:b w:val="1"/>
-          <w:bCs w:val="1"/>
+        <w:spacing w:before="480"/>
+        <w:rPr>
+          <w:rFonts w:ascii="Times New Roman" w:eastAsia="Times New Roman" w:hAnsi="Times New Roman" w:cs="Times New Roman"/>
+          <w:b/>
+          <w:bCs/>
           <w:sz w:val="22"/>
           <w:szCs w:val="22"/>
         </w:rPr>
       </w:pPr>
-      <w:bookmarkStart w:colFirst="0" w:colLast="0" w:name="_s56ohywcc6hi" w:id="3"/>
+      <w:bookmarkStart w:id="3" w:name="_s56ohywcc6hi" w:colFirst="0" w:colLast="0"/>
       <w:bookmarkEnd w:id="3"/>
       <w:r>
         <w:rPr>
-          <w:rFonts w:ascii="Times New Roman" w:cs="Times New Roman" w:eastAsia="Times New Roman" w:hAnsi="Times New Roman"/>
-          <w:b w:val="1"/>
-          <w:bCs w:val="1"/>
+          <w:rFonts w:ascii="Times New Roman" w:eastAsia="Times New Roman" w:hAnsi="Times New Roman" w:cs="Times New Roman"/>
+          <w:b/>
+          <w:bCs/>
           <w:sz w:val="22"/>
           <w:szCs w:val="22"/>
-          <w:rtl w:val="0"/>
-        </w:rPr>
-        <w:t xml:space="preserve">3. Normalized Count Occurrence</w:t>
-      </w:r>
-    </w:p>
-    <w:p>
-      <w:pPr>
-        <w:spacing w:after="240" w:before="240" w:lineRule="auto"/>
-        <w:rPr>
-          <w:rFonts w:ascii="Times New Roman" w:cs="Times New Roman" w:eastAsia="Times New Roman" w:hAnsi="Times New Roman"/>
-        </w:rPr>
-      </w:pPr>
-      <w:r>
-        <w:rPr>
-          <w:rFonts w:ascii="Times New Roman" w:cs="Times New Roman" w:eastAsia="Times New Roman" w:hAnsi="Times New Roman"/>
-          <w:rtl w:val="0"/>
-        </w:rPr>
-        <w:t xml:space="preserve">Normalized count removes the bias caused by longer documents.</w:t>
-      </w:r>
-    </w:p>
-    <w:p>
-      <w:pPr>
-        <w:spacing w:after="240" w:before="240" w:lineRule="auto"/>
-        <w:rPr>
-          <w:rFonts w:ascii="Times New Roman" w:cs="Times New Roman" w:eastAsia="Times New Roman" w:hAnsi="Times New Roman"/>
-        </w:rPr>
-      </w:pPr>
-      <w:r>
-        <w:rPr>
-          <w:rFonts w:ascii="Times New Roman" w:cs="Times New Roman" w:eastAsia="Times New Roman" w:hAnsi="Times New Roman"/>
-          <w:rtl w:val="0"/>
-        </w:rPr>
-        <w:t xml:space="preserve">It divides the word count by the total number of words in the document.</w:t>
-      </w:r>
-    </w:p>
-    <w:p>
-      <w:pPr>
-        <w:spacing w:after="240" w:before="240" w:lineRule="auto"/>
-        <w:rPr>
-          <w:rFonts w:ascii="Times New Roman" w:cs="Times New Roman" w:eastAsia="Times New Roman" w:hAnsi="Times New Roman"/>
-        </w:rPr>
-      </w:pPr>
-      <w:r>
-        <w:rPr>
-          <w:rFonts w:ascii="Times New Roman" w:cs="Times New Roman" w:eastAsia="Times New Roman" w:hAnsi="Times New Roman"/>
-          <w:rtl w:val="0"/>
-        </w:rPr>
-        <w:t xml:space="preserve">Formula:</w:t>
-      </w:r>
-    </w:p>
-    <w:p>
-      <w:pPr>
-        <w:rPr>
-          <w:rFonts w:ascii="Times New Roman" w:cs="Times New Roman" w:eastAsia="Times New Roman" w:hAnsi="Times New Roman"/>
-        </w:rPr>
-      </w:pPr>
-      <w:r>
-        <w:rPr>
-          <w:rFonts w:ascii="Times New Roman" w:cs="Times New Roman" w:eastAsia="Times New Roman" w:hAnsi="Times New Roman"/>
-          <w:rtl w:val="0"/>
-        </w:rPr>
-        <w:t xml:space="preserve">Normalized Count=Count of wordTotal words in documentNormalized\ Count = \frac{\text{Count of word}}{\text{Total words in document}}Normalized Count=Total words in documentCount of word​</w:t>
-      </w:r>
-    </w:p>
-    <w:p>
-      <w:pPr>
-        <w:spacing w:after="240" w:before="240" w:lineRule="auto"/>
-        <w:rPr>
-          <w:rFonts w:ascii="Times New Roman" w:cs="Times New Roman" w:eastAsia="Times New Roman" w:hAnsi="Times New Roman"/>
-        </w:rPr>
-      </w:pPr>
-      <w:r>
-        <w:rPr>
-          <w:rFonts w:ascii="Times New Roman" w:cs="Times New Roman" w:eastAsia="Times New Roman" w:hAnsi="Times New Roman"/>
-          <w:rtl w:val="0"/>
-        </w:rPr>
-        <w:t xml:space="preserve">Example:</w:t>
-      </w:r>
-    </w:p>
-    <w:p>
-      <w:pPr>
-        <w:spacing w:after="240" w:before="240" w:lineRule="auto"/>
-        <w:rPr>
-          <w:rFonts w:ascii="Times New Roman" w:cs="Times New Roman" w:eastAsia="Times New Roman" w:hAnsi="Times New Roman"/>
-        </w:rPr>
-      </w:pPr>
-      <w:r>
-        <w:rPr>
-          <w:rFonts w:ascii="Times New Roman" w:cs="Times New Roman" w:eastAsia="Times New Roman" w:hAnsi="Times New Roman"/>
-          <w:rtl w:val="0"/>
-        </w:rPr>
-        <w:t xml:space="preserve">Sentence: </w:t>
-      </w:r>
-      <w:r>
-        <w:rPr>
-          <w:rFonts w:ascii="Times New Roman" w:cs="Times New Roman" w:eastAsia="Times New Roman" w:hAnsi="Times New Roman"/>
-          <w:rtl w:val="0"/>
-        </w:rPr>
-        <w:t xml:space="preserve">"NLP is fun and NLP is powerful"</w:t>
-      </w:r>
-    </w:p>
-    <w:p>
-      <w:pPr>
-        <w:spacing w:after="240" w:before="240" w:lineRule="auto"/>
-        <w:rPr>
-          <w:rFonts w:ascii="Times New Roman" w:cs="Times New Roman" w:eastAsia="Times New Roman" w:hAnsi="Times New Roman"/>
-        </w:rPr>
-      </w:pPr>
-      <w:r>
-        <w:rPr>
-          <w:rFonts w:ascii="Times New Roman" w:cs="Times New Roman" w:eastAsia="Times New Roman" w:hAnsi="Times New Roman"/>
-          <w:rtl w:val="0"/>
-        </w:rPr>
-        <w:t xml:space="preserve">Total words = 6</w:t>
+        </w:rPr>
+        <w:t>3. Normalized Count Occurrence</w:t>
+      </w:r>
+    </w:p>
+    <w:p>
+      <w:pPr>
+        <w:spacing w:before="240" w:after="240"/>
+        <w:rPr>
+          <w:rFonts w:ascii="Times New Roman" w:eastAsia="Times New Roman" w:hAnsi="Times New Roman" w:cs="Times New Roman"/>
+        </w:rPr>
+      </w:pPr>
+      <w:r>
+        <w:rPr>
+          <w:rFonts w:ascii="Times New Roman" w:eastAsia="Times New Roman" w:hAnsi="Times New Roman" w:cs="Times New Roman"/>
+        </w:rPr>
+        <w:t>Normalized count removes the bias caused by longer documents.</w:t>
+      </w:r>
+    </w:p>
+    <w:p>
+      <w:pPr>
+        <w:spacing w:before="240" w:after="240"/>
+        <w:rPr>
+          <w:rFonts w:ascii="Times New Roman" w:eastAsia="Times New Roman" w:hAnsi="Times New Roman" w:cs="Times New Roman"/>
+        </w:rPr>
+      </w:pPr>
+      <w:r>
+        <w:rPr>
+          <w:rFonts w:ascii="Times New Roman" w:eastAsia="Times New Roman" w:hAnsi="Times New Roman" w:cs="Times New Roman"/>
+        </w:rPr>
+        <w:t>It divides the word count by the total number of words in the document.</w:t>
+      </w:r>
+    </w:p>
+    <w:p>
+      <w:pPr>
+        <w:spacing w:before="240" w:after="240"/>
+        <w:rPr>
+          <w:rFonts w:ascii="Times New Roman" w:eastAsia="Times New Roman" w:hAnsi="Times New Roman" w:cs="Times New Roman"/>
+        </w:rPr>
+      </w:pPr>
+      <w:r>
+        <w:rPr>
+          <w:rFonts w:ascii="Times New Roman" w:eastAsia="Times New Roman" w:hAnsi="Times New Roman" w:cs="Times New Roman"/>
+        </w:rPr>
+        <w:t>Formula:</w:t>
+      </w:r>
+    </w:p>
+    <w:p>
+      <w:pPr>
+        <w:rPr>
+          <w:rFonts w:ascii="Times New Roman" w:eastAsia="Times New Roman" w:hAnsi="Times New Roman" w:cs="Times New Roman"/>
+        </w:rPr>
+      </w:pPr>
+      <w:r>
+        <w:rPr>
+          <w:rFonts w:ascii="Times New Roman" w:eastAsia="Times New Roman" w:hAnsi="Times New Roman" w:cs="Times New Roman"/>
+        </w:rPr>
+        <w:t>Normalized Count=Count of wordTotal words in documentNormalized\ Count = \frac{\text{Count of word}}{\text{Total words in document}}Normalized Count=Total words in documentCount of word​</w:t>
+      </w:r>
+    </w:p>
+    <w:p>
+      <w:pPr>
+        <w:spacing w:before="240" w:after="240"/>
+        <w:rPr>
+          <w:rFonts w:ascii="Times New Roman" w:eastAsia="Times New Roman" w:hAnsi="Times New Roman" w:cs="Times New Roman"/>
+        </w:rPr>
+      </w:pPr>
+      <w:r>
+        <w:rPr>
+          <w:rFonts w:ascii="Times New Roman" w:eastAsia="Times New Roman" w:hAnsi="Times New Roman" w:cs="Times New Roman"/>
+        </w:rPr>
+        <w:t>Example:</w:t>
+      </w:r>
+    </w:p>
+    <w:p>
+      <w:pPr>
+        <w:spacing w:before="240" w:after="240"/>
+        <w:rPr>
+          <w:rFonts w:ascii="Times New Roman" w:eastAsia="Times New Roman" w:hAnsi="Times New Roman" w:cs="Times New Roman"/>
+        </w:rPr>
+      </w:pPr>
+      <w:r>
+        <w:rPr>
+          <w:rFonts w:ascii="Times New Roman" w:eastAsia="Times New Roman" w:hAnsi="Times New Roman" w:cs="Times New Roman"/>
+        </w:rPr>
+        <w:lastRenderedPageBreak/>
+        <w:t>Sentence: "NLP is fun and NLP is powerful"</w:t>
+      </w:r>
+    </w:p>
+    <w:p>
+      <w:pPr>
+        <w:spacing w:before="240" w:after="240"/>
+        <w:rPr>
+          <w:rFonts w:ascii="Times New Roman" w:eastAsia="Times New Roman" w:hAnsi="Times New Roman" w:cs="Times New Roman"/>
+        </w:rPr>
+      </w:pPr>
+      <w:r>
+        <w:rPr>
+          <w:rFonts w:ascii="Times New Roman" w:eastAsia="Times New Roman" w:hAnsi="Times New Roman" w:cs="Times New Roman"/>
+        </w:rPr>
+        <w:t>Total words = 6</w:t>
       </w:r>
     </w:p>
     <w:tbl>
       <w:tblPr>
-        <w:tblStyle w:val="Table3"/>
-        <w:tblW w:w="3825.0" w:type="dxa"/>
-        <w:jc w:val="left"/>
+        <w:tblStyle w:val="a1"/>
+        <w:tblW w:w="3825" w:type="dxa"/>
+        <w:tblInd w:w="0" w:type="dxa"/>
         <w:tblBorders>
-          <w:top w:color="000000" w:space="0" w:sz="6" w:val="single"/>
-          <w:left w:color="000000" w:space="0" w:sz="6" w:val="single"/>
-          <w:bottom w:color="000000" w:space="0" w:sz="6" w:val="single"/>
-          <w:right w:color="000000" w:space="0" w:sz="6" w:val="single"/>
-          <w:insideH w:color="000000" w:space="0" w:sz="6" w:val="single"/>
-          <w:insideV w:color="000000" w:space="0" w:sz="6" w:val="single"/>
+          <w:top w:val="single" w:sz="6" w:space="0" w:color="000000"/>
+          <w:left w:val="single" w:sz="6" w:space="0" w:color="000000"/>
+          <w:bottom w:val="single" w:sz="6" w:space="0" w:color="000000"/>
+          <w:right w:val="single" w:sz="6" w:space="0" w:color="000000"/>
+          <w:insideH w:val="single" w:sz="6" w:space="0" w:color="000000"/>
+          <w:insideV w:val="single" w:sz="6" w:space="0" w:color="000000"/>
         </w:tblBorders>
         <w:tblLayout w:type="fixed"/>
-        <w:tblLook w:val="0600"/>
+        <w:tblLook w:val="0600" w:firstRow="0" w:lastRow="0" w:firstColumn="0" w:lastColumn="0" w:noHBand="1" w:noVBand="1"/>
       </w:tblPr>
       <w:tblGrid>
         <w:gridCol w:w="815"/>
         <w:gridCol w:w="875"/>
         <w:gridCol w:w="2135"/>
-        <w:tblGridChange w:id="0">
-          <w:tblGrid>
-            <w:gridCol w:w="815"/>
-            <w:gridCol w:w="875"/>
-            <w:gridCol w:w="2135"/>
-          </w:tblGrid>
-        </w:tblGridChange>
       </w:tblGrid>
       <w:tr>
         <w:trPr>
-          <w:cantSplit w:val="0"/>
-          <w:trHeight w:val="515" w:hRule="atLeast"/>
-          <w:tblHeader w:val="0"/>
+          <w:trHeight w:val="515"/>
         </w:trPr>
         <w:tc>
           <w:tcPr>
+            <w:tcW w:w="815" w:type="dxa"/>
             <w:tcBorders>
-              <w:top w:color="000000" w:space="0" w:sz="6" w:val="single"/>
-              <w:left w:color="000000" w:space="0" w:sz="6" w:val="single"/>
-              <w:bottom w:color="000000" w:space="0" w:sz="6" w:val="single"/>
-              <w:right w:color="000000" w:space="0" w:sz="6" w:val="single"/>
+              <w:top w:val="single" w:sz="6" w:space="0" w:color="000000"/>
+              <w:left w:val="single" w:sz="6" w:space="0" w:color="000000"/>
+              <w:bottom w:val="single" w:sz="6" w:space="0" w:color="000000"/>
+              <w:right w:val="single" w:sz="6" w:space="0" w:color="000000"/>
             </w:tcBorders>
             <w:tcMar>
-              <w:top w:w="100.0" w:type="dxa"/>
-              <w:left w:w="100.0" w:type="dxa"/>
-              <w:bottom w:w="100.0" w:type="dxa"/>
-              <w:right w:w="100.0" w:type="dxa"/>
+              <w:top w:w="100" w:type="dxa"/>
+              <w:left w:w="100" w:type="dxa"/>
+              <w:bottom w:w="100" w:type="dxa"/>
+              <w:right w:w="100" w:type="dxa"/>
             </w:tcMar>
-            <w:vAlign w:val="top"/>
           </w:tcPr>
           <w:p>
             <w:pPr>
               <w:jc w:val="center"/>
               <w:rPr>
-                <w:rFonts w:ascii="Times New Roman" w:cs="Times New Roman" w:eastAsia="Times New Roman" w:hAnsi="Times New Roman"/>
+                <w:rFonts w:ascii="Times New Roman" w:eastAsia="Times New Roman" w:hAnsi="Times New Roman" w:cs="Times New Roman"/>
               </w:rPr>
             </w:pPr>
             <w:r>
               <w:rPr>
-                <w:rFonts w:ascii="Times New Roman" w:cs="Times New Roman" w:eastAsia="Times New Roman" w:hAnsi="Times New Roman"/>
-                <w:b w:val="1"/>
-                <w:bCs w:val="1"/>
-                <w:rtl w:val="0"/>
-              </w:rPr>
-              <w:t xml:space="preserve">Word</w:t>
-            </w:r>
-            <w:r>
-              <w:rPr>
-                <w:rtl w:val="0"/>
-              </w:rPr>
+                <w:rFonts w:ascii="Times New Roman" w:eastAsia="Times New Roman" w:hAnsi="Times New Roman" w:cs="Times New Roman"/>
+                <w:b/>
+                <w:bCs/>
+              </w:rPr>
+              <w:t>Word</w:t>
             </w:r>
           </w:p>
         </w:tc>
         <w:tc>
           <w:tcPr>
+            <w:tcW w:w="875" w:type="dxa"/>
             <w:tcBorders>
-              <w:top w:color="000000" w:space="0" w:sz="6" w:val="single"/>
-              <w:left w:color="000000" w:space="0" w:sz="6" w:val="single"/>
-              <w:bottom w:color="000000" w:space="0" w:sz="6" w:val="single"/>
-              <w:right w:color="000000" w:space="0" w:sz="6" w:val="single"/>
+              <w:top w:val="single" w:sz="6" w:space="0" w:color="000000"/>
+              <w:left w:val="single" w:sz="6" w:space="0" w:color="000000"/>
+              <w:bottom w:val="single" w:sz="6" w:space="0" w:color="000000"/>
+              <w:right w:val="single" w:sz="6" w:space="0" w:color="000000"/>
             </w:tcBorders>
             <w:tcMar>
-              <w:top w:w="100.0" w:type="dxa"/>
-              <w:left w:w="100.0" w:type="dxa"/>
-              <w:bottom w:w="100.0" w:type="dxa"/>
-              <w:right w:w="100.0" w:type="dxa"/>
+              <w:top w:w="100" w:type="dxa"/>
+              <w:left w:w="100" w:type="dxa"/>
+              <w:bottom w:w="100" w:type="dxa"/>
+              <w:right w:w="100" w:type="dxa"/>
             </w:tcMar>
-            <w:vAlign w:val="top"/>
           </w:tcPr>
           <w:p>
             <w:pPr>
               <w:jc w:val="center"/>
               <w:rPr>
-                <w:rFonts w:ascii="Times New Roman" w:cs="Times New Roman" w:eastAsia="Times New Roman" w:hAnsi="Times New Roman"/>
+                <w:rFonts w:ascii="Times New Roman" w:eastAsia="Times New Roman" w:hAnsi="Times New Roman" w:cs="Times New Roman"/>
               </w:rPr>
             </w:pPr>
             <w:r>
               <w:rPr>
-                <w:rFonts w:ascii="Times New Roman" w:cs="Times New Roman" w:eastAsia="Times New Roman" w:hAnsi="Times New Roman"/>
-                <w:b w:val="1"/>
-                <w:bCs w:val="1"/>
-                <w:rtl w:val="0"/>
-              </w:rPr>
-              <w:t xml:space="preserve">Count</w:t>
-            </w:r>
-            <w:r>
-              <w:rPr>
-                <w:rtl w:val="0"/>
-              </w:rPr>
+                <w:rFonts w:ascii="Times New Roman" w:eastAsia="Times New Roman" w:hAnsi="Times New Roman" w:cs="Times New Roman"/>
+                <w:b/>
+                <w:bCs/>
+              </w:rPr>
+              <w:t>Count</w:t>
             </w:r>
           </w:p>
         </w:tc>
         <w:tc>
           <w:tcPr>
+            <w:tcW w:w="2135" w:type="dxa"/>
             <w:tcBorders>
-              <w:top w:color="000000" w:space="0" w:sz="6" w:val="single"/>
-              <w:left w:color="000000" w:space="0" w:sz="6" w:val="single"/>
-              <w:bottom w:color="000000" w:space="0" w:sz="6" w:val="single"/>
-              <w:right w:color="000000" w:space="0" w:sz="6" w:val="single"/>
+              <w:top w:val="single" w:sz="6" w:space="0" w:color="000000"/>
+              <w:left w:val="single" w:sz="6" w:space="0" w:color="000000"/>
+              <w:bottom w:val="single" w:sz="6" w:space="0" w:color="000000"/>
+              <w:right w:val="single" w:sz="6" w:space="0" w:color="000000"/>
             </w:tcBorders>
             <w:tcMar>
-              <w:top w:w="100.0" w:type="dxa"/>
-              <w:left w:w="100.0" w:type="dxa"/>
-              <w:bottom w:w="100.0" w:type="dxa"/>
-              <w:right w:w="100.0" w:type="dxa"/>
+              <w:top w:w="100" w:type="dxa"/>
+              <w:left w:w="100" w:type="dxa"/>
+              <w:bottom w:w="100" w:type="dxa"/>
+              <w:right w:w="100" w:type="dxa"/>
             </w:tcMar>
-            <w:vAlign w:val="top"/>
           </w:tcPr>
           <w:p>
             <w:pPr>
               <w:jc w:val="center"/>
               <w:rPr>
-                <w:rFonts w:ascii="Times New Roman" w:cs="Times New Roman" w:eastAsia="Times New Roman" w:hAnsi="Times New Roman"/>
+                <w:rFonts w:ascii="Times New Roman" w:eastAsia="Times New Roman" w:hAnsi="Times New Roman" w:cs="Times New Roman"/>
               </w:rPr>
             </w:pPr>
             <w:r>
               <w:rPr>
-                <w:rFonts w:ascii="Times New Roman" w:cs="Times New Roman" w:eastAsia="Times New Roman" w:hAnsi="Times New Roman"/>
-                <w:b w:val="1"/>
-                <w:bCs w:val="1"/>
-                <w:rtl w:val="0"/>
-              </w:rPr>
-              <w:t xml:space="preserve">Normalized Count</w:t>
-            </w:r>
-            <w:r>
-              <w:rPr>
-                <w:rtl w:val="0"/>
-              </w:rPr>
+                <w:rFonts w:ascii="Times New Roman" w:eastAsia="Times New Roman" w:hAnsi="Times New Roman" w:cs="Times New Roman"/>
+                <w:b/>
+                <w:bCs/>
+              </w:rPr>
+              <w:t>Normalized Count</w:t>
             </w:r>
           </w:p>
         </w:tc>
       </w:tr>
       <w:tr>
         <w:trPr>
-          <w:cantSplit w:val="0"/>
-          <w:trHeight w:val="515" w:hRule="atLeast"/>
-          <w:tblHeader w:val="0"/>
+          <w:trHeight w:val="515"/>
         </w:trPr>
         <w:tc>
           <w:tcPr>
+            <w:tcW w:w="815" w:type="dxa"/>
             <w:tcBorders>
-              <w:top w:color="000000" w:space="0" w:sz="6" w:val="single"/>
-              <w:left w:color="000000" w:space="0" w:sz="6" w:val="single"/>
-              <w:bottom w:color="000000" w:space="0" w:sz="6" w:val="single"/>
-              <w:right w:color="000000" w:space="0" w:sz="6" w:val="single"/>
+              <w:top w:val="single" w:sz="6" w:space="0" w:color="000000"/>
+              <w:left w:val="single" w:sz="6" w:space="0" w:color="000000"/>
+              <w:bottom w:val="single" w:sz="6" w:space="0" w:color="000000"/>
+              <w:right w:val="single" w:sz="6" w:space="0" w:color="000000"/>
             </w:tcBorders>
             <w:tcMar>
-              <w:top w:w="100.0" w:type="dxa"/>
-              <w:left w:w="100.0" w:type="dxa"/>
-              <w:bottom w:w="100.0" w:type="dxa"/>
-              <w:right w:w="100.0" w:type="dxa"/>
+              <w:top w:w="100" w:type="dxa"/>
+              <w:left w:w="100" w:type="dxa"/>
+              <w:bottom w:w="100" w:type="dxa"/>
+              <w:right w:w="100" w:type="dxa"/>
             </w:tcMar>
-            <w:vAlign w:val="top"/>
           </w:tcPr>
           <w:p>
             <w:pPr>
               <w:rPr>
-                <w:rFonts w:ascii="Times New Roman" w:cs="Times New Roman" w:eastAsia="Times New Roman" w:hAnsi="Times New Roman"/>
+                <w:rFonts w:ascii="Times New Roman" w:eastAsia="Times New Roman" w:hAnsi="Times New Roman" w:cs="Times New Roman"/>
               </w:rPr>
             </w:pPr>
             <w:r>
               <w:rPr>
-                <w:rFonts w:ascii="Times New Roman" w:cs="Times New Roman" w:eastAsia="Times New Roman" w:hAnsi="Times New Roman"/>
-                <w:rtl w:val="0"/>
-              </w:rPr>
-              <w:t xml:space="preserve">NLP</w:t>
+                <w:rFonts w:ascii="Times New Roman" w:eastAsia="Times New Roman" w:hAnsi="Times New Roman" w:cs="Times New Roman"/>
+              </w:rPr>
+              <w:t>NLP</w:t>
             </w:r>
           </w:p>
         </w:tc>
         <w:tc>
           <w:tcPr>
+            <w:tcW w:w="875" w:type="dxa"/>
             <w:tcBorders>
-              <w:top w:color="000000" w:space="0" w:sz="6" w:val="single"/>
-              <w:left w:color="000000" w:space="0" w:sz="6" w:val="single"/>
-              <w:bottom w:color="000000" w:space="0" w:sz="6" w:val="single"/>
-              <w:right w:color="000000" w:space="0" w:sz="6" w:val="single"/>
+              <w:top w:val="single" w:sz="6" w:space="0" w:color="000000"/>
+              <w:left w:val="single" w:sz="6" w:space="0" w:color="000000"/>
+              <w:bottom w:val="single" w:sz="6" w:space="0" w:color="000000"/>
+              <w:right w:val="single" w:sz="6" w:space="0" w:color="000000"/>
             </w:tcBorders>
             <w:tcMar>
-              <w:top w:w="100.0" w:type="dxa"/>
-              <w:left w:w="100.0" w:type="dxa"/>
-              <w:bottom w:w="100.0" w:type="dxa"/>
-              <w:right w:w="100.0" w:type="dxa"/>
+              <w:top w:w="100" w:type="dxa"/>
+              <w:left w:w="100" w:type="dxa"/>
+              <w:bottom w:w="100" w:type="dxa"/>
+              <w:right w:w="100" w:type="dxa"/>
             </w:tcMar>
-            <w:vAlign w:val="top"/>
           </w:tcPr>
           <w:p>
             <w:pPr>
               <w:rPr>
-                <w:rFonts w:ascii="Times New Roman" w:cs="Times New Roman" w:eastAsia="Times New Roman" w:hAnsi="Times New Roman"/>
+                <w:rFonts w:ascii="Times New Roman" w:eastAsia="Times New Roman" w:hAnsi="Times New Roman" w:cs="Times New Roman"/>
               </w:rPr>
             </w:pPr>
             <w:r>
               <w:rPr>
-                <w:rFonts w:ascii="Times New Roman" w:cs="Times New Roman" w:eastAsia="Times New Roman" w:hAnsi="Times New Roman"/>
-                <w:rtl w:val="0"/>
-              </w:rPr>
-              <w:t xml:space="preserve">2</w:t>
+                <w:rFonts w:ascii="Times New Roman" w:eastAsia="Times New Roman" w:hAnsi="Times New Roman" w:cs="Times New Roman"/>
+              </w:rPr>
+              <w:t>2</w:t>
             </w:r>
           </w:p>
         </w:tc>
         <w:tc>
           <w:tcPr>
+            <w:tcW w:w="2135" w:type="dxa"/>
             <w:tcBorders>
-              <w:top w:color="000000" w:space="0" w:sz="6" w:val="single"/>
-              <w:left w:color="000000" w:space="0" w:sz="6" w:val="single"/>
-              <w:bottom w:color="000000" w:space="0" w:sz="6" w:val="single"/>
-              <w:right w:color="000000" w:space="0" w:sz="6" w:val="single"/>
+              <w:top w:val="single" w:sz="6" w:space="0" w:color="000000"/>
+              <w:left w:val="single" w:sz="6" w:space="0" w:color="000000"/>
+              <w:bottom w:val="single" w:sz="6" w:space="0" w:color="000000"/>
+              <w:right w:val="single" w:sz="6" w:space="0" w:color="000000"/>
             </w:tcBorders>
             <w:tcMar>
-              <w:top w:w="100.0" w:type="dxa"/>
-              <w:left w:w="100.0" w:type="dxa"/>
-              <w:bottom w:w="100.0" w:type="dxa"/>
-              <w:right w:w="100.0" w:type="dxa"/>
+              <w:top w:w="100" w:type="dxa"/>
+              <w:left w:w="100" w:type="dxa"/>
+              <w:bottom w:w="100" w:type="dxa"/>
+              <w:right w:w="100" w:type="dxa"/>
             </w:tcMar>
-            <w:vAlign w:val="top"/>
           </w:tcPr>
           <w:p>
             <w:pPr>
               <w:rPr>
-                <w:rFonts w:ascii="Times New Roman" w:cs="Times New Roman" w:eastAsia="Times New Roman" w:hAnsi="Times New Roman"/>
+                <w:rFonts w:ascii="Times New Roman" w:eastAsia="Times New Roman" w:hAnsi="Times New Roman" w:cs="Times New Roman"/>
               </w:rPr>
             </w:pPr>
             <w:r>
               <w:rPr>
-                <w:rFonts w:ascii="Times New Roman" w:cs="Times New Roman" w:eastAsia="Times New Roman" w:hAnsi="Times New Roman"/>
-                <w:rtl w:val="0"/>
-              </w:rPr>
-              <w:t xml:space="preserve">2/6 = 0.33</w:t>
+                <w:rFonts w:ascii="Times New Roman" w:eastAsia="Times New Roman" w:hAnsi="Times New Roman" w:cs="Times New Roman"/>
+              </w:rPr>
+              <w:t>2/6 = 0.33</w:t>
             </w:r>
           </w:p>
         </w:tc>
       </w:tr>
       <w:tr>
         <w:trPr>
-          <w:cantSplit w:val="0"/>
-          <w:trHeight w:val="515" w:hRule="atLeast"/>
-          <w:tblHeader w:val="0"/>
+          <w:trHeight w:val="515"/>
         </w:trPr>
         <w:tc>
           <w:tcPr>
+            <w:tcW w:w="815" w:type="dxa"/>
             <w:tcBorders>
-              <w:top w:color="000000" w:space="0" w:sz="6" w:val="single"/>
-              <w:left w:color="000000" w:space="0" w:sz="6" w:val="single"/>
-              <w:bottom w:color="000000" w:space="0" w:sz="6" w:val="single"/>
-              <w:right w:color="000000" w:space="0" w:sz="6" w:val="single"/>
+              <w:top w:val="single" w:sz="6" w:space="0" w:color="000000"/>
+              <w:left w:val="single" w:sz="6" w:space="0" w:color="000000"/>
+              <w:bottom w:val="single" w:sz="6" w:space="0" w:color="000000"/>
+              <w:right w:val="single" w:sz="6" w:space="0" w:color="000000"/>
             </w:tcBorders>
             <w:tcMar>
-              <w:top w:w="100.0" w:type="dxa"/>
-              <w:left w:w="100.0" w:type="dxa"/>
-              <w:bottom w:w="100.0" w:type="dxa"/>
-              <w:right w:w="100.0" w:type="dxa"/>
+              <w:top w:w="100" w:type="dxa"/>
+              <w:left w:w="100" w:type="dxa"/>
+              <w:bottom w:w="100" w:type="dxa"/>
+              <w:right w:w="100" w:type="dxa"/>
             </w:tcMar>
-            <w:vAlign w:val="top"/>
           </w:tcPr>
           <w:p>
             <w:pPr>
               <w:rPr>
-                <w:rFonts w:ascii="Times New Roman" w:cs="Times New Roman" w:eastAsia="Times New Roman" w:hAnsi="Times New Roman"/>
+                <w:rFonts w:ascii="Times New Roman" w:eastAsia="Times New Roman" w:hAnsi="Times New Roman" w:cs="Times New Roman"/>
               </w:rPr>
             </w:pPr>
             <w:r>
               <w:rPr>
-                <w:rFonts w:ascii="Times New Roman" w:cs="Times New Roman" w:eastAsia="Times New Roman" w:hAnsi="Times New Roman"/>
-                <w:rtl w:val="0"/>
-              </w:rPr>
-              <w:t xml:space="preserve">is</w:t>
+                <w:rFonts w:ascii="Times New Roman" w:eastAsia="Times New Roman" w:hAnsi="Times New Roman" w:cs="Times New Roman"/>
+              </w:rPr>
+              <w:t>is</w:t>
             </w:r>
           </w:p>
         </w:tc>
         <w:tc>
           <w:tcPr>
+            <w:tcW w:w="875" w:type="dxa"/>
             <w:tcBorders>
-              <w:top w:color="000000" w:space="0" w:sz="6" w:val="single"/>
-              <w:left w:color="000000" w:space="0" w:sz="6" w:val="single"/>
-              <w:bottom w:color="000000" w:space="0" w:sz="6" w:val="single"/>
-              <w:right w:color="000000" w:space="0" w:sz="6" w:val="single"/>
+              <w:top w:val="single" w:sz="6" w:space="0" w:color="000000"/>
+              <w:left w:val="single" w:sz="6" w:space="0" w:color="000000"/>
+              <w:bottom w:val="single" w:sz="6" w:space="0" w:color="000000"/>
+              <w:right w:val="single" w:sz="6" w:space="0" w:color="000000"/>
             </w:tcBorders>
             <w:tcMar>
-              <w:top w:w="100.0" w:type="dxa"/>
-              <w:left w:w="100.0" w:type="dxa"/>
-              <w:bottom w:w="100.0" w:type="dxa"/>
-              <w:right w:w="100.0" w:type="dxa"/>
+              <w:top w:w="100" w:type="dxa"/>
+              <w:left w:w="100" w:type="dxa"/>
+              <w:bottom w:w="100" w:type="dxa"/>
+              <w:right w:w="100" w:type="dxa"/>
             </w:tcMar>
-            <w:vAlign w:val="top"/>
           </w:tcPr>
           <w:p>
             <w:pPr>
               <w:rPr>
-                <w:rFonts w:ascii="Times New Roman" w:cs="Times New Roman" w:eastAsia="Times New Roman" w:hAnsi="Times New Roman"/>
+                <w:rFonts w:ascii="Times New Roman" w:eastAsia="Times New Roman" w:hAnsi="Times New Roman" w:cs="Times New Roman"/>
               </w:rPr>
             </w:pPr>
             <w:r>
               <w:rPr>
-                <w:rFonts w:ascii="Times New Roman" w:cs="Times New Roman" w:eastAsia="Times New Roman" w:hAnsi="Times New Roman"/>
-                <w:rtl w:val="0"/>
-              </w:rPr>
-              <w:t xml:space="preserve">2</w:t>
+                <w:rFonts w:ascii="Times New Roman" w:eastAsia="Times New Roman" w:hAnsi="Times New Roman" w:cs="Times New Roman"/>
+              </w:rPr>
+              <w:t>2</w:t>
             </w:r>
           </w:p>
         </w:tc>
         <w:tc>
           <w:tcPr>
+            <w:tcW w:w="2135" w:type="dxa"/>
             <w:tcBorders>
-              <w:top w:color="000000" w:space="0" w:sz="6" w:val="single"/>
-              <w:left w:color="000000" w:space="0" w:sz="6" w:val="single"/>
-              <w:bottom w:color="000000" w:space="0" w:sz="6" w:val="single"/>
-              <w:right w:color="000000" w:space="0" w:sz="6" w:val="single"/>
+              <w:top w:val="single" w:sz="6" w:space="0" w:color="000000"/>
+              <w:left w:val="single" w:sz="6" w:space="0" w:color="000000"/>
+              <w:bottom w:val="single" w:sz="6" w:space="0" w:color="000000"/>
+              <w:right w:val="single" w:sz="6" w:space="0" w:color="000000"/>
             </w:tcBorders>
             <w:tcMar>
-              <w:top w:w="100.0" w:type="dxa"/>
-              <w:left w:w="100.0" w:type="dxa"/>
-              <w:bottom w:w="100.0" w:type="dxa"/>
-              <w:right w:w="100.0" w:type="dxa"/>
+              <w:top w:w="100" w:type="dxa"/>
+              <w:left w:w="100" w:type="dxa"/>
+              <w:bottom w:w="100" w:type="dxa"/>
+              <w:right w:w="100" w:type="dxa"/>
             </w:tcMar>
-            <w:vAlign w:val="top"/>
           </w:tcPr>
           <w:p>
             <w:pPr>
               <w:rPr>
-                <w:rFonts w:ascii="Times New Roman" w:cs="Times New Roman" w:eastAsia="Times New Roman" w:hAnsi="Times New Roman"/>
+                <w:rFonts w:ascii="Times New Roman" w:eastAsia="Times New Roman" w:hAnsi="Times New Roman" w:cs="Times New Roman"/>
               </w:rPr>
             </w:pPr>
             <w:r>
               <w:rPr>
-                <w:rFonts w:ascii="Times New Roman" w:cs="Times New Roman" w:eastAsia="Times New Roman" w:hAnsi="Times New Roman"/>
-                <w:rtl w:val="0"/>
-              </w:rPr>
-              <w:t xml:space="preserve">0.33</w:t>
+                <w:rFonts w:ascii="Times New Roman" w:eastAsia="Times New Roman" w:hAnsi="Times New Roman" w:cs="Times New Roman"/>
+              </w:rPr>
+              <w:t>0.33</w:t>
             </w:r>
           </w:p>
         </w:tc>
       </w:tr>
       <w:tr>
         <w:trPr>
-          <w:cantSplit w:val="0"/>
-          <w:trHeight w:val="515" w:hRule="atLeast"/>
-          <w:tblHeader w:val="0"/>
+          <w:trHeight w:val="515"/>
         </w:trPr>
         <w:tc>
           <w:tcPr>
+            <w:tcW w:w="815" w:type="dxa"/>
             <w:tcBorders>
-              <w:top w:color="000000" w:space="0" w:sz="6" w:val="single"/>
-              <w:left w:color="000000" w:space="0" w:sz="6" w:val="single"/>
-              <w:bottom w:color="000000" w:space="0" w:sz="6" w:val="single"/>
-              <w:right w:color="000000" w:space="0" w:sz="6" w:val="single"/>
+              <w:top w:val="single" w:sz="6" w:space="0" w:color="000000"/>
+              <w:left w:val="single" w:sz="6" w:space="0" w:color="000000"/>
+              <w:bottom w:val="single" w:sz="6" w:space="0" w:color="000000"/>
+              <w:right w:val="single" w:sz="6" w:space="0" w:color="000000"/>
             </w:tcBorders>
             <w:tcMar>
-              <w:top w:w="100.0" w:type="dxa"/>
-              <w:left w:w="100.0" w:type="dxa"/>
-              <w:bottom w:w="100.0" w:type="dxa"/>
-              <w:right w:w="100.0" w:type="dxa"/>
+              <w:top w:w="100" w:type="dxa"/>
+              <w:left w:w="100" w:type="dxa"/>
+              <w:bottom w:w="100" w:type="dxa"/>
+              <w:right w:w="100" w:type="dxa"/>
             </w:tcMar>
-            <w:vAlign w:val="top"/>
           </w:tcPr>
           <w:p>
             <w:pPr>
               <w:rPr>
-                <w:rFonts w:ascii="Times New Roman" w:cs="Times New Roman" w:eastAsia="Times New Roman" w:hAnsi="Times New Roman"/>
+                <w:rFonts w:ascii="Times New Roman" w:eastAsia="Times New Roman" w:hAnsi="Times New Roman" w:cs="Times New Roman"/>
               </w:rPr>
             </w:pPr>
             <w:r>
               <w:rPr>
-                <w:rFonts w:ascii="Times New Roman" w:cs="Times New Roman" w:eastAsia="Times New Roman" w:hAnsi="Times New Roman"/>
-                <w:rtl w:val="0"/>
-              </w:rPr>
-              <w:t xml:space="preserve">fun</w:t>
+                <w:rFonts w:ascii="Times New Roman" w:eastAsia="Times New Roman" w:hAnsi="Times New Roman" w:cs="Times New Roman"/>
+              </w:rPr>
+              <w:t>fun</w:t>
             </w:r>
           </w:p>
         </w:tc>
         <w:tc>
           <w:tcPr>
+            <w:tcW w:w="875" w:type="dxa"/>
             <w:tcBorders>
-              <w:top w:color="000000" w:space="0" w:sz="6" w:val="single"/>
-              <w:left w:color="000000" w:space="0" w:sz="6" w:val="single"/>
-              <w:bottom w:color="000000" w:space="0" w:sz="6" w:val="single"/>
-              <w:right w:color="000000" w:space="0" w:sz="6" w:val="single"/>
+              <w:top w:val="single" w:sz="6" w:space="0" w:color="000000"/>
+              <w:left w:val="single" w:sz="6" w:space="0" w:color="000000"/>
+              <w:bottom w:val="single" w:sz="6" w:space="0" w:color="000000"/>
+              <w:right w:val="single" w:sz="6" w:space="0" w:color="000000"/>
             </w:tcBorders>
             <w:tcMar>
-              <w:top w:w="100.0" w:type="dxa"/>
-              <w:left w:w="100.0" w:type="dxa"/>
-              <w:bottom w:w="100.0" w:type="dxa"/>
-              <w:right w:w="100.0" w:type="dxa"/>
+              <w:top w:w="100" w:type="dxa"/>
+              <w:left w:w="100" w:type="dxa"/>
+              <w:bottom w:w="100" w:type="dxa"/>
+              <w:right w:w="100" w:type="dxa"/>
             </w:tcMar>
-            <w:vAlign w:val="top"/>
           </w:tcPr>
           <w:p>
             <w:pPr>
               <w:rPr>
-                <w:rFonts w:ascii="Times New Roman" w:cs="Times New Roman" w:eastAsia="Times New Roman" w:hAnsi="Times New Roman"/>
+                <w:rFonts w:ascii="Times New Roman" w:eastAsia="Times New Roman" w:hAnsi="Times New Roman" w:cs="Times New Roman"/>
               </w:rPr>
             </w:pPr>
             <w:r>
               <w:rPr>
-                <w:rFonts w:ascii="Times New Roman" w:cs="Times New Roman" w:eastAsia="Times New Roman" w:hAnsi="Times New Roman"/>
-                <w:rtl w:val="0"/>
-              </w:rPr>
-              <w:t xml:space="preserve">1</w:t>
+                <w:rFonts w:ascii="Times New Roman" w:eastAsia="Times New Roman" w:hAnsi="Times New Roman" w:cs="Times New Roman"/>
+              </w:rPr>
+              <w:t>1</w:t>
             </w:r>
           </w:p>
         </w:tc>
         <w:tc>
           <w:tcPr>
+            <w:tcW w:w="2135" w:type="dxa"/>
             <w:tcBorders>
-              <w:top w:color="000000" w:space="0" w:sz="6" w:val="single"/>
-              <w:left w:color="000000" w:space="0" w:sz="6" w:val="single"/>
-              <w:bottom w:color="000000" w:space="0" w:sz="6" w:val="single"/>
-              <w:right w:color="000000" w:space="0" w:sz="6" w:val="single"/>
+              <w:top w:val="single" w:sz="6" w:space="0" w:color="000000"/>
+              <w:left w:val="single" w:sz="6" w:space="0" w:color="000000"/>
+              <w:bottom w:val="single" w:sz="6" w:space="0" w:color="000000"/>
+              <w:right w:val="single" w:sz="6" w:space="0" w:color="000000"/>
             </w:tcBorders>
             <w:tcMar>
-              <w:top w:w="100.0" w:type="dxa"/>
-              <w:left w:w="100.0" w:type="dxa"/>
-              <w:bottom w:w="100.0" w:type="dxa"/>
-              <w:right w:w="100.0" w:type="dxa"/>
+              <w:top w:w="100" w:type="dxa"/>
+              <w:left w:w="100" w:type="dxa"/>
+              <w:bottom w:w="100" w:type="dxa"/>
+              <w:right w:w="100" w:type="dxa"/>
             </w:tcMar>
-            <w:vAlign w:val="top"/>
           </w:tcPr>
           <w:p>
             <w:pPr>
               <w:rPr>
-                <w:rFonts w:ascii="Times New Roman" w:cs="Times New Roman" w:eastAsia="Times New Roman" w:hAnsi="Times New Roman"/>
+                <w:rFonts w:ascii="Times New Roman" w:eastAsia="Times New Roman" w:hAnsi="Times New Roman" w:cs="Times New Roman"/>
               </w:rPr>
             </w:pPr>
             <w:r>
               <w:rPr>
-                <w:rFonts w:ascii="Times New Roman" w:cs="Times New Roman" w:eastAsia="Times New Roman" w:hAnsi="Times New Roman"/>
-                <w:rtl w:val="0"/>
-              </w:rPr>
-              <w:t xml:space="preserve">0.16</w:t>
+                <w:rFonts w:ascii="Times New Roman" w:eastAsia="Times New Roman" w:hAnsi="Times New Roman" w:cs="Times New Roman"/>
+              </w:rPr>
+              <w:t>0.16</w:t>
             </w:r>
           </w:p>
         </w:tc>
@@ -2123,17 +1992,16 @@
     </w:tbl>
     <w:p>
       <w:pPr>
-        <w:spacing w:after="240" w:before="240" w:lineRule="auto"/>
-        <w:rPr>
-          <w:rFonts w:ascii="Times New Roman" w:cs="Times New Roman" w:eastAsia="Times New Roman" w:hAnsi="Times New Roman"/>
-        </w:rPr>
-      </w:pPr>
-      <w:r>
-        <w:rPr>
-          <w:rFonts w:ascii="Times New Roman" w:cs="Times New Roman" w:eastAsia="Times New Roman" w:hAnsi="Times New Roman"/>
-          <w:rtl w:val="0"/>
-        </w:rPr>
-        <w:t xml:space="preserve">Advantages:</w:t>
+        <w:spacing w:before="240" w:after="240"/>
+        <w:rPr>
+          <w:rFonts w:ascii="Times New Roman" w:eastAsia="Times New Roman" w:hAnsi="Times New Roman" w:cs="Times New Roman"/>
+        </w:rPr>
+      </w:pPr>
+      <w:r>
+        <w:rPr>
+          <w:rFonts w:ascii="Times New Roman" w:eastAsia="Times New Roman" w:hAnsi="Times New Roman" w:cs="Times New Roman"/>
+        </w:rPr>
+        <w:t>Advantages:</w:t>
       </w:r>
     </w:p>
     <w:p>
@@ -2142,19 +2010,22 @@
           <w:ilvl w:val="0"/>
           <w:numId w:val="2"/>
         </w:numPr>
-        <w:spacing w:after="0" w:afterAutospacing="0" w:before="240" w:lineRule="auto"/>
-        <w:ind w:left="720" w:hanging="360"/>
-        <w:rPr>
-          <w:rFonts w:ascii="Times New Roman" w:cs="Times New Roman" w:eastAsia="Times New Roman" w:hAnsi="Times New Roman"/>
-        </w:rPr>
-      </w:pPr>
-      <w:r>
-        <w:rPr>
-          <w:rFonts w:ascii="Times New Roman" w:cs="Times New Roman" w:eastAsia="Times New Roman" w:hAnsi="Times New Roman"/>
-          <w:rtl w:val="0"/>
-        </w:rPr>
-        <w:t xml:space="preserve">Reduces document length bias</w:t>
-        <w:br w:type="textWrapping"/>
+        <w:spacing w:before="240"/>
+        <w:rPr>
+          <w:rFonts w:ascii="Times New Roman" w:eastAsia="Times New Roman" w:hAnsi="Times New Roman" w:cs="Times New Roman"/>
+        </w:rPr>
+      </w:pPr>
+      <w:r>
+        <w:rPr>
+          <w:rFonts w:ascii="Times New Roman" w:eastAsia="Times New Roman" w:hAnsi="Times New Roman" w:cs="Times New Roman"/>
+        </w:rPr>
+        <w:t>Reduces document length bias</w:t>
+      </w:r>
+      <w:r>
+        <w:rPr>
+          <w:rFonts w:ascii="Times New Roman" w:eastAsia="Times New Roman" w:hAnsi="Times New Roman" w:cs="Times New Roman"/>
+        </w:rPr>
+        <w:br/>
       </w:r>
     </w:p>
     <w:p>
@@ -2163,18 +2034,16 @@
           <w:ilvl w:val="0"/>
           <w:numId w:val="2"/>
         </w:numPr>
-        <w:spacing w:after="240" w:before="0" w:beforeAutospacing="0" w:lineRule="auto"/>
-        <w:ind w:left="720" w:hanging="360"/>
-        <w:rPr>
-          <w:rFonts w:ascii="Times New Roman" w:cs="Times New Roman" w:eastAsia="Times New Roman" w:hAnsi="Times New Roman"/>
-        </w:rPr>
-      </w:pPr>
-      <w:r>
-        <w:rPr>
-          <w:rFonts w:ascii="Times New Roman" w:cs="Times New Roman" w:eastAsia="Times New Roman" w:hAnsi="Times New Roman"/>
-          <w:rtl w:val="0"/>
-        </w:rPr>
-        <w:t xml:space="preserve">Produces comparable values</w:t>
+        <w:spacing w:after="240"/>
+        <w:rPr>
+          <w:rFonts w:ascii="Times New Roman" w:eastAsia="Times New Roman" w:hAnsi="Times New Roman" w:cs="Times New Roman"/>
+        </w:rPr>
+      </w:pPr>
+      <w:r>
+        <w:rPr>
+          <w:rFonts w:ascii="Times New Roman" w:eastAsia="Times New Roman" w:hAnsi="Times New Roman" w:cs="Times New Roman"/>
+        </w:rPr>
+        <w:t>Produces comparable values</w:t>
       </w:r>
     </w:p>
     <w:p>
@@ -2182,72 +2051,68 @@
         <w:pStyle w:val="Heading1"/>
         <w:keepNext w:val="0"/>
         <w:keepLines w:val="0"/>
-        <w:spacing w:before="480" w:lineRule="auto"/>
-        <w:rPr>
-          <w:rFonts w:ascii="Times New Roman" w:cs="Times New Roman" w:eastAsia="Times New Roman" w:hAnsi="Times New Roman"/>
-          <w:b w:val="1"/>
-          <w:bCs w:val="1"/>
+        <w:spacing w:before="480"/>
+        <w:rPr>
+          <w:rFonts w:ascii="Times New Roman" w:eastAsia="Times New Roman" w:hAnsi="Times New Roman" w:cs="Times New Roman"/>
+          <w:b/>
+          <w:bCs/>
           <w:sz w:val="22"/>
           <w:szCs w:val="22"/>
         </w:rPr>
       </w:pPr>
-      <w:bookmarkStart w:colFirst="0" w:colLast="0" w:name="_ezipmn247ub" w:id="4"/>
+      <w:bookmarkStart w:id="4" w:name="_ezipmn247ub" w:colFirst="0" w:colLast="0"/>
       <w:bookmarkEnd w:id="4"/>
       <w:r>
         <w:rPr>
-          <w:rFonts w:ascii="Times New Roman" w:cs="Times New Roman" w:eastAsia="Times New Roman" w:hAnsi="Times New Roman"/>
-          <w:b w:val="1"/>
-          <w:bCs w:val="1"/>
+          <w:rFonts w:ascii="Times New Roman" w:eastAsia="Times New Roman" w:hAnsi="Times New Roman" w:cs="Times New Roman"/>
+          <w:b/>
+          <w:bCs/>
           <w:sz w:val="22"/>
           <w:szCs w:val="22"/>
-          <w:rtl w:val="0"/>
-        </w:rPr>
-        <w:t xml:space="preserve">4. TF-IDF (Term Frequency – Inverse Document Frequency)</w:t>
-      </w:r>
-    </w:p>
-    <w:p>
-      <w:pPr>
-        <w:spacing w:after="240" w:before="240" w:lineRule="auto"/>
-        <w:rPr>
-          <w:rFonts w:ascii="Times New Roman" w:cs="Times New Roman" w:eastAsia="Times New Roman" w:hAnsi="Times New Roman"/>
-        </w:rPr>
-      </w:pPr>
-      <w:r>
-        <w:rPr>
-          <w:rFonts w:ascii="Times New Roman" w:cs="Times New Roman" w:eastAsia="Times New Roman" w:hAnsi="Times New Roman"/>
-          <w:rtl w:val="0"/>
-        </w:rPr>
-        <w:t xml:space="preserve">TF-IDF is a statistical technique used to measure how important a word is in a document relative to a collection of documents (corpus).</w:t>
-      </w:r>
-    </w:p>
-    <w:p>
-      <w:pPr>
-        <w:spacing w:after="240" w:before="240" w:lineRule="auto"/>
-        <w:rPr>
-          <w:rFonts w:ascii="Times New Roman" w:cs="Times New Roman" w:eastAsia="Times New Roman" w:hAnsi="Times New Roman"/>
-        </w:rPr>
-      </w:pPr>
-      <w:r>
-        <w:rPr>
-          <w:rFonts w:ascii="Times New Roman" w:cs="Times New Roman" w:eastAsia="Times New Roman" w:hAnsi="Times New Roman"/>
-          <w:rtl w:val="0"/>
-        </w:rPr>
-        <w:t xml:space="preserve">It gives higher weight to rare but important words and lower weight to common words.</w:t>
-      </w:r>
-    </w:p>
-    <w:p>
-      <w:pPr>
-        <w:spacing w:after="240" w:before="240" w:lineRule="auto"/>
-        <w:rPr>
-          <w:rFonts w:ascii="Times New Roman" w:cs="Times New Roman" w:eastAsia="Times New Roman" w:hAnsi="Times New Roman"/>
-        </w:rPr>
-      </w:pPr>
-      <w:r>
-        <w:rPr>
-          <w:rFonts w:ascii="Times New Roman" w:cs="Times New Roman" w:eastAsia="Times New Roman" w:hAnsi="Times New Roman"/>
-          <w:rtl w:val="0"/>
-        </w:rPr>
-        <w:t xml:space="preserve">TF-IDF consists of two parts:</w:t>
+        </w:rPr>
+        <w:t>4. TF-IDF (Term Frequency – Inverse Document Frequency)</w:t>
+      </w:r>
+    </w:p>
+    <w:p>
+      <w:pPr>
+        <w:spacing w:before="240" w:after="240"/>
+        <w:rPr>
+          <w:rFonts w:ascii="Times New Roman" w:eastAsia="Times New Roman" w:hAnsi="Times New Roman" w:cs="Times New Roman"/>
+        </w:rPr>
+      </w:pPr>
+      <w:r>
+        <w:rPr>
+          <w:rFonts w:ascii="Times New Roman" w:eastAsia="Times New Roman" w:hAnsi="Times New Roman" w:cs="Times New Roman"/>
+        </w:rPr>
+        <w:t>TF-IDF is a statistical technique used to measure how important a word is in a document relative to a collection of documents (corpus).</w:t>
+      </w:r>
+    </w:p>
+    <w:p>
+      <w:pPr>
+        <w:spacing w:before="240" w:after="240"/>
+        <w:rPr>
+          <w:rFonts w:ascii="Times New Roman" w:eastAsia="Times New Roman" w:hAnsi="Times New Roman" w:cs="Times New Roman"/>
+        </w:rPr>
+      </w:pPr>
+      <w:r>
+        <w:rPr>
+          <w:rFonts w:ascii="Times New Roman" w:eastAsia="Times New Roman" w:hAnsi="Times New Roman" w:cs="Times New Roman"/>
+        </w:rPr>
+        <w:t>It gives higher weight to rare but important words and lower weight to common words.</w:t>
+      </w:r>
+    </w:p>
+    <w:p>
+      <w:pPr>
+        <w:spacing w:before="240" w:after="240"/>
+        <w:rPr>
+          <w:rFonts w:ascii="Times New Roman" w:eastAsia="Times New Roman" w:hAnsi="Times New Roman" w:cs="Times New Roman"/>
+        </w:rPr>
+      </w:pPr>
+      <w:r>
+        <w:rPr>
+          <w:rFonts w:ascii="Times New Roman" w:eastAsia="Times New Roman" w:hAnsi="Times New Roman" w:cs="Times New Roman"/>
+        </w:rPr>
+        <w:t>TF-IDF consists of two parts:</w:t>
       </w:r>
     </w:p>
     <w:p>
@@ -2255,123 +2120,109 @@
         <w:pStyle w:val="Heading2"/>
         <w:keepNext w:val="0"/>
         <w:keepLines w:val="0"/>
-        <w:spacing w:after="80" w:lineRule="auto"/>
-        <w:rPr>
-          <w:rFonts w:ascii="Times New Roman" w:cs="Times New Roman" w:eastAsia="Times New Roman" w:hAnsi="Times New Roman"/>
-          <w:b w:val="1"/>
-          <w:bCs w:val="1"/>
+        <w:spacing w:after="80"/>
+        <w:rPr>
+          <w:rFonts w:ascii="Times New Roman" w:eastAsia="Times New Roman" w:hAnsi="Times New Roman" w:cs="Times New Roman"/>
+          <w:b/>
+          <w:bCs/>
           <w:sz w:val="22"/>
           <w:szCs w:val="22"/>
         </w:rPr>
       </w:pPr>
-      <w:bookmarkStart w:colFirst="0" w:colLast="0" w:name="_9w6z4wyuvv7r" w:id="5"/>
+      <w:bookmarkStart w:id="5" w:name="_9w6z4wyuvv7r" w:colFirst="0" w:colLast="0"/>
       <w:bookmarkEnd w:id="5"/>
       <w:r>
         <w:rPr>
-          <w:rFonts w:ascii="Times New Roman" w:cs="Times New Roman" w:eastAsia="Times New Roman" w:hAnsi="Times New Roman"/>
-          <w:b w:val="1"/>
-          <w:bCs w:val="1"/>
+          <w:rFonts w:ascii="Times New Roman" w:eastAsia="Times New Roman" w:hAnsi="Times New Roman" w:cs="Times New Roman"/>
+          <w:b/>
+          <w:bCs/>
           <w:sz w:val="22"/>
           <w:szCs w:val="22"/>
-          <w:rtl w:val="0"/>
-        </w:rPr>
-        <w:t xml:space="preserve">Term Frequency (TF)</w:t>
-      </w:r>
-    </w:p>
-    <w:p>
-      <w:pPr>
-        <w:spacing w:after="240" w:before="240" w:lineRule="auto"/>
-        <w:rPr>
-          <w:rFonts w:ascii="Times New Roman" w:cs="Times New Roman" w:eastAsia="Times New Roman" w:hAnsi="Times New Roman"/>
-        </w:rPr>
-      </w:pPr>
-      <w:r>
-        <w:rPr>
-          <w:rFonts w:ascii="Times New Roman" w:cs="Times New Roman" w:eastAsia="Times New Roman" w:hAnsi="Times New Roman"/>
-          <w:rtl w:val="0"/>
-        </w:rPr>
-        <w:t xml:space="preserve">Measures how frequently a word appears in a document.</w:t>
-      </w:r>
-    </w:p>
-    <w:p>
-      <w:pPr>
-        <w:spacing w:after="240" w:before="240" w:lineRule="auto"/>
-        <w:rPr>
-          <w:rFonts w:ascii="Times New Roman" w:cs="Times New Roman" w:eastAsia="Times New Roman" w:hAnsi="Times New Roman"/>
-        </w:rPr>
-      </w:pPr>
-      <w:r>
-        <w:rPr>
-          <w:rFonts w:ascii="Times New Roman" w:cs="Times New Roman" w:eastAsia="Times New Roman" w:hAnsi="Times New Roman"/>
-          <w:rtl w:val="0"/>
-        </w:rPr>
-        <w:t xml:space="preserve">Formula:</w:t>
-      </w:r>
-    </w:p>
-    <w:p>
-      <w:pPr>
-        <w:rPr>
-          <w:rFonts w:ascii="Times New Roman" w:cs="Times New Roman" w:eastAsia="Times New Roman" w:hAnsi="Times New Roman"/>
-        </w:rPr>
-      </w:pPr>
-      <w:r>
-        <w:rPr>
-          <w:rFonts w:ascii="Times New Roman" w:cs="Times New Roman" w:eastAsia="Times New Roman" w:hAnsi="Times New Roman"/>
-          <w:rtl w:val="0"/>
-        </w:rPr>
-        <w:t xml:space="preserve">TF=Number of times word appears in documentTotal words in documentTF = \frac{\text{Number of times word appears in document}}{\text{Total words in document}}TF=Total words in documentNumber of times word appears in document​</w:t>
-      </w:r>
-    </w:p>
-    <w:p>
-      <w:pPr>
-        <w:spacing w:after="240" w:before="240" w:lineRule="auto"/>
-        <w:rPr>
-          <w:rFonts w:ascii="Times New Roman" w:cs="Times New Roman" w:eastAsia="Times New Roman" w:hAnsi="Times New Roman"/>
-        </w:rPr>
-      </w:pPr>
-      <w:r>
-        <w:rPr>
-          <w:rFonts w:ascii="Times New Roman" w:cs="Times New Roman" w:eastAsia="Times New Roman" w:hAnsi="Times New Roman"/>
-          <w:rtl w:val="0"/>
-        </w:rPr>
-        <w:t xml:space="preserve">Example:</w:t>
-      </w:r>
-    </w:p>
-    <w:p>
-      <w:pPr>
-        <w:spacing w:after="240" w:before="240" w:lineRule="auto"/>
-        <w:rPr>
-          <w:rFonts w:ascii="Times New Roman" w:cs="Times New Roman" w:eastAsia="Times New Roman" w:hAnsi="Times New Roman"/>
-        </w:rPr>
-      </w:pPr>
-      <w:r>
-        <w:rPr>
-          <w:rFonts w:ascii="Times New Roman" w:cs="Times New Roman" w:eastAsia="Times New Roman" w:hAnsi="Times New Roman"/>
-          <w:rtl w:val="0"/>
-        </w:rPr>
-        <w:t xml:space="preserve">Document: </w:t>
-      </w:r>
-      <w:r>
-        <w:rPr>
-          <w:rFonts w:ascii="Times New Roman" w:cs="Times New Roman" w:eastAsia="Times New Roman" w:hAnsi="Times New Roman"/>
-          <w:rtl w:val="0"/>
-        </w:rPr>
-        <w:t xml:space="preserve">"NLP is fun and NLP is useful"</w:t>
-      </w:r>
-    </w:p>
-    <w:p>
-      <w:pPr>
-        <w:spacing w:after="240" w:before="240" w:lineRule="auto"/>
-        <w:rPr>
-          <w:rFonts w:ascii="Times New Roman" w:cs="Times New Roman" w:eastAsia="Times New Roman" w:hAnsi="Times New Roman"/>
-        </w:rPr>
-      </w:pPr>
-      <w:r>
-        <w:rPr>
-          <w:rFonts w:ascii="Times New Roman" w:cs="Times New Roman" w:eastAsia="Times New Roman" w:hAnsi="Times New Roman"/>
-          <w:rtl w:val="0"/>
-        </w:rPr>
-        <w:t xml:space="preserve">TF(NLP) = 2/6</w:t>
+        </w:rPr>
+        <w:t>Term Frequency (TF)</w:t>
+      </w:r>
+    </w:p>
+    <w:p>
+      <w:pPr>
+        <w:spacing w:before="240" w:after="240"/>
+        <w:rPr>
+          <w:rFonts w:ascii="Times New Roman" w:eastAsia="Times New Roman" w:hAnsi="Times New Roman" w:cs="Times New Roman"/>
+        </w:rPr>
+      </w:pPr>
+      <w:r>
+        <w:rPr>
+          <w:rFonts w:ascii="Times New Roman" w:eastAsia="Times New Roman" w:hAnsi="Times New Roman" w:cs="Times New Roman"/>
+        </w:rPr>
+        <w:t>Measures how frequently a word appears in a document.</w:t>
+      </w:r>
+    </w:p>
+    <w:p>
+      <w:pPr>
+        <w:spacing w:before="240" w:after="240"/>
+        <w:rPr>
+          <w:rFonts w:ascii="Times New Roman" w:eastAsia="Times New Roman" w:hAnsi="Times New Roman" w:cs="Times New Roman"/>
+        </w:rPr>
+      </w:pPr>
+      <w:r>
+        <w:rPr>
+          <w:rFonts w:ascii="Times New Roman" w:eastAsia="Times New Roman" w:hAnsi="Times New Roman" w:cs="Times New Roman"/>
+        </w:rPr>
+        <w:t>Formula:</w:t>
+      </w:r>
+    </w:p>
+    <w:p>
+      <w:pPr>
+        <w:rPr>
+          <w:rFonts w:ascii="Times New Roman" w:eastAsia="Times New Roman" w:hAnsi="Times New Roman" w:cs="Times New Roman"/>
+        </w:rPr>
+      </w:pPr>
+      <w:r>
+        <w:rPr>
+          <w:rFonts w:ascii="Times New Roman" w:eastAsia="Times New Roman" w:hAnsi="Times New Roman" w:cs="Times New Roman"/>
+        </w:rPr>
+        <w:t>TF=Number of times word appears in documentTotal words in documentTF = \frac{\text{Number of times word appears in document}}{\text{Total words in document}}TF=Total words in documentNumber of times word appears in document​</w:t>
+      </w:r>
+    </w:p>
+    <w:p>
+      <w:pPr>
+        <w:spacing w:before="240" w:after="240"/>
+        <w:rPr>
+          <w:rFonts w:ascii="Times New Roman" w:eastAsia="Times New Roman" w:hAnsi="Times New Roman" w:cs="Times New Roman"/>
+        </w:rPr>
+      </w:pPr>
+      <w:r>
+        <w:rPr>
+          <w:rFonts w:ascii="Times New Roman" w:eastAsia="Times New Roman" w:hAnsi="Times New Roman" w:cs="Times New Roman"/>
+        </w:rPr>
+        <w:t>Example:</w:t>
+      </w:r>
+    </w:p>
+    <w:p>
+      <w:pPr>
+        <w:spacing w:before="240" w:after="240"/>
+        <w:rPr>
+          <w:rFonts w:ascii="Times New Roman" w:eastAsia="Times New Roman" w:hAnsi="Times New Roman" w:cs="Times New Roman"/>
+        </w:rPr>
+      </w:pPr>
+      <w:r>
+        <w:rPr>
+          <w:rFonts w:ascii="Times New Roman" w:eastAsia="Times New Roman" w:hAnsi="Times New Roman" w:cs="Times New Roman"/>
+        </w:rPr>
+        <w:t>Document: "NLP is fun and NLP is useful"</w:t>
+      </w:r>
+    </w:p>
+    <w:p>
+      <w:pPr>
+        <w:spacing w:before="240" w:after="240"/>
+        <w:rPr>
+          <w:rFonts w:ascii="Times New Roman" w:eastAsia="Times New Roman" w:hAnsi="Times New Roman" w:cs="Times New Roman"/>
+        </w:rPr>
+      </w:pPr>
+      <w:r>
+        <w:rPr>
+          <w:rFonts w:ascii="Times New Roman" w:eastAsia="Times New Roman" w:hAnsi="Times New Roman" w:cs="Times New Roman"/>
+        </w:rPr>
+        <w:t>TF(NLP) = 2/6</w:t>
       </w:r>
     </w:p>
     <w:p>
@@ -2379,93 +2230,82 @@
         <w:pStyle w:val="Heading2"/>
         <w:keepNext w:val="0"/>
         <w:keepLines w:val="0"/>
-        <w:spacing w:after="80" w:lineRule="auto"/>
-        <w:rPr>
-          <w:rFonts w:ascii="Times New Roman" w:cs="Times New Roman" w:eastAsia="Times New Roman" w:hAnsi="Times New Roman"/>
-          <w:b w:val="1"/>
-          <w:bCs w:val="1"/>
+        <w:spacing w:after="80"/>
+        <w:rPr>
+          <w:rFonts w:ascii="Times New Roman" w:eastAsia="Times New Roman" w:hAnsi="Times New Roman" w:cs="Times New Roman"/>
+          <w:b/>
+          <w:bCs/>
           <w:sz w:val="22"/>
           <w:szCs w:val="22"/>
         </w:rPr>
       </w:pPr>
-      <w:bookmarkStart w:colFirst="0" w:colLast="0" w:name="_ktd5w7j5hw8" w:id="6"/>
+      <w:bookmarkStart w:id="6" w:name="_ktd5w7j5hw8" w:colFirst="0" w:colLast="0"/>
       <w:bookmarkEnd w:id="6"/>
       <w:r>
         <w:rPr>
-          <w:rFonts w:ascii="Times New Roman" w:cs="Times New Roman" w:eastAsia="Times New Roman" w:hAnsi="Times New Roman"/>
-          <w:b w:val="1"/>
-          <w:bCs w:val="1"/>
+          <w:rFonts w:ascii="Times New Roman" w:eastAsia="Times New Roman" w:hAnsi="Times New Roman" w:cs="Times New Roman"/>
+          <w:b/>
+          <w:bCs/>
           <w:sz w:val="22"/>
           <w:szCs w:val="22"/>
-          <w:rtl w:val="0"/>
-        </w:rPr>
-        <w:t xml:space="preserve">Inverse Document Frequency (IDF)</w:t>
-      </w:r>
-    </w:p>
-    <w:p>
-      <w:pPr>
-        <w:spacing w:after="240" w:before="240" w:lineRule="auto"/>
-        <w:rPr>
-          <w:rFonts w:ascii="Times New Roman" w:cs="Times New Roman" w:eastAsia="Times New Roman" w:hAnsi="Times New Roman"/>
-        </w:rPr>
-      </w:pPr>
-      <w:r>
-        <w:rPr>
-          <w:rFonts w:ascii="Times New Roman" w:cs="Times New Roman" w:eastAsia="Times New Roman" w:hAnsi="Times New Roman"/>
-          <w:rtl w:val="0"/>
-        </w:rPr>
-        <w:t xml:space="preserve">Measures how important a word is across the entire dataset.</w:t>
-      </w:r>
-    </w:p>
-    <w:p>
-      <w:pPr>
-        <w:spacing w:after="240" w:before="240" w:lineRule="auto"/>
-        <w:rPr>
-          <w:rFonts w:ascii="Times New Roman" w:cs="Times New Roman" w:eastAsia="Times New Roman" w:hAnsi="Times New Roman"/>
-        </w:rPr>
-      </w:pPr>
-      <w:r>
-        <w:rPr>
-          <w:rFonts w:ascii="Times New Roman" w:cs="Times New Roman" w:eastAsia="Times New Roman" w:hAnsi="Times New Roman"/>
-          <w:rtl w:val="0"/>
-        </w:rPr>
-        <w:t xml:space="preserve">Formula:</w:t>
-      </w:r>
-    </w:p>
-    <w:p>
-      <w:pPr>
-        <w:rPr>
-          <w:rFonts w:ascii="Times New Roman" w:cs="Times New Roman" w:eastAsia="Times New Roman" w:hAnsi="Times New Roman"/>
-        </w:rPr>
-      </w:pPr>
-      <w:r>
-        <w:rPr>
-          <w:rFonts w:ascii="Times New Roman" w:cs="Times New Roman" w:eastAsia="Times New Roman" w:hAnsi="Times New Roman"/>
-          <w:rtl w:val="0"/>
-        </w:rPr>
-        <w:t xml:space="preserve">IDF=log⁡(Total DocumentsNumber of Documents containing the word)IDF = \log \left(\frac{Total\ Documents}{Number\ of\ Documents\ containing\ the\ word}\right)IDF=log(Number of Documents containing the wordTotal Documents​)</w:t>
-      </w:r>
-    </w:p>
-    <w:p>
-      <w:pPr>
-        <w:spacing w:after="240" w:before="240" w:lineRule="auto"/>
-        <w:rPr>
-          <w:rFonts w:ascii="Times New Roman" w:cs="Times New Roman" w:eastAsia="Times New Roman" w:hAnsi="Times New Roman"/>
-        </w:rPr>
-      </w:pPr>
-      <w:r>
-        <w:rPr>
-          <w:rFonts w:ascii="Times New Roman" w:cs="Times New Roman" w:eastAsia="Times New Roman" w:hAnsi="Times New Roman"/>
-          <w:rtl w:val="0"/>
-        </w:rPr>
-        <w:t xml:space="preserve">Words appearing in many documents get </w:t>
-      </w:r>
-      <w:r>
-        <w:rPr>
-          <w:rFonts w:ascii="Times New Roman" w:cs="Times New Roman" w:eastAsia="Times New Roman" w:hAnsi="Times New Roman"/>
-          <w:rtl w:val="0"/>
-        </w:rPr>
-        <w:t xml:space="preserve">low IDF values.</w:t>
+        </w:rPr>
+        <w:lastRenderedPageBreak/>
+        <w:t>Inverse Document Frequency (IDF)</w:t>
+      </w:r>
+    </w:p>
+    <w:p>
+      <w:pPr>
+        <w:spacing w:before="240" w:after="240"/>
+        <w:rPr>
+          <w:rFonts w:ascii="Times New Roman" w:eastAsia="Times New Roman" w:hAnsi="Times New Roman" w:cs="Times New Roman"/>
+        </w:rPr>
+      </w:pPr>
+      <w:r>
+        <w:rPr>
+          <w:rFonts w:ascii="Times New Roman" w:eastAsia="Times New Roman" w:hAnsi="Times New Roman" w:cs="Times New Roman"/>
+        </w:rPr>
+        <w:t>Measures how important a word is across the entire dataset.</w:t>
+      </w:r>
+    </w:p>
+    <w:p>
+      <w:pPr>
+        <w:spacing w:before="240" w:after="240"/>
+        <w:rPr>
+          <w:rFonts w:ascii="Times New Roman" w:eastAsia="Times New Roman" w:hAnsi="Times New Roman" w:cs="Times New Roman"/>
+        </w:rPr>
+      </w:pPr>
+      <w:r>
+        <w:rPr>
+          <w:rFonts w:ascii="Times New Roman" w:eastAsia="Times New Roman" w:hAnsi="Times New Roman" w:cs="Times New Roman"/>
+        </w:rPr>
+        <w:t>Formula:</w:t>
+      </w:r>
+    </w:p>
+    <w:p>
+      <w:pPr>
+        <w:rPr>
+          <w:rFonts w:ascii="Times New Roman" w:eastAsia="Times New Roman" w:hAnsi="Times New Roman" w:cs="Times New Roman"/>
+        </w:rPr>
+      </w:pPr>
+      <w:r>
+        <w:rPr>
+          <w:rFonts w:ascii="Times New Roman" w:eastAsia="Times New Roman" w:hAnsi="Times New Roman" w:cs="Times New Roman"/>
+        </w:rPr>
+        <w:t>IDF=log⁡(Total DocumentsNumber of Documents containing the word)IDF = \log \left(\frac{Total\ Documents}{Number\ of\ Documents\ containing\ the\ word}\right)IDF=log(Number of Documents containing the wordTotal Documents​)</w:t>
+      </w:r>
+    </w:p>
+    <w:p>
+      <w:pPr>
+        <w:spacing w:before="240" w:after="240"/>
+        <w:rPr>
+          <w:rFonts w:ascii="Times New Roman" w:eastAsia="Times New Roman" w:hAnsi="Times New Roman" w:cs="Times New Roman"/>
+        </w:rPr>
+      </w:pPr>
+      <w:r>
+        <w:rPr>
+          <w:rFonts w:ascii="Times New Roman" w:eastAsia="Times New Roman" w:hAnsi="Times New Roman" w:cs="Times New Roman"/>
+        </w:rPr>
+        <w:t>Words appearing in many documents get low IDF values.</w:t>
       </w:r>
     </w:p>
     <w:p>
@@ -2473,56 +2313,53 @@
         <w:pStyle w:val="Heading2"/>
         <w:keepNext w:val="0"/>
         <w:keepLines w:val="0"/>
-        <w:spacing w:after="80" w:lineRule="auto"/>
-        <w:rPr>
-          <w:rFonts w:ascii="Times New Roman" w:cs="Times New Roman" w:eastAsia="Times New Roman" w:hAnsi="Times New Roman"/>
-          <w:b w:val="1"/>
-          <w:bCs w:val="1"/>
+        <w:spacing w:after="80"/>
+        <w:rPr>
+          <w:rFonts w:ascii="Times New Roman" w:eastAsia="Times New Roman" w:hAnsi="Times New Roman" w:cs="Times New Roman"/>
+          <w:b/>
+          <w:bCs/>
           <w:sz w:val="22"/>
           <w:szCs w:val="22"/>
         </w:rPr>
       </w:pPr>
-      <w:bookmarkStart w:colFirst="0" w:colLast="0" w:name="_17xo9qk9rmmi" w:id="7"/>
+      <w:bookmarkStart w:id="7" w:name="_17xo9qk9rmmi" w:colFirst="0" w:colLast="0"/>
       <w:bookmarkEnd w:id="7"/>
       <w:r>
         <w:rPr>
-          <w:rFonts w:ascii="Times New Roman" w:cs="Times New Roman" w:eastAsia="Times New Roman" w:hAnsi="Times New Roman"/>
-          <w:b w:val="1"/>
-          <w:bCs w:val="1"/>
+          <w:rFonts w:ascii="Times New Roman" w:eastAsia="Times New Roman" w:hAnsi="Times New Roman" w:cs="Times New Roman"/>
+          <w:b/>
+          <w:bCs/>
           <w:sz w:val="22"/>
           <w:szCs w:val="22"/>
-          <w:rtl w:val="0"/>
-        </w:rPr>
-        <w:t xml:space="preserve">TF-IDF Formula</w:t>
-      </w:r>
-    </w:p>
-    <w:p>
-      <w:pPr>
-        <w:rPr>
-          <w:rFonts w:ascii="Times New Roman" w:cs="Times New Roman" w:eastAsia="Times New Roman" w:hAnsi="Times New Roman"/>
-        </w:rPr>
-      </w:pPr>
-      <w:r>
-        <w:rPr>
-          <w:rFonts w:ascii="Times New Roman" w:cs="Times New Roman" w:eastAsia="Times New Roman" w:hAnsi="Times New Roman"/>
-          <w:rtl w:val="0"/>
-        </w:rPr>
-        <w:t xml:space="preserve">TF-IDF=TF×IDFTF\text{-}IDF = TF \times IDFTF-IDF=TF×IDF</w:t>
-      </w:r>
-    </w:p>
-    <w:p>
-      <w:pPr>
-        <w:spacing w:after="240" w:before="240" w:lineRule="auto"/>
-        <w:rPr>
-          <w:rFonts w:ascii="Times New Roman" w:cs="Times New Roman" w:eastAsia="Times New Roman" w:hAnsi="Times New Roman"/>
-        </w:rPr>
-      </w:pPr>
-      <w:r>
-        <w:rPr>
-          <w:rFonts w:ascii="Times New Roman" w:cs="Times New Roman" w:eastAsia="Times New Roman" w:hAnsi="Times New Roman"/>
-          <w:rtl w:val="0"/>
-        </w:rPr>
-        <w:t xml:space="preserve">Advantages:</w:t>
+        </w:rPr>
+        <w:t>TF-IDF Formula</w:t>
+      </w:r>
+    </w:p>
+    <w:p>
+      <w:pPr>
+        <w:rPr>
+          <w:rFonts w:ascii="Times New Roman" w:eastAsia="Times New Roman" w:hAnsi="Times New Roman" w:cs="Times New Roman"/>
+        </w:rPr>
+      </w:pPr>
+      <w:r>
+        <w:rPr>
+          <w:rFonts w:ascii="Times New Roman" w:eastAsia="Times New Roman" w:hAnsi="Times New Roman" w:cs="Times New Roman"/>
+        </w:rPr>
+        <w:t>TF-IDF=TF×IDFTF\text{-}IDF = TF \times IDFTF-IDF=TF×IDF</w:t>
+      </w:r>
+    </w:p>
+    <w:p>
+      <w:pPr>
+        <w:spacing w:before="240" w:after="240"/>
+        <w:rPr>
+          <w:rFonts w:ascii="Times New Roman" w:eastAsia="Times New Roman" w:hAnsi="Times New Roman" w:cs="Times New Roman"/>
+        </w:rPr>
+      </w:pPr>
+      <w:r>
+        <w:rPr>
+          <w:rFonts w:ascii="Times New Roman" w:eastAsia="Times New Roman" w:hAnsi="Times New Roman" w:cs="Times New Roman"/>
+        </w:rPr>
+        <w:t>Advantages:</w:t>
       </w:r>
     </w:p>
     <w:p>
@@ -2531,19 +2368,22 @@
           <w:ilvl w:val="0"/>
           <w:numId w:val="3"/>
         </w:numPr>
-        <w:spacing w:after="0" w:afterAutospacing="0" w:before="240" w:lineRule="auto"/>
-        <w:ind w:left="720" w:hanging="360"/>
-        <w:rPr>
-          <w:rFonts w:ascii="Times New Roman" w:cs="Times New Roman" w:eastAsia="Times New Roman" w:hAnsi="Times New Roman"/>
-        </w:rPr>
-      </w:pPr>
-      <w:r>
-        <w:rPr>
-          <w:rFonts w:ascii="Times New Roman" w:cs="Times New Roman" w:eastAsia="Times New Roman" w:hAnsi="Times New Roman"/>
-          <w:rtl w:val="0"/>
-        </w:rPr>
-        <w:t xml:space="preserve">Highlights important words</w:t>
-        <w:br w:type="textWrapping"/>
+        <w:spacing w:before="240"/>
+        <w:rPr>
+          <w:rFonts w:ascii="Times New Roman" w:eastAsia="Times New Roman" w:hAnsi="Times New Roman" w:cs="Times New Roman"/>
+        </w:rPr>
+      </w:pPr>
+      <w:r>
+        <w:rPr>
+          <w:rFonts w:ascii="Times New Roman" w:eastAsia="Times New Roman" w:hAnsi="Times New Roman" w:cs="Times New Roman"/>
+        </w:rPr>
+        <w:t>Highlights important words</w:t>
+      </w:r>
+      <w:r>
+        <w:rPr>
+          <w:rFonts w:ascii="Times New Roman" w:eastAsia="Times New Roman" w:hAnsi="Times New Roman" w:cs="Times New Roman"/>
+        </w:rPr>
+        <w:br/>
       </w:r>
     </w:p>
     <w:p>
@@ -2552,43 +2392,46 @@
           <w:ilvl w:val="0"/>
           <w:numId w:val="3"/>
         </w:numPr>
-        <w:spacing w:after="240" w:before="0" w:beforeAutospacing="0" w:lineRule="auto"/>
-        <w:ind w:left="720" w:hanging="360"/>
-        <w:rPr>
-          <w:rFonts w:ascii="Times New Roman" w:cs="Times New Roman" w:eastAsia="Times New Roman" w:hAnsi="Times New Roman"/>
-        </w:rPr>
-      </w:pPr>
-      <w:r>
-        <w:rPr>
-          <w:rFonts w:ascii="Times New Roman" w:cs="Times New Roman" w:eastAsia="Times New Roman" w:hAnsi="Times New Roman"/>
-          <w:rtl w:val="0"/>
+        <w:spacing w:after="240"/>
+        <w:rPr>
+          <w:rFonts w:ascii="Times New Roman" w:eastAsia="Times New Roman" w:hAnsi="Times New Roman" w:cs="Times New Roman"/>
+        </w:rPr>
+      </w:pPr>
+      <w:r>
+        <w:rPr>
+          <w:rFonts w:ascii="Times New Roman" w:eastAsia="Times New Roman" w:hAnsi="Times New Roman" w:cs="Times New Roman"/>
         </w:rPr>
         <w:t xml:space="preserve">Reduces impact of common words like </w:t>
       </w:r>
       <w:r>
         <w:rPr>
-          <w:rFonts w:ascii="Times New Roman" w:cs="Times New Roman" w:eastAsia="Times New Roman" w:hAnsi="Times New Roman"/>
-          <w:i w:val="1"/>
-          <w:iCs w:val="1"/>
-          <w:rtl w:val="0"/>
-        </w:rPr>
-        <w:t xml:space="preserve">is, the, and</w:t>
-        <w:br w:type="textWrapping"/>
-      </w:r>
-    </w:p>
-    <w:p>
-      <w:pPr>
-        <w:spacing w:after="240" w:before="240" w:lineRule="auto"/>
-        <w:rPr>
-          <w:rFonts w:ascii="Times New Roman" w:cs="Times New Roman" w:eastAsia="Times New Roman" w:hAnsi="Times New Roman"/>
-        </w:rPr>
-      </w:pPr>
-      <w:r>
-        <w:rPr>
-          <w:rFonts w:ascii="Times New Roman" w:cs="Times New Roman" w:eastAsia="Times New Roman" w:hAnsi="Times New Roman"/>
-          <w:rtl w:val="0"/>
-        </w:rPr>
-        <w:t xml:space="preserve">Applications:</w:t>
+          <w:rFonts w:ascii="Times New Roman" w:eastAsia="Times New Roman" w:hAnsi="Times New Roman" w:cs="Times New Roman"/>
+          <w:i/>
+          <w:iCs/>
+        </w:rPr>
+        <w:t>is, the, and</w:t>
+      </w:r>
+      <w:r>
+        <w:rPr>
+          <w:rFonts w:ascii="Times New Roman" w:eastAsia="Times New Roman" w:hAnsi="Times New Roman" w:cs="Times New Roman"/>
+          <w:i/>
+          <w:iCs/>
+        </w:rPr>
+        <w:br/>
+      </w:r>
+    </w:p>
+    <w:p>
+      <w:pPr>
+        <w:spacing w:before="240" w:after="240"/>
+        <w:rPr>
+          <w:rFonts w:ascii="Times New Roman" w:eastAsia="Times New Roman" w:hAnsi="Times New Roman" w:cs="Times New Roman"/>
+        </w:rPr>
+      </w:pPr>
+      <w:r>
+        <w:rPr>
+          <w:rFonts w:ascii="Times New Roman" w:eastAsia="Times New Roman" w:hAnsi="Times New Roman" w:cs="Times New Roman"/>
+        </w:rPr>
+        <w:t>Applications:</w:t>
       </w:r>
     </w:p>
     <w:p>
@@ -2597,19 +2440,22 @@
           <w:ilvl w:val="0"/>
           <w:numId w:val="7"/>
         </w:numPr>
-        <w:spacing w:after="0" w:afterAutospacing="0" w:before="240" w:lineRule="auto"/>
-        <w:ind w:left="720" w:hanging="360"/>
-        <w:rPr>
-          <w:rFonts w:ascii="Times New Roman" w:cs="Times New Roman" w:eastAsia="Times New Roman" w:hAnsi="Times New Roman"/>
-        </w:rPr>
-      </w:pPr>
-      <w:r>
-        <w:rPr>
-          <w:rFonts w:ascii="Times New Roman" w:cs="Times New Roman" w:eastAsia="Times New Roman" w:hAnsi="Times New Roman"/>
-          <w:rtl w:val="0"/>
-        </w:rPr>
-        <w:t xml:space="preserve">Document classification</w:t>
-        <w:br w:type="textWrapping"/>
+        <w:spacing w:before="240"/>
+        <w:rPr>
+          <w:rFonts w:ascii="Times New Roman" w:eastAsia="Times New Roman" w:hAnsi="Times New Roman" w:cs="Times New Roman"/>
+        </w:rPr>
+      </w:pPr>
+      <w:r>
+        <w:rPr>
+          <w:rFonts w:ascii="Times New Roman" w:eastAsia="Times New Roman" w:hAnsi="Times New Roman" w:cs="Times New Roman"/>
+        </w:rPr>
+        <w:t>Document classification</w:t>
+      </w:r>
+      <w:r>
+        <w:rPr>
+          <w:rFonts w:ascii="Times New Roman" w:eastAsia="Times New Roman" w:hAnsi="Times New Roman" w:cs="Times New Roman"/>
+        </w:rPr>
+        <w:br/>
       </w:r>
     </w:p>
     <w:p>
@@ -2618,19 +2464,21 @@
           <w:ilvl w:val="0"/>
           <w:numId w:val="7"/>
         </w:numPr>
-        <w:spacing w:after="0" w:afterAutospacing="0" w:before="0" w:beforeAutospacing="0" w:lineRule="auto"/>
-        <w:ind w:left="720" w:hanging="360"/>
-        <w:rPr>
-          <w:rFonts w:ascii="Times New Roman" w:cs="Times New Roman" w:eastAsia="Times New Roman" w:hAnsi="Times New Roman"/>
-        </w:rPr>
-      </w:pPr>
-      <w:r>
-        <w:rPr>
-          <w:rFonts w:ascii="Times New Roman" w:cs="Times New Roman" w:eastAsia="Times New Roman" w:hAnsi="Times New Roman"/>
-          <w:rtl w:val="0"/>
-        </w:rPr>
-        <w:t xml:space="preserve">Search engines</w:t>
-        <w:br w:type="textWrapping"/>
+        <w:rPr>
+          <w:rFonts w:ascii="Times New Roman" w:eastAsia="Times New Roman" w:hAnsi="Times New Roman" w:cs="Times New Roman"/>
+        </w:rPr>
+      </w:pPr>
+      <w:r>
+        <w:rPr>
+          <w:rFonts w:ascii="Times New Roman" w:eastAsia="Times New Roman" w:hAnsi="Times New Roman" w:cs="Times New Roman"/>
+        </w:rPr>
+        <w:t>Search engines</w:t>
+      </w:r>
+      <w:r>
+        <w:rPr>
+          <w:rFonts w:ascii="Times New Roman" w:eastAsia="Times New Roman" w:hAnsi="Times New Roman" w:cs="Times New Roman"/>
+        </w:rPr>
+        <w:br/>
       </w:r>
     </w:p>
     <w:p>
@@ -2639,18 +2487,16 @@
           <w:ilvl w:val="0"/>
           <w:numId w:val="7"/>
         </w:numPr>
-        <w:spacing w:after="240" w:before="0" w:beforeAutospacing="0" w:lineRule="auto"/>
-        <w:ind w:left="720" w:hanging="360"/>
-        <w:rPr>
-          <w:rFonts w:ascii="Times New Roman" w:cs="Times New Roman" w:eastAsia="Times New Roman" w:hAnsi="Times New Roman"/>
-        </w:rPr>
-      </w:pPr>
-      <w:r>
-        <w:rPr>
-          <w:rFonts w:ascii="Times New Roman" w:cs="Times New Roman" w:eastAsia="Times New Roman" w:hAnsi="Times New Roman"/>
-          <w:rtl w:val="0"/>
-        </w:rPr>
-        <w:t xml:space="preserve">Text mining</w:t>
+        <w:spacing w:after="240"/>
+        <w:rPr>
+          <w:rFonts w:ascii="Times New Roman" w:eastAsia="Times New Roman" w:hAnsi="Times New Roman" w:cs="Times New Roman"/>
+        </w:rPr>
+      </w:pPr>
+      <w:r>
+        <w:rPr>
+          <w:rFonts w:ascii="Times New Roman" w:eastAsia="Times New Roman" w:hAnsi="Times New Roman" w:cs="Times New Roman"/>
+        </w:rPr>
+        <w:t>Text mining</w:t>
       </w:r>
     </w:p>
     <w:p>
@@ -2658,57 +2504,54 @@
         <w:pStyle w:val="Heading1"/>
         <w:keepNext w:val="0"/>
         <w:keepLines w:val="0"/>
-        <w:spacing w:before="480" w:lineRule="auto"/>
-        <w:rPr>
-          <w:rFonts w:ascii="Times New Roman" w:cs="Times New Roman" w:eastAsia="Times New Roman" w:hAnsi="Times New Roman"/>
-          <w:b w:val="1"/>
-          <w:bCs w:val="1"/>
+        <w:spacing w:before="480"/>
+        <w:rPr>
+          <w:rFonts w:ascii="Times New Roman" w:eastAsia="Times New Roman" w:hAnsi="Times New Roman" w:cs="Times New Roman"/>
+          <w:b/>
+          <w:bCs/>
           <w:sz w:val="22"/>
           <w:szCs w:val="22"/>
         </w:rPr>
       </w:pPr>
-      <w:bookmarkStart w:colFirst="0" w:colLast="0" w:name="_ozyshsiitdp9" w:id="8"/>
+      <w:bookmarkStart w:id="8" w:name="_ozyshsiitdp9" w:colFirst="0" w:colLast="0"/>
       <w:bookmarkEnd w:id="8"/>
       <w:r>
         <w:rPr>
-          <w:rFonts w:ascii="Times New Roman" w:cs="Times New Roman" w:eastAsia="Times New Roman" w:hAnsi="Times New Roman"/>
-          <w:b w:val="1"/>
-          <w:bCs w:val="1"/>
+          <w:rFonts w:ascii="Times New Roman" w:eastAsia="Times New Roman" w:hAnsi="Times New Roman" w:cs="Times New Roman"/>
+          <w:b/>
+          <w:bCs/>
           <w:sz w:val="22"/>
           <w:szCs w:val="22"/>
-          <w:rtl w:val="0"/>
-        </w:rPr>
-        <w:t xml:space="preserve">5. Word Embeddings</w:t>
-      </w:r>
-    </w:p>
-    <w:p>
-      <w:pPr>
-        <w:spacing w:after="240" w:before="240" w:lineRule="auto"/>
-        <w:rPr>
-          <w:rFonts w:ascii="Times New Roman" w:cs="Times New Roman" w:eastAsia="Times New Roman" w:hAnsi="Times New Roman"/>
-        </w:rPr>
-      </w:pPr>
-      <w:r>
-        <w:rPr>
-          <w:rFonts w:ascii="Times New Roman" w:cs="Times New Roman" w:eastAsia="Times New Roman" w:hAnsi="Times New Roman"/>
-          <w:rtl w:val="0"/>
-        </w:rPr>
-        <w:t xml:space="preserve">Word embeddings represent words as dense numerical vectors that capture semantic meaning.</w:t>
-      </w:r>
-    </w:p>
-    <w:p>
-      <w:pPr>
-        <w:spacing w:after="240" w:before="240" w:lineRule="auto"/>
-        <w:rPr>
-          <w:rFonts w:ascii="Times New Roman" w:cs="Times New Roman" w:eastAsia="Times New Roman" w:hAnsi="Times New Roman"/>
-        </w:rPr>
-      </w:pPr>
-      <w:r>
-        <w:rPr>
-          <w:rFonts w:ascii="Times New Roman" w:cs="Times New Roman" w:eastAsia="Times New Roman" w:hAnsi="Times New Roman"/>
-          <w:rtl w:val="0"/>
-        </w:rPr>
-        <w:t xml:space="preserve">Unlike Bag of Words:</w:t>
+        </w:rPr>
+        <w:t>5. Word Embeddings</w:t>
+      </w:r>
+    </w:p>
+    <w:p>
+      <w:pPr>
+        <w:spacing w:before="240" w:after="240"/>
+        <w:rPr>
+          <w:rFonts w:ascii="Times New Roman" w:eastAsia="Times New Roman" w:hAnsi="Times New Roman" w:cs="Times New Roman"/>
+        </w:rPr>
+      </w:pPr>
+      <w:r>
+        <w:rPr>
+          <w:rFonts w:ascii="Times New Roman" w:eastAsia="Times New Roman" w:hAnsi="Times New Roman" w:cs="Times New Roman"/>
+        </w:rPr>
+        <w:t>Word embeddings represent words as dense numerical vectors that capture semantic meaning.</w:t>
+      </w:r>
+    </w:p>
+    <w:p>
+      <w:pPr>
+        <w:spacing w:before="240" w:after="240"/>
+        <w:rPr>
+          <w:rFonts w:ascii="Times New Roman" w:eastAsia="Times New Roman" w:hAnsi="Times New Roman" w:cs="Times New Roman"/>
+        </w:rPr>
+      </w:pPr>
+      <w:r>
+        <w:rPr>
+          <w:rFonts w:ascii="Times New Roman" w:eastAsia="Times New Roman" w:hAnsi="Times New Roman" w:cs="Times New Roman"/>
+        </w:rPr>
+        <w:t>Unlike Bag of Words:</w:t>
       </w:r>
     </w:p>
     <w:p>
@@ -2717,19 +2560,22 @@
           <w:ilvl w:val="0"/>
           <w:numId w:val="6"/>
         </w:numPr>
-        <w:spacing w:after="0" w:afterAutospacing="0" w:before="240" w:lineRule="auto"/>
-        <w:ind w:left="720" w:hanging="360"/>
-        <w:rPr>
-          <w:rFonts w:ascii="Times New Roman" w:cs="Times New Roman" w:eastAsia="Times New Roman" w:hAnsi="Times New Roman"/>
-        </w:rPr>
-      </w:pPr>
-      <w:r>
-        <w:rPr>
-          <w:rFonts w:ascii="Times New Roman" w:cs="Times New Roman" w:eastAsia="Times New Roman" w:hAnsi="Times New Roman"/>
-          <w:rtl w:val="0"/>
-        </w:rPr>
-        <w:t xml:space="preserve">Captures word relationships</w:t>
-        <w:br w:type="textWrapping"/>
+        <w:spacing w:before="240"/>
+        <w:rPr>
+          <w:rFonts w:ascii="Times New Roman" w:eastAsia="Times New Roman" w:hAnsi="Times New Roman" w:cs="Times New Roman"/>
+        </w:rPr>
+      </w:pPr>
+      <w:r>
+        <w:rPr>
+          <w:rFonts w:ascii="Times New Roman" w:eastAsia="Times New Roman" w:hAnsi="Times New Roman" w:cs="Times New Roman"/>
+        </w:rPr>
+        <w:t>Captures word relationships</w:t>
+      </w:r>
+      <w:r>
+        <w:rPr>
+          <w:rFonts w:ascii="Times New Roman" w:eastAsia="Times New Roman" w:hAnsi="Times New Roman" w:cs="Times New Roman"/>
+        </w:rPr>
+        <w:br/>
       </w:r>
     </w:p>
     <w:p>
@@ -2738,100 +2584,93 @@
           <w:ilvl w:val="0"/>
           <w:numId w:val="6"/>
         </w:numPr>
-        <w:spacing w:after="240" w:before="0" w:beforeAutospacing="0" w:lineRule="auto"/>
-        <w:ind w:left="720" w:hanging="360"/>
-        <w:rPr>
-          <w:rFonts w:ascii="Times New Roman" w:cs="Times New Roman" w:eastAsia="Times New Roman" w:hAnsi="Times New Roman"/>
-        </w:rPr>
-      </w:pPr>
-      <w:r>
-        <w:rPr>
-          <w:rFonts w:ascii="Times New Roman" w:cs="Times New Roman" w:eastAsia="Times New Roman" w:hAnsi="Times New Roman"/>
-          <w:rtl w:val="0"/>
-        </w:rPr>
-        <w:t xml:space="preserve">Words with similar meanings have similar vectors</w:t>
-      </w:r>
-      <w:r>
-        <w:rPr>
-          <w:rFonts w:ascii="Times New Roman" w:cs="Times New Roman" w:eastAsia="Times New Roman" w:hAnsi="Times New Roman"/>
-          <w:b w:val="1"/>
-          <w:bCs w:val="1"/>
-          <w:rtl w:val="0"/>
-        </w:rPr>
-        <w:br w:type="textWrapping"/>
-      </w:r>
-    </w:p>
-    <w:p>
-      <w:pPr>
-        <w:spacing w:after="240" w:before="240" w:lineRule="auto"/>
-        <w:rPr>
-          <w:rFonts w:ascii="Times New Roman" w:cs="Times New Roman" w:eastAsia="Times New Roman" w:hAnsi="Times New Roman"/>
-        </w:rPr>
-      </w:pPr>
-      <w:r>
-        <w:rPr>
-          <w:rFonts w:ascii="Times New Roman" w:cs="Times New Roman" w:eastAsia="Times New Roman" w:hAnsi="Times New Roman"/>
-          <w:rtl w:val="0"/>
-        </w:rPr>
-        <w:t xml:space="preserve">Example:</w:t>
-      </w:r>
-    </w:p>
-    <w:p>
-      <w:pPr>
-        <w:spacing w:after="240" w:before="240" w:lineRule="auto"/>
-        <w:rPr>
-          <w:rFonts w:ascii="Times New Roman" w:cs="Times New Roman" w:eastAsia="Times New Roman" w:hAnsi="Times New Roman"/>
-        </w:rPr>
-      </w:pPr>
-      <w:r>
-        <w:rPr>
-          <w:rFonts w:ascii="Times New Roman" w:cs="Times New Roman" w:eastAsia="Times New Roman" w:hAnsi="Times New Roman"/>
-          <w:rtl w:val="0"/>
-        </w:rPr>
-        <w:t xml:space="preserve">Vector representation:</w:t>
-      </w:r>
-    </w:p>
-    <w:p>
-      <w:pPr>
-        <w:rPr>
-          <w:rFonts w:ascii="Times New Roman" w:cs="Times New Roman" w:eastAsia="Times New Roman" w:hAnsi="Times New Roman"/>
-        </w:rPr>
-      </w:pPr>
-      <w:r>
-        <w:rPr>
-          <w:rFonts w:ascii="Cardo" w:cs="Cardo" w:eastAsia="Cardo" w:hAnsi="Cardo"/>
-          <w:rtl w:val="0"/>
-        </w:rPr>
-        <w:t xml:space="preserve">King → [0.25, 0.67, 0.91, ...]</w:t>
-      </w:r>
-    </w:p>
-    <w:p>
-      <w:pPr>
-        <w:rPr>
-          <w:rFonts w:ascii="Times New Roman" w:cs="Times New Roman" w:eastAsia="Times New Roman" w:hAnsi="Times New Roman"/>
-        </w:rPr>
-      </w:pPr>
-      <w:r>
-        <w:rPr>
-          <w:rFonts w:ascii="Cardo" w:cs="Cardo" w:eastAsia="Cardo" w:hAnsi="Cardo"/>
-          <w:rtl w:val="0"/>
-        </w:rPr>
-        <w:t xml:space="preserve">Queen → [0.27, 0.65, 0.89, ...]</w:t>
-      </w:r>
-    </w:p>
-    <w:p>
-      <w:pPr>
-        <w:spacing w:after="240" w:before="240" w:lineRule="auto"/>
-        <w:rPr>
-          <w:rFonts w:ascii="Times New Roman" w:cs="Times New Roman" w:eastAsia="Times New Roman" w:hAnsi="Times New Roman"/>
-        </w:rPr>
-      </w:pPr>
-      <w:r>
-        <w:rPr>
-          <w:rFonts w:ascii="Times New Roman" w:cs="Times New Roman" w:eastAsia="Times New Roman" w:hAnsi="Times New Roman"/>
-          <w:rtl w:val="0"/>
-        </w:rPr>
-        <w:t xml:space="preserve">The vectors are mathematically close.</w:t>
+        <w:spacing w:after="240"/>
+        <w:rPr>
+          <w:rFonts w:ascii="Times New Roman" w:eastAsia="Times New Roman" w:hAnsi="Times New Roman" w:cs="Times New Roman"/>
+        </w:rPr>
+      </w:pPr>
+      <w:r>
+        <w:rPr>
+          <w:rFonts w:ascii="Times New Roman" w:eastAsia="Times New Roman" w:hAnsi="Times New Roman" w:cs="Times New Roman"/>
+        </w:rPr>
+        <w:t>Words with similar meanings have similar vectors</w:t>
+      </w:r>
+      <w:r>
+        <w:rPr>
+          <w:rFonts w:ascii="Times New Roman" w:eastAsia="Times New Roman" w:hAnsi="Times New Roman" w:cs="Times New Roman"/>
+          <w:b/>
+          <w:bCs/>
+        </w:rPr>
+        <w:br/>
+      </w:r>
+    </w:p>
+    <w:p>
+      <w:pPr>
+        <w:spacing w:before="240" w:after="240"/>
+        <w:rPr>
+          <w:rFonts w:ascii="Times New Roman" w:eastAsia="Times New Roman" w:hAnsi="Times New Roman" w:cs="Times New Roman"/>
+        </w:rPr>
+      </w:pPr>
+      <w:r>
+        <w:rPr>
+          <w:rFonts w:ascii="Times New Roman" w:eastAsia="Times New Roman" w:hAnsi="Times New Roman" w:cs="Times New Roman"/>
+        </w:rPr>
+        <w:t>Example:</w:t>
+      </w:r>
+    </w:p>
+    <w:p>
+      <w:pPr>
+        <w:spacing w:before="240" w:after="240"/>
+        <w:rPr>
+          <w:rFonts w:ascii="Times New Roman" w:eastAsia="Times New Roman" w:hAnsi="Times New Roman" w:cs="Times New Roman"/>
+        </w:rPr>
+      </w:pPr>
+      <w:r>
+        <w:rPr>
+          <w:rFonts w:ascii="Times New Roman" w:eastAsia="Times New Roman" w:hAnsi="Times New Roman" w:cs="Times New Roman"/>
+        </w:rPr>
+        <w:t>Vector representation:</w:t>
+      </w:r>
+    </w:p>
+    <w:p>
+      <w:pPr>
+        <w:rPr>
+          <w:rFonts w:ascii="Times New Roman" w:eastAsia="Times New Roman" w:hAnsi="Times New Roman" w:cs="Times New Roman"/>
+        </w:rPr>
+      </w:pPr>
+      <w:r>
+        <w:rPr>
+          <w:rFonts w:ascii="Cardo" w:eastAsia="Cardo" w:hAnsi="Cardo" w:cs="Cardo"/>
+        </w:rPr>
+        <w:lastRenderedPageBreak/>
+        <w:t>King → [0.25, 0.67, 0.91, ...]</w:t>
+      </w:r>
+    </w:p>
+    <w:p>
+      <w:pPr>
+        <w:rPr>
+          <w:rFonts w:ascii="Times New Roman" w:eastAsia="Times New Roman" w:hAnsi="Times New Roman" w:cs="Times New Roman"/>
+        </w:rPr>
+      </w:pPr>
+      <w:r>
+        <w:rPr>
+          <w:rFonts w:ascii="Cardo" w:eastAsia="Cardo" w:hAnsi="Cardo" w:cs="Cardo"/>
+        </w:rPr>
+        <w:t>Queen → [0.27, 0.65, 0.89, ...]</w:t>
+      </w:r>
+    </w:p>
+    <w:p>
+      <w:pPr>
+        <w:spacing w:before="240" w:after="240"/>
+        <w:rPr>
+          <w:rFonts w:ascii="Times New Roman" w:eastAsia="Times New Roman" w:hAnsi="Times New Roman" w:cs="Times New Roman"/>
+        </w:rPr>
+      </w:pPr>
+      <w:r>
+        <w:rPr>
+          <w:rFonts w:ascii="Times New Roman" w:eastAsia="Times New Roman" w:hAnsi="Times New Roman" w:cs="Times New Roman"/>
+        </w:rPr>
+        <w:t>The vectors are mathematically close.</w:t>
       </w:r>
     </w:p>
     <w:p>
@@ -2839,124 +2678,109 @@
         <w:pStyle w:val="Heading1"/>
         <w:keepNext w:val="0"/>
         <w:keepLines w:val="0"/>
-        <w:spacing w:before="480" w:lineRule="auto"/>
-        <w:rPr>
-          <w:rFonts w:ascii="Times New Roman" w:cs="Times New Roman" w:eastAsia="Times New Roman" w:hAnsi="Times New Roman"/>
-          <w:b w:val="1"/>
-          <w:bCs w:val="1"/>
+        <w:spacing w:before="480"/>
+        <w:rPr>
+          <w:rFonts w:ascii="Times New Roman" w:eastAsia="Times New Roman" w:hAnsi="Times New Roman" w:cs="Times New Roman"/>
+          <w:b/>
+          <w:bCs/>
           <w:sz w:val="22"/>
           <w:szCs w:val="22"/>
         </w:rPr>
       </w:pPr>
-      <w:bookmarkStart w:colFirst="0" w:colLast="0" w:name="_iftrsrs0353e" w:id="9"/>
+      <w:bookmarkStart w:id="9" w:name="_iftrsrs0353e" w:colFirst="0" w:colLast="0"/>
       <w:bookmarkEnd w:id="9"/>
       <w:r>
         <w:rPr>
-          <w:rFonts w:ascii="Times New Roman" w:cs="Times New Roman" w:eastAsia="Times New Roman" w:hAnsi="Times New Roman"/>
-          <w:b w:val="1"/>
-          <w:bCs w:val="1"/>
+          <w:rFonts w:ascii="Times New Roman" w:eastAsia="Times New Roman" w:hAnsi="Times New Roman" w:cs="Times New Roman"/>
+          <w:b/>
+          <w:bCs/>
           <w:sz w:val="22"/>
           <w:szCs w:val="22"/>
-          <w:rtl w:val="0"/>
-        </w:rPr>
-        <w:t xml:space="preserve">6. Word2Vec</w:t>
-      </w:r>
-    </w:p>
-    <w:p>
-      <w:pPr>
-        <w:spacing w:after="240" w:before="240" w:lineRule="auto"/>
-        <w:rPr>
-          <w:rFonts w:ascii="Times New Roman" w:cs="Times New Roman" w:eastAsia="Times New Roman" w:hAnsi="Times New Roman"/>
-        </w:rPr>
-      </w:pPr>
-      <w:r>
-        <w:rPr>
-          <w:rFonts w:ascii="Times New Roman" w:cs="Times New Roman" w:eastAsia="Times New Roman" w:hAnsi="Times New Roman"/>
-          <w:rtl w:val="0"/>
-        </w:rPr>
-        <w:t xml:space="preserve">Word2Vec </w:t>
-      </w:r>
-      <w:r>
-        <w:rPr>
-          <w:rFonts w:ascii="Times New Roman" w:cs="Times New Roman" w:eastAsia="Times New Roman" w:hAnsi="Times New Roman"/>
-          <w:rtl w:val="0"/>
-        </w:rPr>
-        <w:t xml:space="preserve">is a popular technique developed by </w:t>
-      </w:r>
-      <w:r>
-        <w:rPr>
-          <w:rFonts w:ascii="Times New Roman" w:cs="Times New Roman" w:eastAsia="Times New Roman" w:hAnsi="Times New Roman"/>
-          <w:b w:val="1"/>
-          <w:bCs w:val="1"/>
-          <w:rtl w:val="0"/>
+        </w:rPr>
+        <w:t>6. Word2Vec</w:t>
+      </w:r>
+    </w:p>
+    <w:p>
+      <w:pPr>
+        <w:spacing w:before="240" w:after="240"/>
+        <w:rPr>
+          <w:rFonts w:ascii="Times New Roman" w:eastAsia="Times New Roman" w:hAnsi="Times New Roman" w:cs="Times New Roman"/>
+        </w:rPr>
+      </w:pPr>
+      <w:r>
+        <w:rPr>
+          <w:rFonts w:ascii="Times New Roman" w:eastAsia="Times New Roman" w:hAnsi="Times New Roman" w:cs="Times New Roman"/>
+        </w:rPr>
+        <w:t xml:space="preserve">Word2Vec is a popular technique developed by </w:t>
+      </w:r>
+      <w:r>
+        <w:rPr>
+          <w:rFonts w:ascii="Times New Roman" w:eastAsia="Times New Roman" w:hAnsi="Times New Roman" w:cs="Times New Roman"/>
+          <w:b/>
+          <w:bCs/>
         </w:rPr>
         <w:t xml:space="preserve">Google </w:t>
       </w:r>
       <w:r>
         <w:rPr>
-          <w:rFonts w:ascii="Times New Roman" w:cs="Times New Roman" w:eastAsia="Times New Roman" w:hAnsi="Times New Roman"/>
-          <w:rtl w:val="0"/>
-        </w:rPr>
-        <w:t xml:space="preserve">to generate word embeddings using neural networks.</w:t>
-      </w:r>
-    </w:p>
-    <w:p>
-      <w:pPr>
-        <w:spacing w:after="240" w:before="240" w:lineRule="auto"/>
-        <w:rPr>
-          <w:rFonts w:ascii="Times New Roman" w:cs="Times New Roman" w:eastAsia="Times New Roman" w:hAnsi="Times New Roman"/>
-        </w:rPr>
-      </w:pPr>
-      <w:r>
-        <w:rPr>
-          <w:rFonts w:ascii="Times New Roman" w:cs="Times New Roman" w:eastAsia="Times New Roman" w:hAnsi="Times New Roman"/>
-          <w:rtl w:val="0"/>
-        </w:rPr>
-        <w:t xml:space="preserve">It converts words into continuous vector representations.</w:t>
-      </w:r>
-    </w:p>
-    <w:p>
-      <w:pPr>
-        <w:spacing w:after="240" w:before="240" w:lineRule="auto"/>
-        <w:rPr>
-          <w:rFonts w:ascii="Times New Roman" w:cs="Times New Roman" w:eastAsia="Times New Roman" w:hAnsi="Times New Roman"/>
-        </w:rPr>
-      </w:pPr>
-      <w:r>
-        <w:rPr>
-          <w:rFonts w:ascii="Times New Roman" w:cs="Times New Roman" w:eastAsia="Times New Roman" w:hAnsi="Times New Roman"/>
-          <w:rtl w:val="0"/>
-        </w:rPr>
-        <w:t xml:space="preserve">Words with similar meanings appear close together in vector space.</w:t>
-      </w:r>
-    </w:p>
-    <w:p>
-      <w:pPr>
-        <w:spacing w:after="240" w:before="240" w:lineRule="auto"/>
-        <w:rPr>
-          <w:rFonts w:ascii="Times New Roman" w:cs="Times New Roman" w:eastAsia="Times New Roman" w:hAnsi="Times New Roman"/>
-        </w:rPr>
-      </w:pPr>
-      <w:r>
-        <w:rPr>
-          <w:rFonts w:ascii="Times New Roman" w:cs="Times New Roman" w:eastAsia="Times New Roman" w:hAnsi="Times New Roman"/>
-          <w:rtl w:val="0"/>
-        </w:rPr>
-        <w:t xml:space="preserve">Example relationships:</w:t>
-      </w:r>
-    </w:p>
-    <w:p>
-      <w:pPr>
-        <w:rPr>
-          <w:rFonts w:ascii="Times New Roman" w:cs="Times New Roman" w:eastAsia="Times New Roman" w:hAnsi="Times New Roman"/>
-        </w:rPr>
-      </w:pPr>
-      <w:r>
-        <w:rPr>
-          <w:rFonts w:ascii="Gungsuh" w:cs="Gungsuh" w:eastAsia="Gungsuh" w:hAnsi="Gungsuh"/>
-          <w:rtl w:val="0"/>
-        </w:rPr>
-        <w:t xml:space="preserve">King − Man + Woman ≈ Queen</w:t>
+          <w:rFonts w:ascii="Times New Roman" w:eastAsia="Times New Roman" w:hAnsi="Times New Roman" w:cs="Times New Roman"/>
+        </w:rPr>
+        <w:t>to generate word embeddings using neural networks.</w:t>
+      </w:r>
+    </w:p>
+    <w:p>
+      <w:pPr>
+        <w:spacing w:before="240" w:after="240"/>
+        <w:rPr>
+          <w:rFonts w:ascii="Times New Roman" w:eastAsia="Times New Roman" w:hAnsi="Times New Roman" w:cs="Times New Roman"/>
+        </w:rPr>
+      </w:pPr>
+      <w:r>
+        <w:rPr>
+          <w:rFonts w:ascii="Times New Roman" w:eastAsia="Times New Roman" w:hAnsi="Times New Roman" w:cs="Times New Roman"/>
+        </w:rPr>
+        <w:t>It converts words into continuous vector representations.</w:t>
+      </w:r>
+    </w:p>
+    <w:p>
+      <w:pPr>
+        <w:spacing w:before="240" w:after="240"/>
+        <w:rPr>
+          <w:rFonts w:ascii="Times New Roman" w:eastAsia="Times New Roman" w:hAnsi="Times New Roman" w:cs="Times New Roman"/>
+        </w:rPr>
+      </w:pPr>
+      <w:r>
+        <w:rPr>
+          <w:rFonts w:ascii="Times New Roman" w:eastAsia="Times New Roman" w:hAnsi="Times New Roman" w:cs="Times New Roman"/>
+        </w:rPr>
+        <w:t>Words with similar meanings appear close together in vector space.</w:t>
+      </w:r>
+    </w:p>
+    <w:p>
+      <w:pPr>
+        <w:spacing w:before="240" w:after="240"/>
+        <w:rPr>
+          <w:rFonts w:ascii="Times New Roman" w:eastAsia="Times New Roman" w:hAnsi="Times New Roman" w:cs="Times New Roman"/>
+        </w:rPr>
+      </w:pPr>
+      <w:r>
+        <w:rPr>
+          <w:rFonts w:ascii="Times New Roman" w:eastAsia="Times New Roman" w:hAnsi="Times New Roman" w:cs="Times New Roman"/>
+        </w:rPr>
+        <w:t>Example relationships:</w:t>
+      </w:r>
+    </w:p>
+    <w:p>
+      <w:pPr>
+        <w:rPr>
+          <w:rFonts w:ascii="Times New Roman" w:eastAsia="Times New Roman" w:hAnsi="Times New Roman" w:cs="Times New Roman"/>
+        </w:rPr>
+      </w:pPr>
+      <w:r>
+        <w:rPr>
+          <w:rFonts w:ascii="Gungsuh" w:eastAsia="Gungsuh" w:hAnsi="Gungsuh" w:cs="Gungsuh"/>
+        </w:rPr>
+        <w:t>King − Man + Woman ≈ Queen</w:t>
       </w:r>
     </w:p>
     <w:p>
@@ -2964,27 +2788,26 @@
         <w:pStyle w:val="Heading2"/>
         <w:keepNext w:val="0"/>
         <w:keepLines w:val="0"/>
-        <w:spacing w:after="80" w:lineRule="auto"/>
-        <w:rPr>
-          <w:rFonts w:ascii="Times New Roman" w:cs="Times New Roman" w:eastAsia="Times New Roman" w:hAnsi="Times New Roman"/>
-          <w:b w:val="1"/>
-          <w:bCs w:val="1"/>
+        <w:spacing w:after="80"/>
+        <w:rPr>
+          <w:rFonts w:ascii="Times New Roman" w:eastAsia="Times New Roman" w:hAnsi="Times New Roman" w:cs="Times New Roman"/>
+          <w:b/>
+          <w:bCs/>
           <w:sz w:val="22"/>
           <w:szCs w:val="22"/>
         </w:rPr>
       </w:pPr>
-      <w:bookmarkStart w:colFirst="0" w:colLast="0" w:name="_7k3l8q3kg38j" w:id="10"/>
+      <w:bookmarkStart w:id="10" w:name="_7k3l8q3kg38j" w:colFirst="0" w:colLast="0"/>
       <w:bookmarkEnd w:id="10"/>
       <w:r>
         <w:rPr>
-          <w:rFonts w:ascii="Times New Roman" w:cs="Times New Roman" w:eastAsia="Times New Roman" w:hAnsi="Times New Roman"/>
-          <w:b w:val="1"/>
-          <w:bCs w:val="1"/>
+          <w:rFonts w:ascii="Times New Roman" w:eastAsia="Times New Roman" w:hAnsi="Times New Roman" w:cs="Times New Roman"/>
+          <w:b/>
+          <w:bCs/>
           <w:sz w:val="22"/>
           <w:szCs w:val="22"/>
-          <w:rtl w:val="0"/>
-        </w:rPr>
-        <w:t xml:space="preserve">Types of Word2Vec Models</w:t>
+        </w:rPr>
+        <w:t>Types of Word2Vec Models</w:t>
       </w:r>
     </w:p>
     <w:p>
@@ -2992,29 +2815,28 @@
         <w:pStyle w:val="Heading3"/>
         <w:keepNext w:val="0"/>
         <w:keepLines w:val="0"/>
-        <w:spacing w:before="280" w:lineRule="auto"/>
-        <w:rPr>
-          <w:rFonts w:ascii="Times New Roman" w:cs="Times New Roman" w:eastAsia="Times New Roman" w:hAnsi="Times New Roman"/>
-          <w:b w:val="1"/>
-          <w:bCs w:val="1"/>
+        <w:spacing w:before="280"/>
+        <w:rPr>
+          <w:rFonts w:ascii="Times New Roman" w:eastAsia="Times New Roman" w:hAnsi="Times New Roman" w:cs="Times New Roman"/>
+          <w:b/>
+          <w:bCs/>
           <w:color w:val="000000"/>
           <w:sz w:val="22"/>
           <w:szCs w:val="22"/>
         </w:rPr>
       </w:pPr>
-      <w:bookmarkStart w:colFirst="0" w:colLast="0" w:name="_6zbrcpbjebyx" w:id="11"/>
+      <w:bookmarkStart w:id="11" w:name="_6zbrcpbjebyx" w:colFirst="0" w:colLast="0"/>
       <w:bookmarkEnd w:id="11"/>
       <w:r>
         <w:rPr>
-          <w:rFonts w:ascii="Times New Roman" w:cs="Times New Roman" w:eastAsia="Times New Roman" w:hAnsi="Times New Roman"/>
-          <w:b w:val="1"/>
-          <w:bCs w:val="1"/>
+          <w:rFonts w:ascii="Times New Roman" w:eastAsia="Times New Roman" w:hAnsi="Times New Roman" w:cs="Times New Roman"/>
+          <w:b/>
+          <w:bCs/>
           <w:color w:val="000000"/>
           <w:sz w:val="22"/>
           <w:szCs w:val="22"/>
-          <w:rtl w:val="0"/>
-        </w:rPr>
-        <w:t xml:space="preserve">1. CBOW (Continuous Bag of Words)</w:t>
+        </w:rPr>
+        <w:t>1. CBOW (Continuous Bag of Words)</w:t>
       </w:r>
     </w:p>
     <w:p>
@@ -3023,105 +2845,84 @@
           <w:ilvl w:val="0"/>
           <w:numId w:val="1"/>
         </w:numPr>
-        <w:spacing w:after="240" w:before="240" w:lineRule="auto"/>
-        <w:ind w:left="720" w:hanging="360"/>
-        <w:rPr>
-          <w:rFonts w:ascii="Times New Roman" w:cs="Times New Roman" w:eastAsia="Times New Roman" w:hAnsi="Times New Roman"/>
-        </w:rPr>
-      </w:pPr>
-      <w:r>
-        <w:rPr>
-          <w:rFonts w:ascii="Times New Roman" w:cs="Times New Roman" w:eastAsia="Times New Roman" w:hAnsi="Times New Roman"/>
-          <w:rtl w:val="0"/>
-        </w:rPr>
-        <w:t xml:space="preserve">Predicts the target word from surrounding context words.</w:t>
-        <w:br w:type="textWrapping"/>
-      </w:r>
-    </w:p>
-    <w:p>
-      <w:pPr>
-        <w:spacing w:after="240" w:before="240" w:lineRule="auto"/>
-        <w:rPr>
-          <w:rFonts w:ascii="Times New Roman" w:cs="Times New Roman" w:eastAsia="Times New Roman" w:hAnsi="Times New Roman"/>
-        </w:rPr>
-      </w:pPr>
-      <w:r>
-        <w:rPr>
-          <w:rFonts w:ascii="Times New Roman" w:cs="Times New Roman" w:eastAsia="Times New Roman" w:hAnsi="Times New Roman"/>
-          <w:rtl w:val="0"/>
-        </w:rPr>
-        <w:t xml:space="preserve">Example:</w:t>
-      </w:r>
-    </w:p>
-    <w:p>
-      <w:pPr>
-        <w:spacing w:after="240" w:before="240" w:lineRule="auto"/>
-        <w:rPr>
-          <w:rFonts w:ascii="Times New Roman" w:cs="Times New Roman" w:eastAsia="Times New Roman" w:hAnsi="Times New Roman"/>
-        </w:rPr>
-      </w:pPr>
-      <w:r>
-        <w:rPr>
-          <w:rFonts w:ascii="Times New Roman" w:cs="Times New Roman" w:eastAsia="Times New Roman" w:hAnsi="Times New Roman"/>
-          <w:rtl w:val="0"/>
-        </w:rPr>
-        <w:t xml:space="preserve">Sentence: </w:t>
-      </w:r>
-      <w:r>
-        <w:rPr>
-          <w:rFonts w:ascii="Times New Roman" w:cs="Times New Roman" w:eastAsia="Times New Roman" w:hAnsi="Times New Roman"/>
-          <w:rtl w:val="0"/>
-        </w:rPr>
-        <w:t xml:space="preserve">"I love natural language processing"</w:t>
-      </w:r>
-    </w:p>
-    <w:p>
-      <w:pPr>
-        <w:spacing w:after="240" w:before="240" w:lineRule="auto"/>
-        <w:rPr>
-          <w:rFonts w:ascii="Times New Roman" w:cs="Times New Roman" w:eastAsia="Times New Roman" w:hAnsi="Times New Roman"/>
-        </w:rPr>
-      </w:pPr>
-      <w:r>
-        <w:rPr>
-          <w:rFonts w:ascii="Times New Roman" w:cs="Times New Roman" w:eastAsia="Times New Roman" w:hAnsi="Times New Roman"/>
-          <w:rtl w:val="0"/>
-        </w:rPr>
-        <w:t xml:space="preserve">Context: </w:t>
-      </w:r>
-      <w:r>
-        <w:rPr>
-          <w:rFonts w:ascii="Times New Roman" w:cs="Times New Roman" w:eastAsia="Times New Roman" w:hAnsi="Times New Roman"/>
-          <w:rtl w:val="0"/>
-        </w:rPr>
-        <w:t xml:space="preserve">"I love ____ language"</w:t>
-      </w:r>
-    </w:p>
-    <w:p>
-      <w:pPr>
-        <w:spacing w:after="240" w:before="240" w:lineRule="auto"/>
-        <w:rPr>
-          <w:rFonts w:ascii="Times New Roman" w:cs="Times New Roman" w:eastAsia="Times New Roman" w:hAnsi="Times New Roman"/>
-        </w:rPr>
-      </w:pPr>
-      <w:r>
-        <w:rPr>
-          <w:rFonts w:ascii="Cardo" w:cs="Cardo" w:eastAsia="Cardo" w:hAnsi="Cardo"/>
-          <w:rtl w:val="0"/>
+        <w:spacing w:before="240" w:after="240"/>
+        <w:rPr>
+          <w:rFonts w:ascii="Times New Roman" w:eastAsia="Times New Roman" w:hAnsi="Times New Roman" w:cs="Times New Roman"/>
+        </w:rPr>
+      </w:pPr>
+      <w:r>
+        <w:rPr>
+          <w:rFonts w:ascii="Times New Roman" w:eastAsia="Times New Roman" w:hAnsi="Times New Roman" w:cs="Times New Roman"/>
+        </w:rPr>
+        <w:t>Predicts the target word from surrounding context words.</w:t>
+      </w:r>
+      <w:r>
+        <w:rPr>
+          <w:rFonts w:ascii="Times New Roman" w:eastAsia="Times New Roman" w:hAnsi="Times New Roman" w:cs="Times New Roman"/>
+        </w:rPr>
+        <w:br/>
+      </w:r>
+    </w:p>
+    <w:p>
+      <w:pPr>
+        <w:spacing w:before="240" w:after="240"/>
+        <w:rPr>
+          <w:rFonts w:ascii="Times New Roman" w:eastAsia="Times New Roman" w:hAnsi="Times New Roman" w:cs="Times New Roman"/>
+        </w:rPr>
+      </w:pPr>
+      <w:r>
+        <w:rPr>
+          <w:rFonts w:ascii="Times New Roman" w:eastAsia="Times New Roman" w:hAnsi="Times New Roman" w:cs="Times New Roman"/>
+        </w:rPr>
+        <w:t>Example:</w:t>
+      </w:r>
+    </w:p>
+    <w:p>
+      <w:pPr>
+        <w:spacing w:before="240" w:after="240"/>
+        <w:rPr>
+          <w:rFonts w:ascii="Times New Roman" w:eastAsia="Times New Roman" w:hAnsi="Times New Roman" w:cs="Times New Roman"/>
+        </w:rPr>
+      </w:pPr>
+      <w:r>
+        <w:rPr>
+          <w:rFonts w:ascii="Times New Roman" w:eastAsia="Times New Roman" w:hAnsi="Times New Roman" w:cs="Times New Roman"/>
+        </w:rPr>
+        <w:t>Sentence: "I love natural language processing"</w:t>
+      </w:r>
+    </w:p>
+    <w:p>
+      <w:pPr>
+        <w:spacing w:before="240" w:after="240"/>
+        <w:rPr>
+          <w:rFonts w:ascii="Times New Roman" w:eastAsia="Times New Roman" w:hAnsi="Times New Roman" w:cs="Times New Roman"/>
+        </w:rPr>
+      </w:pPr>
+      <w:r>
+        <w:rPr>
+          <w:rFonts w:ascii="Times New Roman" w:eastAsia="Times New Roman" w:hAnsi="Times New Roman" w:cs="Times New Roman"/>
+        </w:rPr>
+        <w:t>Context: "I love ____ language"</w:t>
+      </w:r>
+    </w:p>
+    <w:p>
+      <w:pPr>
+        <w:spacing w:before="240" w:after="240"/>
+        <w:rPr>
+          <w:rFonts w:ascii="Times New Roman" w:eastAsia="Times New Roman" w:hAnsi="Times New Roman" w:cs="Times New Roman"/>
+        </w:rPr>
+      </w:pPr>
+      <w:r>
+        <w:rPr>
+          <w:rFonts w:ascii="Cardo" w:eastAsia="Cardo" w:hAnsi="Cardo" w:cs="Cardo"/>
         </w:rPr>
         <w:t xml:space="preserve">Model predicts → </w:t>
       </w:r>
       <w:r>
         <w:rPr>
-          <w:rFonts w:ascii="Times New Roman" w:cs="Times New Roman" w:eastAsia="Times New Roman" w:hAnsi="Times New Roman"/>
-          <w:rtl w:val="0"/>
-        </w:rPr>
-        <w:t xml:space="preserve">"natural"</w:t>
-      </w:r>
-      <w:r>
-        <w:rPr>
-          <w:rtl w:val="0"/>
-        </w:rPr>
+          <w:rFonts w:ascii="Times New Roman" w:eastAsia="Times New Roman" w:hAnsi="Times New Roman" w:cs="Times New Roman"/>
+        </w:rPr>
+        <w:t>"natural"</w:t>
       </w:r>
     </w:p>
     <w:p>
@@ -3129,29 +2930,28 @@
         <w:pStyle w:val="Heading3"/>
         <w:keepNext w:val="0"/>
         <w:keepLines w:val="0"/>
-        <w:spacing w:before="280" w:lineRule="auto"/>
-        <w:rPr>
-          <w:rFonts w:ascii="Times New Roman" w:cs="Times New Roman" w:eastAsia="Times New Roman" w:hAnsi="Times New Roman"/>
-          <w:b w:val="1"/>
-          <w:bCs w:val="1"/>
+        <w:spacing w:before="280"/>
+        <w:rPr>
+          <w:rFonts w:ascii="Times New Roman" w:eastAsia="Times New Roman" w:hAnsi="Times New Roman" w:cs="Times New Roman"/>
+          <w:b/>
+          <w:bCs/>
           <w:color w:val="000000"/>
           <w:sz w:val="22"/>
           <w:szCs w:val="22"/>
         </w:rPr>
       </w:pPr>
-      <w:bookmarkStart w:colFirst="0" w:colLast="0" w:name="_bed6rh9euf6o" w:id="12"/>
+      <w:bookmarkStart w:id="12" w:name="_bed6rh9euf6o" w:colFirst="0" w:colLast="0"/>
       <w:bookmarkEnd w:id="12"/>
       <w:r>
         <w:rPr>
-          <w:rFonts w:ascii="Times New Roman" w:cs="Times New Roman" w:eastAsia="Times New Roman" w:hAnsi="Times New Roman"/>
-          <w:b w:val="1"/>
-          <w:bCs w:val="1"/>
+          <w:rFonts w:ascii="Times New Roman" w:eastAsia="Times New Roman" w:hAnsi="Times New Roman" w:cs="Times New Roman"/>
+          <w:b/>
+          <w:bCs/>
           <w:color w:val="000000"/>
           <w:sz w:val="22"/>
           <w:szCs w:val="22"/>
-          <w:rtl w:val="0"/>
-        </w:rPr>
-        <w:t xml:space="preserve">2. Skip-Gra</w:t>
+        </w:rPr>
+        <w:t>2. Skip-Gra</w:t>
       </w:r>
     </w:p>
     <w:p>
@@ -3160,99 +2960,78 @@
           <w:ilvl w:val="0"/>
           <w:numId w:val="11"/>
         </w:numPr>
-        <w:spacing w:after="240" w:before="240" w:lineRule="auto"/>
-        <w:ind w:left="720" w:hanging="360"/>
-        <w:rPr>
-          <w:rFonts w:ascii="Times New Roman" w:cs="Times New Roman" w:eastAsia="Times New Roman" w:hAnsi="Times New Roman"/>
-        </w:rPr>
-      </w:pPr>
-      <w:r>
-        <w:rPr>
-          <w:rFonts w:ascii="Times New Roman" w:cs="Times New Roman" w:eastAsia="Times New Roman" w:hAnsi="Times New Roman"/>
-          <w:rtl w:val="0"/>
+        <w:spacing w:before="240" w:after="240"/>
+        <w:rPr>
+          <w:rFonts w:ascii="Times New Roman" w:eastAsia="Times New Roman" w:hAnsi="Times New Roman" w:cs="Times New Roman"/>
+        </w:rPr>
+      </w:pPr>
+      <w:r>
+        <w:rPr>
+          <w:rFonts w:ascii="Times New Roman" w:eastAsia="Times New Roman" w:hAnsi="Times New Roman" w:cs="Times New Roman"/>
         </w:rPr>
         <w:t xml:space="preserve">Predicts </w:t>
       </w:r>
       <w:r>
         <w:rPr>
-          <w:rFonts w:ascii="Times New Roman" w:cs="Times New Roman" w:eastAsia="Times New Roman" w:hAnsi="Times New Roman"/>
-          <w:b w:val="1"/>
-          <w:bCs w:val="1"/>
-          <w:rtl w:val="0"/>
-        </w:rPr>
-        <w:t xml:space="preserve">context words from a target word</w:t>
-      </w:r>
-      <w:r>
-        <w:rPr>
-          <w:rFonts w:ascii="Times New Roman" w:cs="Times New Roman" w:eastAsia="Times New Roman" w:hAnsi="Times New Roman"/>
-          <w:rtl w:val="0"/>
-        </w:rPr>
-        <w:t xml:space="preserve">.</w:t>
-        <w:br w:type="textWrapping"/>
-      </w:r>
-    </w:p>
-    <w:p>
-      <w:pPr>
-        <w:spacing w:after="240" w:before="240" w:lineRule="auto"/>
-        <w:rPr>
-          <w:rFonts w:ascii="Times New Roman" w:cs="Times New Roman" w:eastAsia="Times New Roman" w:hAnsi="Times New Roman"/>
-        </w:rPr>
-      </w:pPr>
-      <w:r>
-        <w:rPr>
-          <w:rFonts w:ascii="Times New Roman" w:cs="Times New Roman" w:eastAsia="Times New Roman" w:hAnsi="Times New Roman"/>
-          <w:rtl w:val="0"/>
-        </w:rPr>
-        <w:t xml:space="preserve">Example:</w:t>
-      </w:r>
-    </w:p>
-    <w:p>
-      <w:pPr>
-        <w:spacing w:after="240" w:before="240" w:lineRule="auto"/>
-        <w:rPr>
-          <w:rFonts w:ascii="Times New Roman" w:cs="Times New Roman" w:eastAsia="Times New Roman" w:hAnsi="Times New Roman"/>
-        </w:rPr>
-      </w:pPr>
-      <w:r>
-        <w:rPr>
-          <w:rFonts w:ascii="Times New Roman" w:cs="Times New Roman" w:eastAsia="Times New Roman" w:hAnsi="Times New Roman"/>
-          <w:rtl w:val="0"/>
-        </w:rPr>
-        <w:t xml:space="preserve">Input word: </w:t>
-      </w:r>
-      <w:r>
-        <w:rPr>
-          <w:rFonts w:ascii="Times New Roman" w:cs="Times New Roman" w:eastAsia="Times New Roman" w:hAnsi="Times New Roman"/>
-          <w:rtl w:val="0"/>
-        </w:rPr>
-        <w:t xml:space="preserve">"natural"</w:t>
-      </w:r>
-    </w:p>
-    <w:p>
-      <w:pPr>
-        <w:spacing w:after="240" w:before="240" w:lineRule="auto"/>
-        <w:rPr>
-          <w:rFonts w:ascii="Times New Roman" w:cs="Times New Roman" w:eastAsia="Times New Roman" w:hAnsi="Times New Roman"/>
-        </w:rPr>
-      </w:pPr>
-      <w:r>
-        <w:rPr>
-          <w:rFonts w:ascii="Times New Roman" w:cs="Times New Roman" w:eastAsia="Times New Roman" w:hAnsi="Times New Roman"/>
-          <w:rtl w:val="0"/>
-        </w:rPr>
-        <w:t xml:space="preserve">Output: </w:t>
-      </w:r>
-      <w:r>
-        <w:rPr>
-          <w:rFonts w:ascii="Times New Roman" w:cs="Times New Roman" w:eastAsia="Times New Roman" w:hAnsi="Times New Roman"/>
-          <w:rtl w:val="0"/>
-        </w:rPr>
-        <w:t xml:space="preserve">"love", "language"</w:t>
-      </w:r>
-      <w:r>
-        <w:rPr>
-          <w:rtl w:val="0"/>
-        </w:rPr>
+          <w:rFonts w:ascii="Times New Roman" w:eastAsia="Times New Roman" w:hAnsi="Times New Roman" w:cs="Times New Roman"/>
+          <w:b/>
+          <w:bCs/>
+        </w:rPr>
+        <w:t>context words from a target word</w:t>
+      </w:r>
+      <w:r>
+        <w:rPr>
+          <w:rFonts w:ascii="Times New Roman" w:eastAsia="Times New Roman" w:hAnsi="Times New Roman" w:cs="Times New Roman"/>
+        </w:rPr>
+        <w:t>.</w:t>
+      </w:r>
+      <w:r>
+        <w:rPr>
+          <w:rFonts w:ascii="Times New Roman" w:eastAsia="Times New Roman" w:hAnsi="Times New Roman" w:cs="Times New Roman"/>
+        </w:rPr>
+        <w:br/>
+      </w:r>
+    </w:p>
+    <w:p>
+      <w:pPr>
+        <w:spacing w:before="240" w:after="240"/>
+        <w:rPr>
+          <w:rFonts w:ascii="Times New Roman" w:eastAsia="Times New Roman" w:hAnsi="Times New Roman" w:cs="Times New Roman"/>
+        </w:rPr>
+      </w:pPr>
+      <w:r>
+        <w:rPr>
+          <w:rFonts w:ascii="Times New Roman" w:eastAsia="Times New Roman" w:hAnsi="Times New Roman" w:cs="Times New Roman"/>
+        </w:rPr>
+        <w:t>Example:</w:t>
+      </w:r>
+    </w:p>
+    <w:p>
+      <w:pPr>
+        <w:spacing w:before="240" w:after="240"/>
+        <w:rPr>
+          <w:rFonts w:ascii="Times New Roman" w:eastAsia="Times New Roman" w:hAnsi="Times New Roman" w:cs="Times New Roman"/>
+        </w:rPr>
+      </w:pPr>
+      <w:r>
+        <w:rPr>
+          <w:rFonts w:ascii="Times New Roman" w:eastAsia="Times New Roman" w:hAnsi="Times New Roman" w:cs="Times New Roman"/>
+        </w:rPr>
+        <w:t>Input word: "natural"</w:t>
+      </w:r>
+    </w:p>
+    <w:p>
+      <w:pPr>
+        <w:spacing w:before="240" w:after="240"/>
+        <w:rPr>
+          <w:rFonts w:ascii="Times New Roman" w:eastAsia="Times New Roman" w:hAnsi="Times New Roman" w:cs="Times New Roman"/>
+        </w:rPr>
+      </w:pPr>
+      <w:r>
+        <w:rPr>
+          <w:rFonts w:ascii="Times New Roman" w:eastAsia="Times New Roman" w:hAnsi="Times New Roman" w:cs="Times New Roman"/>
+        </w:rPr>
+        <w:t>Output: "love", "language"</w:t>
       </w:r>
     </w:p>
     <w:p>
@@ -3260,27 +3039,26 @@
         <w:pStyle w:val="Heading2"/>
         <w:keepNext w:val="0"/>
         <w:keepLines w:val="0"/>
-        <w:spacing w:after="80" w:lineRule="auto"/>
-        <w:rPr>
-          <w:rFonts w:ascii="Times New Roman" w:cs="Times New Roman" w:eastAsia="Times New Roman" w:hAnsi="Times New Roman"/>
-          <w:b w:val="1"/>
-          <w:bCs w:val="1"/>
+        <w:spacing w:after="80"/>
+        <w:rPr>
+          <w:rFonts w:ascii="Times New Roman" w:eastAsia="Times New Roman" w:hAnsi="Times New Roman" w:cs="Times New Roman"/>
+          <w:b/>
+          <w:bCs/>
           <w:sz w:val="22"/>
           <w:szCs w:val="22"/>
         </w:rPr>
       </w:pPr>
-      <w:bookmarkStart w:colFirst="0" w:colLast="0" w:name="_kmxez27bdk8" w:id="13"/>
+      <w:bookmarkStart w:id="13" w:name="_kmxez27bdk8" w:colFirst="0" w:colLast="0"/>
       <w:bookmarkEnd w:id="13"/>
       <w:r>
         <w:rPr>
-          <w:rFonts w:ascii="Times New Roman" w:cs="Times New Roman" w:eastAsia="Times New Roman" w:hAnsi="Times New Roman"/>
-          <w:b w:val="1"/>
-          <w:bCs w:val="1"/>
+          <w:rFonts w:ascii="Times New Roman" w:eastAsia="Times New Roman" w:hAnsi="Times New Roman" w:cs="Times New Roman"/>
+          <w:b/>
+          <w:bCs/>
           <w:sz w:val="22"/>
           <w:szCs w:val="22"/>
-          <w:rtl w:val="0"/>
-        </w:rPr>
-        <w:t xml:space="preserve">Advantages of Word2Vec</w:t>
+        </w:rPr>
+        <w:t>Advantages of Word2Vec</w:t>
       </w:r>
     </w:p>
     <w:p>
@@ -3289,19 +3067,23 @@
           <w:ilvl w:val="0"/>
           <w:numId w:val="10"/>
         </w:numPr>
-        <w:spacing w:after="0" w:afterAutospacing="0" w:before="240" w:lineRule="auto"/>
-        <w:ind w:left="720" w:hanging="360"/>
-        <w:rPr>
-          <w:rFonts w:ascii="Times New Roman" w:cs="Times New Roman" w:eastAsia="Times New Roman" w:hAnsi="Times New Roman"/>
-        </w:rPr>
-      </w:pPr>
-      <w:r>
-        <w:rPr>
-          <w:rFonts w:ascii="Times New Roman" w:cs="Times New Roman" w:eastAsia="Times New Roman" w:hAnsi="Times New Roman"/>
-          <w:rtl w:val="0"/>
-        </w:rPr>
-        <w:t xml:space="preserve">Captures semantic meaning</w:t>
-        <w:br w:type="textWrapping"/>
+        <w:spacing w:before="240"/>
+        <w:rPr>
+          <w:rFonts w:ascii="Times New Roman" w:eastAsia="Times New Roman" w:hAnsi="Times New Roman" w:cs="Times New Roman"/>
+        </w:rPr>
+      </w:pPr>
+      <w:r>
+        <w:rPr>
+          <w:rFonts w:ascii="Times New Roman" w:eastAsia="Times New Roman" w:hAnsi="Times New Roman" w:cs="Times New Roman"/>
+        </w:rPr>
+        <w:lastRenderedPageBreak/>
+        <w:t>Captures semantic meaning</w:t>
+      </w:r>
+      <w:r>
+        <w:rPr>
+          <w:rFonts w:ascii="Times New Roman" w:eastAsia="Times New Roman" w:hAnsi="Times New Roman" w:cs="Times New Roman"/>
+        </w:rPr>
+        <w:br/>
       </w:r>
     </w:p>
     <w:p>
@@ -3310,19 +3092,21 @@
           <w:ilvl w:val="0"/>
           <w:numId w:val="10"/>
         </w:numPr>
-        <w:spacing w:after="0" w:afterAutospacing="0" w:before="0" w:beforeAutospacing="0" w:lineRule="auto"/>
-        <w:ind w:left="720" w:hanging="360"/>
-        <w:rPr>
-          <w:rFonts w:ascii="Times New Roman" w:cs="Times New Roman" w:eastAsia="Times New Roman" w:hAnsi="Times New Roman"/>
-        </w:rPr>
-      </w:pPr>
-      <w:r>
-        <w:rPr>
-          <w:rFonts w:ascii="Times New Roman" w:cs="Times New Roman" w:eastAsia="Times New Roman" w:hAnsi="Times New Roman"/>
-          <w:rtl w:val="0"/>
-        </w:rPr>
-        <w:t xml:space="preserve">Handles large text datasets efficiently</w:t>
-        <w:br w:type="textWrapping"/>
+        <w:rPr>
+          <w:rFonts w:ascii="Times New Roman" w:eastAsia="Times New Roman" w:hAnsi="Times New Roman" w:cs="Times New Roman"/>
+        </w:rPr>
+      </w:pPr>
+      <w:r>
+        <w:rPr>
+          <w:rFonts w:ascii="Times New Roman" w:eastAsia="Times New Roman" w:hAnsi="Times New Roman" w:cs="Times New Roman"/>
+        </w:rPr>
+        <w:t>Handles large text datasets efficiently</w:t>
+      </w:r>
+      <w:r>
+        <w:rPr>
+          <w:rFonts w:ascii="Times New Roman" w:eastAsia="Times New Roman" w:hAnsi="Times New Roman" w:cs="Times New Roman"/>
+        </w:rPr>
+        <w:br/>
       </w:r>
     </w:p>
     <w:p>
@@ -3331,34 +3115,36 @@
           <w:ilvl w:val="0"/>
           <w:numId w:val="10"/>
         </w:numPr>
-        <w:spacing w:after="240" w:before="0" w:beforeAutospacing="0" w:lineRule="auto"/>
-        <w:ind w:left="720" w:hanging="360"/>
-        <w:rPr>
-          <w:rFonts w:ascii="Times New Roman" w:cs="Times New Roman" w:eastAsia="Times New Roman" w:hAnsi="Times New Roman"/>
-        </w:rPr>
-      </w:pPr>
-      <w:r>
-        <w:rPr>
-          <w:rFonts w:ascii="Times New Roman" w:cs="Times New Roman" w:eastAsia="Times New Roman" w:hAnsi="Times New Roman"/>
-          <w:rtl w:val="0"/>
-        </w:rPr>
-        <w:t xml:space="preserve">Useful for deep learning models</w:t>
-        <w:br w:type="textWrapping"/>
-      </w:r>
-    </w:p>
-    <w:p>
-      <w:pPr>
-        <w:spacing w:after="240" w:before="240" w:lineRule="auto"/>
-        <w:rPr>
-          <w:rFonts w:ascii="Times New Roman" w:cs="Times New Roman" w:eastAsia="Times New Roman" w:hAnsi="Times New Roman"/>
-        </w:rPr>
-      </w:pPr>
-      <w:r>
-        <w:rPr>
-          <w:rFonts w:ascii="Times New Roman" w:cs="Times New Roman" w:eastAsia="Times New Roman" w:hAnsi="Times New Roman"/>
-          <w:rtl w:val="0"/>
-        </w:rPr>
-        <w:t xml:space="preserve">Applications:</w:t>
+        <w:spacing w:after="240"/>
+        <w:rPr>
+          <w:rFonts w:ascii="Times New Roman" w:eastAsia="Times New Roman" w:hAnsi="Times New Roman" w:cs="Times New Roman"/>
+        </w:rPr>
+      </w:pPr>
+      <w:r>
+        <w:rPr>
+          <w:rFonts w:ascii="Times New Roman" w:eastAsia="Times New Roman" w:hAnsi="Times New Roman" w:cs="Times New Roman"/>
+        </w:rPr>
+        <w:t>Useful for deep learning models</w:t>
+      </w:r>
+      <w:r>
+        <w:rPr>
+          <w:rFonts w:ascii="Times New Roman" w:eastAsia="Times New Roman" w:hAnsi="Times New Roman" w:cs="Times New Roman"/>
+        </w:rPr>
+        <w:br/>
+      </w:r>
+    </w:p>
+    <w:p>
+      <w:pPr>
+        <w:spacing w:before="240" w:after="240"/>
+        <w:rPr>
+          <w:rFonts w:ascii="Times New Roman" w:eastAsia="Times New Roman" w:hAnsi="Times New Roman" w:cs="Times New Roman"/>
+        </w:rPr>
+      </w:pPr>
+      <w:r>
+        <w:rPr>
+          <w:rFonts w:ascii="Times New Roman" w:eastAsia="Times New Roman" w:hAnsi="Times New Roman" w:cs="Times New Roman"/>
+        </w:rPr>
+        <w:t>Applications:</w:t>
       </w:r>
     </w:p>
     <w:p>
@@ -3367,19 +3153,22 @@
           <w:ilvl w:val="0"/>
           <w:numId w:val="5"/>
         </w:numPr>
-        <w:spacing w:after="0" w:afterAutospacing="0" w:before="240" w:lineRule="auto"/>
-        <w:ind w:left="720" w:hanging="360"/>
-        <w:rPr>
-          <w:rFonts w:ascii="Times New Roman" w:cs="Times New Roman" w:eastAsia="Times New Roman" w:hAnsi="Times New Roman"/>
-        </w:rPr>
-      </w:pPr>
-      <w:r>
-        <w:rPr>
-          <w:rFonts w:ascii="Times New Roman" w:cs="Times New Roman" w:eastAsia="Times New Roman" w:hAnsi="Times New Roman"/>
-          <w:rtl w:val="0"/>
-        </w:rPr>
-        <w:t xml:space="preserve">Machine translation</w:t>
-        <w:br w:type="textWrapping"/>
+        <w:spacing w:before="240"/>
+        <w:rPr>
+          <w:rFonts w:ascii="Times New Roman" w:eastAsia="Times New Roman" w:hAnsi="Times New Roman" w:cs="Times New Roman"/>
+        </w:rPr>
+      </w:pPr>
+      <w:r>
+        <w:rPr>
+          <w:rFonts w:ascii="Times New Roman" w:eastAsia="Times New Roman" w:hAnsi="Times New Roman" w:cs="Times New Roman"/>
+        </w:rPr>
+        <w:t>Machine translation</w:t>
+      </w:r>
+      <w:r>
+        <w:rPr>
+          <w:rFonts w:ascii="Times New Roman" w:eastAsia="Times New Roman" w:hAnsi="Times New Roman" w:cs="Times New Roman"/>
+        </w:rPr>
+        <w:br/>
       </w:r>
     </w:p>
     <w:p>
@@ -3388,19 +3177,21 @@
           <w:ilvl w:val="0"/>
           <w:numId w:val="5"/>
         </w:numPr>
-        <w:spacing w:after="0" w:afterAutospacing="0" w:before="0" w:beforeAutospacing="0" w:lineRule="auto"/>
-        <w:ind w:left="720" w:hanging="360"/>
-        <w:rPr>
-          <w:rFonts w:ascii="Times New Roman" w:cs="Times New Roman" w:eastAsia="Times New Roman" w:hAnsi="Times New Roman"/>
-        </w:rPr>
-      </w:pPr>
-      <w:r>
-        <w:rPr>
-          <w:rFonts w:ascii="Times New Roman" w:cs="Times New Roman" w:eastAsia="Times New Roman" w:hAnsi="Times New Roman"/>
-          <w:rtl w:val="0"/>
-        </w:rPr>
-        <w:t xml:space="preserve">Sentiment analysis</w:t>
-        <w:br w:type="textWrapping"/>
+        <w:rPr>
+          <w:rFonts w:ascii="Times New Roman" w:eastAsia="Times New Roman" w:hAnsi="Times New Roman" w:cs="Times New Roman"/>
+        </w:rPr>
+      </w:pPr>
+      <w:r>
+        <w:rPr>
+          <w:rFonts w:ascii="Times New Roman" w:eastAsia="Times New Roman" w:hAnsi="Times New Roman" w:cs="Times New Roman"/>
+        </w:rPr>
+        <w:t>Sentiment analysis</w:t>
+      </w:r>
+      <w:r>
+        <w:rPr>
+          <w:rFonts w:ascii="Times New Roman" w:eastAsia="Times New Roman" w:hAnsi="Times New Roman" w:cs="Times New Roman"/>
+        </w:rPr>
+        <w:br/>
       </w:r>
     </w:p>
     <w:p>
@@ -3409,19 +3200,21 @@
           <w:ilvl w:val="0"/>
           <w:numId w:val="5"/>
         </w:numPr>
-        <w:spacing w:after="0" w:afterAutospacing="0" w:before="0" w:beforeAutospacing="0" w:lineRule="auto"/>
-        <w:ind w:left="720" w:hanging="360"/>
-        <w:rPr>
-          <w:rFonts w:ascii="Times New Roman" w:cs="Times New Roman" w:eastAsia="Times New Roman" w:hAnsi="Times New Roman"/>
-        </w:rPr>
-      </w:pPr>
-      <w:r>
-        <w:rPr>
-          <w:rFonts w:ascii="Times New Roman" w:cs="Times New Roman" w:eastAsia="Times New Roman" w:hAnsi="Times New Roman"/>
-          <w:rtl w:val="0"/>
-        </w:rPr>
-        <w:t xml:space="preserve">Chatbots</w:t>
-        <w:br w:type="textWrapping"/>
+        <w:rPr>
+          <w:rFonts w:ascii="Times New Roman" w:eastAsia="Times New Roman" w:hAnsi="Times New Roman" w:cs="Times New Roman"/>
+        </w:rPr>
+      </w:pPr>
+      <w:r>
+        <w:rPr>
+          <w:rFonts w:ascii="Times New Roman" w:eastAsia="Times New Roman" w:hAnsi="Times New Roman" w:cs="Times New Roman"/>
+        </w:rPr>
+        <w:t>Chatbots</w:t>
+      </w:r>
+      <w:r>
+        <w:rPr>
+          <w:rFonts w:ascii="Times New Roman" w:eastAsia="Times New Roman" w:hAnsi="Times New Roman" w:cs="Times New Roman"/>
+        </w:rPr>
+        <w:br/>
       </w:r>
     </w:p>
     <w:p>
@@ -3430,44 +3223,41 @@
           <w:ilvl w:val="0"/>
           <w:numId w:val="5"/>
         </w:numPr>
-        <w:spacing w:after="240" w:before="0" w:beforeAutospacing="0" w:lineRule="auto"/>
-        <w:ind w:left="720" w:hanging="360"/>
-        <w:rPr>
-          <w:rFonts w:ascii="Times New Roman" w:cs="Times New Roman" w:eastAsia="Times New Roman" w:hAnsi="Times New Roman"/>
-        </w:rPr>
-      </w:pPr>
-      <w:r>
-        <w:rPr>
-          <w:rFonts w:ascii="Times New Roman" w:cs="Times New Roman" w:eastAsia="Times New Roman" w:hAnsi="Times New Roman"/>
-          <w:rtl w:val="0"/>
-        </w:rPr>
-        <w:t xml:space="preserve">Recommendation systems</w:t>
-      </w:r>
-    </w:p>
-    <w:p>
-      <w:pPr>
-        <w:rPr>
-          <w:rFonts w:ascii="Times New Roman" w:cs="Times New Roman" w:eastAsia="Times New Roman" w:hAnsi="Times New Roman"/>
-        </w:rPr>
-      </w:pPr>
-      <w:r>
-        <w:rPr>
-          <w:rtl w:val="0"/>
-        </w:rPr>
-      </w:r>
+        <w:spacing w:after="240"/>
+        <w:rPr>
+          <w:rFonts w:ascii="Times New Roman" w:eastAsia="Times New Roman" w:hAnsi="Times New Roman" w:cs="Times New Roman"/>
+        </w:rPr>
+      </w:pPr>
+      <w:r>
+        <w:rPr>
+          <w:rFonts w:ascii="Times New Roman" w:eastAsia="Times New Roman" w:hAnsi="Times New Roman" w:cs="Times New Roman"/>
+        </w:rPr>
+        <w:t>Recommendation systems</w:t>
+      </w:r>
+    </w:p>
+    <w:p>
+      <w:pPr>
+        <w:rPr>
+          <w:rFonts w:ascii="Times New Roman" w:eastAsia="Times New Roman" w:hAnsi="Times New Roman" w:cs="Times New Roman"/>
+        </w:rPr>
+      </w:pPr>
     </w:p>
     <w:sectPr>
-      <w:pgSz w:h="15840" w:w="12240" w:orient="portrait"/>
-      <w:pgMar w:bottom="1440" w:top="1440" w:left="1440" w:right="1440" w:header="720" w:footer="720"/>
+      <w:pgSz w:w="12240" w:h="15840"/>
+      <w:pgMar w:top="1440" w:right="1440" w:bottom="1440" w:left="1440" w:header="720" w:footer="720" w:gutter="0"/>
       <w:pgNumType w:start="1"/>
+      <w:cols w:space="720"/>
     </w:sectPr>
   </w:body>
 </w:document>
 </file>
 
 <file path=word/numbering.xml><?xml version="1.0" encoding="utf-8"?>
-<w:numbering xmlns:mc="http://schemas.openxmlformats.org/markup-compatibility/2006" xmlns:o="urn:schemas-microsoft-com:office:office" xmlns:r="http://schemas.openxmlformats.org/officeDocument/2006/relationships" xmlns:m="http://schemas.openxmlformats.org/officeDocument/2006/math" xmlns:v="urn:schemas-microsoft-com:vml" xmlns:wp="http://schemas.openxmlformats.org/drawingml/2006/wordprocessingDrawing" xmlns:w10="urn:schemas-microsoft-com:office:word" xmlns:w="http://schemas.openxmlformats.org/wordprocessingml/2006/main" xmlns:wne="http://schemas.microsoft.com/office/word/2006/wordml" xmlns:sl="http://schemas.openxmlformats.org/schemaLibrary/2006/main" xmlns:a="http://schemas.openxmlformats.org/drawingml/2006/main" xmlns:pic="http://schemas.openxmlformats.org/drawingml/2006/picture" xmlns:c="http://schemas.openxmlformats.org/drawingml/2006/chart" xmlns:lc="http://schemas.openxmlformats.org/drawingml/2006/lockedCanvas" xmlns:dgm="http://schemas.openxmlformats.org/drawingml/2006/diagram" xmlns:wps="http://schemas.microsoft.com/office/word/2010/wordprocessingShape" xmlns:wpg="http://schemas.microsoft.com/office/word/2010/wordprocessingGroup" xmlns:w14="http://schemas.microsoft.com/office/word/2010/wordml" xmlns:w15="http://schemas.microsoft.com/office/word/2012/wordml" xmlns:w16="http://schemas.microsoft.com/office/word/2018/wordml" xmlns:w16cex="http://schemas.microsoft.com/office/word/2018/wordml/cex" xmlns:w16cid="http://schemas.microsoft.com/office/word/2016/wordml/cid" xmlns="http://schemas.microsoft.com/office/tasks/2019/documenttasks" xmlns:cr="http://schemas.microsoft.com/office/comments/2020/reactions">
-  <w:abstractNum w:abstractNumId="1">
+<w:numbering xmlns:wpc="http://schemas.microsoft.com/office/word/2010/wordprocessingCanvas" xmlns:cx="http://schemas.microsoft.com/office/drawing/2014/chartex" xmlns:cx1="http://schemas.microsoft.com/office/drawing/2015/9/8/chartex" xmlns:cx2="http://schemas.microsoft.com/office/drawing/2015/10/21/chartex" xmlns:cx3="http://schemas.microsoft.com/office/drawing/2016/5/9/chartex" xmlns:cx4="http://schemas.microsoft.com/office/drawing/2016/5/10/chartex" xmlns:cx5="http://schemas.microsoft.com/office/drawing/2016/5/11/chartex" xmlns:cx6="http://schemas.microsoft.com/office/drawing/2016/5/12/chartex" xmlns:cx7="http://schemas.microsoft.com/office/drawing/2016/5/13/chartex" xmlns:cx8="http://schemas.microsoft.com/office/drawing/2016/5/14/chartex" xmlns:mc="http://schemas.openxmlformats.org/markup-compatibility/2006" xmlns:aink="http://schemas.microsoft.com/office/drawing/2016/ink" xmlns:am3d="http://schemas.microsoft.com/office/drawing/2017/model3d" xmlns:o="urn:schemas-microsoft-com:office:office" xmlns:oel="http://schemas.microsoft.com/office/2019/extlst" xmlns:r="http://schemas.openxmlformats.org/officeDocument/2006/relationships" xmlns:m="http://schemas.openxmlformats.org/officeDocument/2006/math" xmlns:v="urn:schemas-microsoft-com:vml" xmlns:wp14="http://schemas.microsoft.com/office/word/2010/wordprocessingDrawing" xmlns:wp="http://schemas.openxmlformats.org/drawingml/2006/wordprocessingDrawing" xmlns:w10="urn:schemas-microsoft-com:office:word" xmlns:w="http://schemas.openxmlformats.org/wordprocessingml/2006/main" xmlns:w14="http://schemas.microsoft.com/office/word/2010/wordml" xmlns:w15="http://schemas.microsoft.com/office/word/2012/wordml" xmlns:w16cex="http://schemas.microsoft.com/office/word/2018/wordml/cex" xmlns:w16cid="http://schemas.microsoft.com/office/word/2016/wordml/cid" xmlns:w16="http://schemas.microsoft.com/office/word/2018/wordml" xmlns:w16du="http://schemas.microsoft.com/office/word/2023/wordml/word16du" xmlns:w16sdtdh="http://schemas.microsoft.com/office/word/2020/wordml/sdtdatahash" xmlns:w16sdtfl="http://schemas.microsoft.com/office/word/2024/wordml/sdtformatlock" xmlns:w16se="http://schemas.microsoft.com/office/word/2015/wordml/symex" xmlns:wpg="http://schemas.microsoft.com/office/word/2010/wordprocessingGroup" xmlns:wpi="http://schemas.microsoft.com/office/word/2010/wordprocessingInk" xmlns:wne="http://schemas.microsoft.com/office/word/2006/wordml" xmlns:wps="http://schemas.microsoft.com/office/word/2010/wordprocessingShape" mc:Ignorable="w14 w15 w16se w16cid w16 w16cex w16sdtdh w16sdtfl w16du wp14">
+  <w:abstractNum w:abstractNumId="0" w15:restartNumberingAfterBreak="0">
+    <w:nsid w:val="03016B43"/>
+    <w:multiLevelType w:val="multilevel"/>
+    <w:tmpl w:val="7C12220E"/>
     <w:lvl w:ilvl="0">
       <w:start w:val="1"/>
       <w:numFmt w:val="bullet"/>
@@ -3577,7 +3367,10 @@
       </w:rPr>
     </w:lvl>
   </w:abstractNum>
-  <w:abstractNum w:abstractNumId="2">
+  <w:abstractNum w:abstractNumId="1" w15:restartNumberingAfterBreak="0">
+    <w:nsid w:val="17137801"/>
+    <w:multiLevelType w:val="multilevel"/>
+    <w:tmpl w:val="3A309316"/>
     <w:lvl w:ilvl="0">
       <w:start w:val="1"/>
       <w:numFmt w:val="bullet"/>
@@ -3687,7 +3480,10 @@
       </w:rPr>
     </w:lvl>
   </w:abstractNum>
-  <w:abstractNum w:abstractNumId="3">
+  <w:abstractNum w:abstractNumId="2" w15:restartNumberingAfterBreak="0">
+    <w:nsid w:val="32093487"/>
+    <w:multiLevelType w:val="multilevel"/>
+    <w:tmpl w:val="9E4E7CEC"/>
     <w:lvl w:ilvl="0">
       <w:start w:val="1"/>
       <w:numFmt w:val="bullet"/>
@@ -3797,7 +3593,10 @@
       </w:rPr>
     </w:lvl>
   </w:abstractNum>
-  <w:abstractNum w:abstractNumId="4">
+  <w:abstractNum w:abstractNumId="3" w15:restartNumberingAfterBreak="0">
+    <w:nsid w:val="3C386237"/>
+    <w:multiLevelType w:val="multilevel"/>
+    <w:tmpl w:val="299821EC"/>
     <w:lvl w:ilvl="0">
       <w:start w:val="1"/>
       <w:numFmt w:val="bullet"/>
@@ -3907,7 +3706,10 @@
       </w:rPr>
     </w:lvl>
   </w:abstractNum>
-  <w:abstractNum w:abstractNumId="5">
+  <w:abstractNum w:abstractNumId="4" w15:restartNumberingAfterBreak="0">
+    <w:nsid w:val="41147068"/>
+    <w:multiLevelType w:val="multilevel"/>
+    <w:tmpl w:val="2B0A93B4"/>
     <w:lvl w:ilvl="0">
       <w:start w:val="1"/>
       <w:numFmt w:val="bullet"/>
@@ -4017,7 +3819,10 @@
       </w:rPr>
     </w:lvl>
   </w:abstractNum>
-  <w:abstractNum w:abstractNumId="6">
+  <w:abstractNum w:abstractNumId="5" w15:restartNumberingAfterBreak="0">
+    <w:nsid w:val="42E76CAB"/>
+    <w:multiLevelType w:val="multilevel"/>
+    <w:tmpl w:val="6F3816A2"/>
     <w:lvl w:ilvl="0">
       <w:start w:val="1"/>
       <w:numFmt w:val="bullet"/>
@@ -4127,7 +3932,10 @@
       </w:rPr>
     </w:lvl>
   </w:abstractNum>
-  <w:abstractNum w:abstractNumId="7">
+  <w:abstractNum w:abstractNumId="6" w15:restartNumberingAfterBreak="0">
+    <w:nsid w:val="48AB1009"/>
+    <w:multiLevelType w:val="multilevel"/>
+    <w:tmpl w:val="D4428610"/>
     <w:lvl w:ilvl="0">
       <w:start w:val="1"/>
       <w:numFmt w:val="bullet"/>
@@ -4237,7 +4045,10 @@
       </w:rPr>
     </w:lvl>
   </w:abstractNum>
-  <w:abstractNum w:abstractNumId="8">
+  <w:abstractNum w:abstractNumId="7" w15:restartNumberingAfterBreak="0">
+    <w:nsid w:val="4C6C2134"/>
+    <w:multiLevelType w:val="multilevel"/>
+    <w:tmpl w:val="CC4C220A"/>
     <w:lvl w:ilvl="0">
       <w:start w:val="1"/>
       <w:numFmt w:val="bullet"/>
@@ -4347,7 +4158,10 @@
       </w:rPr>
     </w:lvl>
   </w:abstractNum>
-  <w:abstractNum w:abstractNumId="9">
+  <w:abstractNum w:abstractNumId="8" w15:restartNumberingAfterBreak="0">
+    <w:nsid w:val="6102667D"/>
+    <w:multiLevelType w:val="multilevel"/>
+    <w:tmpl w:val="22046FC6"/>
     <w:lvl w:ilvl="0">
       <w:start w:val="1"/>
       <w:numFmt w:val="bullet"/>
@@ -4457,7 +4271,10 @@
       </w:rPr>
     </w:lvl>
   </w:abstractNum>
-  <w:abstractNum w:abstractNumId="10">
+  <w:abstractNum w:abstractNumId="9" w15:restartNumberingAfterBreak="0">
+    <w:nsid w:val="67016582"/>
+    <w:multiLevelType w:val="multilevel"/>
+    <w:tmpl w:val="01B6F5F6"/>
     <w:lvl w:ilvl="0">
       <w:start w:val="1"/>
       <w:numFmt w:val="bullet"/>
@@ -4567,7 +4384,10 @@
       </w:rPr>
     </w:lvl>
   </w:abstractNum>
-  <w:abstractNum w:abstractNumId="11">
+  <w:abstractNum w:abstractNumId="10" w15:restartNumberingAfterBreak="0">
+    <w:nsid w:val="6BC95D2D"/>
+    <w:multiLevelType w:val="multilevel"/>
+    <w:tmpl w:val="ADF8875A"/>
     <w:lvl w:ilvl="0">
       <w:start w:val="1"/>
       <w:numFmt w:val="bullet"/>
@@ -4677,51 +4497,51 @@
       </w:rPr>
     </w:lvl>
   </w:abstractNum>
-  <w:num w:numId="1">
+  <w:num w:numId="1" w16cid:durableId="1263882274">
+    <w:abstractNumId w:val="7"/>
+  </w:num>
+  <w:num w:numId="2" w16cid:durableId="41827322">
+    <w:abstractNumId w:val="4"/>
+  </w:num>
+  <w:num w:numId="3" w16cid:durableId="1967202263">
+    <w:abstractNumId w:val="8"/>
+  </w:num>
+  <w:num w:numId="4" w16cid:durableId="550849590">
+    <w:abstractNumId w:val="2"/>
+  </w:num>
+  <w:num w:numId="5" w16cid:durableId="467168034">
+    <w:abstractNumId w:val="6"/>
+  </w:num>
+  <w:num w:numId="6" w16cid:durableId="1592468993">
+    <w:abstractNumId w:val="9"/>
+  </w:num>
+  <w:num w:numId="7" w16cid:durableId="1713727184">
+    <w:abstractNumId w:val="0"/>
+  </w:num>
+  <w:num w:numId="8" w16cid:durableId="1475105768">
     <w:abstractNumId w:val="1"/>
   </w:num>
-  <w:num w:numId="2">
-    <w:abstractNumId w:val="2"/>
-  </w:num>
-  <w:num w:numId="3">
-    <w:abstractNumId w:val="3"/>
-  </w:num>
-  <w:num w:numId="4">
-    <w:abstractNumId w:val="4"/>
-  </w:num>
-  <w:num w:numId="5">
+  <w:num w:numId="9" w16cid:durableId="1177771473">
     <w:abstractNumId w:val="5"/>
   </w:num>
-  <w:num w:numId="6">
-    <w:abstractNumId w:val="6"/>
-  </w:num>
-  <w:num w:numId="7">
-    <w:abstractNumId w:val="7"/>
-  </w:num>
-  <w:num w:numId="8">
-    <w:abstractNumId w:val="8"/>
-  </w:num>
-  <w:num w:numId="9">
-    <w:abstractNumId w:val="9"/>
-  </w:num>
-  <w:num w:numId="10">
+  <w:num w:numId="10" w16cid:durableId="1012875077">
     <w:abstractNumId w:val="10"/>
   </w:num>
-  <w:num w:numId="11">
-    <w:abstractNumId w:val="11"/>
+  <w:num w:numId="11" w16cid:durableId="158159091">
+    <w:abstractNumId w:val="3"/>
   </w:num>
 </w:numbering>
 </file>
 
 <file path=word/styles.xml><?xml version="1.0" encoding="utf-8"?>
-<w:styles xmlns:mc="http://schemas.openxmlformats.org/markup-compatibility/2006" xmlns:o="urn:schemas-microsoft-com:office:office" xmlns:r="http://schemas.openxmlformats.org/officeDocument/2006/relationships" xmlns:m="http://schemas.openxmlformats.org/officeDocument/2006/math" xmlns:v="urn:schemas-microsoft-com:vml" xmlns:wp="http://schemas.openxmlformats.org/drawingml/2006/wordprocessingDrawing" xmlns:w10="urn:schemas-microsoft-com:office:word" xmlns:w="http://schemas.openxmlformats.org/wordprocessingml/2006/main" xmlns:wne="http://schemas.microsoft.com/office/word/2006/wordml" xmlns:sl="http://schemas.openxmlformats.org/schemaLibrary/2006/main" xmlns:a="http://schemas.openxmlformats.org/drawingml/2006/main" xmlns:pic="http://schemas.openxmlformats.org/drawingml/2006/picture" xmlns:c="http://schemas.openxmlformats.org/drawingml/2006/chart" xmlns:lc="http://schemas.openxmlformats.org/drawingml/2006/lockedCanvas" xmlns:dgm="http://schemas.openxmlformats.org/drawingml/2006/diagram" xmlns:wps="http://schemas.microsoft.com/office/word/2010/wordprocessingShape" xmlns:wpg="http://schemas.microsoft.com/office/word/2010/wordprocessingGroup" xmlns:w14="http://schemas.microsoft.com/office/word/2010/wordml" xmlns:w15="http://schemas.microsoft.com/office/word/2012/wordml" xmlns:w16="http://schemas.microsoft.com/office/word/2018/wordml" xmlns:w16cex="http://schemas.microsoft.com/office/word/2018/wordml/cex" xmlns:w16cid="http://schemas.microsoft.com/office/word/2016/wordml/cid" xmlns="http://schemas.microsoft.com/office/tasks/2019/documenttasks" xmlns:cr="http://schemas.microsoft.com/office/comments/2020/reactions">
+<w:styles xmlns:mc="http://schemas.openxmlformats.org/markup-compatibility/2006" xmlns:r="http://schemas.openxmlformats.org/officeDocument/2006/relationships" xmlns:w="http://schemas.openxmlformats.org/wordprocessingml/2006/main" xmlns:w14="http://schemas.microsoft.com/office/word/2010/wordml" xmlns:w15="http://schemas.microsoft.com/office/word/2012/wordml" xmlns:w16cex="http://schemas.microsoft.com/office/word/2018/wordml/cex" xmlns:w16cid="http://schemas.microsoft.com/office/word/2016/wordml/cid" xmlns:w16="http://schemas.microsoft.com/office/word/2018/wordml" xmlns:w16du="http://schemas.microsoft.com/office/word/2023/wordml/word16du" xmlns:w16sdtdh="http://schemas.microsoft.com/office/word/2020/wordml/sdtdatahash" xmlns:w16sdtfl="http://schemas.microsoft.com/office/word/2024/wordml/sdtformatlock" xmlns:w16se="http://schemas.microsoft.com/office/word/2015/wordml/symex" mc:Ignorable="w14 w15 w16se w16cid w16 w16cex w16sdtdh w16sdtfl w16du">
   <w:docDefaults>
     <w:rPrDefault>
       <w:rPr>
-        <w:rFonts w:ascii="Arial" w:cs="Arial" w:eastAsia="Arial" w:hAnsi="Arial"/>
+        <w:rFonts w:ascii="Arial" w:eastAsia="Arial" w:hAnsi="Arial" w:cs="Arial"/>
         <w:sz w:val="22"/>
         <w:szCs w:val="22"/>
-        <w:lang w:val="en"/>
+        <w:lang w:val="en" w:eastAsia="en-IN" w:bidi="ar-SA"/>
       </w:rPr>
     </w:rPrDefault>
     <w:pPrDefault>
@@ -4730,29 +4550,399 @@
       </w:pPr>
     </w:pPrDefault>
   </w:docDefaults>
-  <w:style w:type="table" w:styleId="TableNormal" w:default="1">
-    <w:name w:val="TableNormal"/>
-    <w:tblPr>
-      <w:tblCellMar>
-        <w:top w:w="100.0" w:type="dxa"/>
-        <w:left w:w="100.0" w:type="dxa"/>
-        <w:bottom w:w="100.0" w:type="dxa"/>
-        <w:right w:w="100.0" w:type="dxa"/>
-      </w:tblCellMar>
-    </w:tblPr>
-  </w:style>
-  <w:style w:type="paragraph" w:styleId="Normal" w:default="1">
-    <w:name w:val="normal"/>
+  <w:latentStyles w:defLockedState="0" w:defUIPriority="99" w:defSemiHidden="0" w:defUnhideWhenUsed="0" w:defQFormat="0" w:count="376">
+    <w:lsdException w:name="Normal" w:uiPriority="0" w:qFormat="1"/>
+    <w:lsdException w:name="heading 1" w:uiPriority="9" w:qFormat="1"/>
+    <w:lsdException w:name="heading 2" w:semiHidden="1" w:uiPriority="9" w:unhideWhenUsed="1" w:qFormat="1"/>
+    <w:lsdException w:name="heading 3" w:semiHidden="1" w:uiPriority="9" w:unhideWhenUsed="1" w:qFormat="1"/>
+    <w:lsdException w:name="heading 4" w:semiHidden="1" w:uiPriority="9" w:unhideWhenUsed="1" w:qFormat="1"/>
+    <w:lsdException w:name="heading 5" w:semiHidden="1" w:uiPriority="9" w:unhideWhenUsed="1" w:qFormat="1"/>
+    <w:lsdException w:name="heading 6" w:semiHidden="1" w:uiPriority="9" w:unhideWhenUsed="1" w:qFormat="1"/>
+    <w:lsdException w:name="heading 7" w:semiHidden="1" w:uiPriority="9" w:unhideWhenUsed="1" w:qFormat="1"/>
+    <w:lsdException w:name="heading 8" w:semiHidden="1" w:uiPriority="9" w:unhideWhenUsed="1" w:qFormat="1"/>
+    <w:lsdException w:name="heading 9" w:semiHidden="1" w:uiPriority="9" w:unhideWhenUsed="1" w:qFormat="1"/>
+    <w:lsdException w:name="index 1" w:semiHidden="1" w:unhideWhenUsed="1"/>
+    <w:lsdException w:name="index 2" w:semiHidden="1" w:unhideWhenUsed="1"/>
+    <w:lsdException w:name="index 3" w:semiHidden="1" w:unhideWhenUsed="1"/>
+    <w:lsdException w:name="index 4" w:semiHidden="1" w:unhideWhenUsed="1"/>
+    <w:lsdException w:name="index 5" w:semiHidden="1" w:unhideWhenUsed="1"/>
+    <w:lsdException w:name="index 6" w:semiHidden="1" w:unhideWhenUsed="1"/>
+    <w:lsdException w:name="index 7" w:semiHidden="1" w:unhideWhenUsed="1"/>
+    <w:lsdException w:name="index 8" w:semiHidden="1" w:unhideWhenUsed="1"/>
+    <w:lsdException w:name="index 9" w:semiHidden="1" w:unhideWhenUsed="1"/>
+    <w:lsdException w:name="toc 1" w:semiHidden="1" w:uiPriority="39" w:unhideWhenUsed="1"/>
+    <w:lsdException w:name="toc 2" w:semiHidden="1" w:uiPriority="39" w:unhideWhenUsed="1"/>
+    <w:lsdException w:name="toc 3" w:semiHidden="1" w:uiPriority="39" w:unhideWhenUsed="1"/>
+    <w:lsdException w:name="toc 4" w:semiHidden="1" w:uiPriority="39" w:unhideWhenUsed="1"/>
+    <w:lsdException w:name="toc 5" w:semiHidden="1" w:uiPriority="39" w:unhideWhenUsed="1"/>
+    <w:lsdException w:name="toc 6" w:semiHidden="1" w:uiPriority="39" w:unhideWhenUsed="1"/>
+    <w:lsdException w:name="toc 7" w:semiHidden="1" w:uiPriority="39" w:unhideWhenUsed="1"/>
+    <w:lsdException w:name="toc 8" w:semiHidden="1" w:uiPriority="39" w:unhideWhenUsed="1"/>
+    <w:lsdException w:name="toc 9" w:semiHidden="1" w:uiPriority="39" w:unhideWhenUsed="1"/>
+    <w:lsdException w:name="Normal Indent" w:semiHidden="1" w:unhideWhenUsed="1"/>
+    <w:lsdException w:name="footnote text" w:semiHidden="1" w:unhideWhenUsed="1"/>
+    <w:lsdException w:name="annotation text" w:semiHidden="1" w:unhideWhenUsed="1"/>
+    <w:lsdException w:name="header" w:semiHidden="1" w:unhideWhenUsed="1"/>
+    <w:lsdException w:name="footer" w:semiHidden="1" w:unhideWhenUsed="1"/>
+    <w:lsdException w:name="index heading" w:semiHidden="1" w:unhideWhenUsed="1"/>
+    <w:lsdException w:name="caption" w:semiHidden="1" w:uiPriority="35" w:unhideWhenUsed="1" w:qFormat="1"/>
+    <w:lsdException w:name="table of figures" w:semiHidden="1" w:unhideWhenUsed="1"/>
+    <w:lsdException w:name="envelope address" w:semiHidden="1" w:unhideWhenUsed="1"/>
+    <w:lsdException w:name="envelope return" w:semiHidden="1" w:unhideWhenUsed="1"/>
+    <w:lsdException w:name="footnote reference" w:semiHidden="1" w:unhideWhenUsed="1"/>
+    <w:lsdException w:name="annotation reference" w:semiHidden="1" w:unhideWhenUsed="1"/>
+    <w:lsdException w:name="line number" w:semiHidden="1" w:unhideWhenUsed="1"/>
+    <w:lsdException w:name="page number" w:semiHidden="1" w:unhideWhenUsed="1"/>
+    <w:lsdException w:name="endnote reference" w:semiHidden="1" w:unhideWhenUsed="1"/>
+    <w:lsdException w:name="endnote text" w:semiHidden="1" w:unhideWhenUsed="1"/>
+    <w:lsdException w:name="table of authorities" w:semiHidden="1" w:unhideWhenUsed="1"/>
+    <w:lsdException w:name="macro" w:semiHidden="1" w:unhideWhenUsed="1"/>
+    <w:lsdException w:name="toa heading" w:semiHidden="1" w:unhideWhenUsed="1"/>
+    <w:lsdException w:name="List" w:semiHidden="1" w:unhideWhenUsed="1"/>
+    <w:lsdException w:name="List Bullet" w:semiHidden="1" w:unhideWhenUsed="1"/>
+    <w:lsdException w:name="List Number" w:semiHidden="1" w:unhideWhenUsed="1"/>
+    <w:lsdException w:name="List 2" w:semiHidden="1" w:unhideWhenUsed="1"/>
+    <w:lsdException w:name="List 3" w:semiHidden="1" w:unhideWhenUsed="1"/>
+    <w:lsdException w:name="List 4" w:semiHidden="1" w:unhideWhenUsed="1"/>
+    <w:lsdException w:name="List 5" w:semiHidden="1" w:unhideWhenUsed="1"/>
+    <w:lsdException w:name="List Bullet 2" w:semiHidden="1" w:unhideWhenUsed="1"/>
+    <w:lsdException w:name="List Bullet 3" w:semiHidden="1" w:unhideWhenUsed="1"/>
+    <w:lsdException w:name="List Bullet 4" w:semiHidden="1" w:unhideWhenUsed="1"/>
+    <w:lsdException w:name="List Bullet 5" w:semiHidden="1" w:unhideWhenUsed="1"/>
+    <w:lsdException w:name="List Number 2" w:semiHidden="1" w:unhideWhenUsed="1"/>
+    <w:lsdException w:name="List Number 3" w:semiHidden="1" w:unhideWhenUsed="1"/>
+    <w:lsdException w:name="List Number 4" w:semiHidden="1" w:unhideWhenUsed="1"/>
+    <w:lsdException w:name="List Number 5" w:semiHidden="1" w:unhideWhenUsed="1"/>
+    <w:lsdException w:name="Title" w:uiPriority="10" w:qFormat="1"/>
+    <w:lsdException w:name="Closing" w:semiHidden="1" w:unhideWhenUsed="1"/>
+    <w:lsdException w:name="Signature" w:semiHidden="1" w:unhideWhenUsed="1"/>
+    <w:lsdException w:name="Default Paragraph Font" w:semiHidden="1" w:uiPriority="1" w:unhideWhenUsed="1"/>
+    <w:lsdException w:name="Body Text" w:semiHidden="1" w:unhideWhenUsed="1"/>
+    <w:lsdException w:name="Body Text Indent" w:semiHidden="1" w:unhideWhenUsed="1"/>
+    <w:lsdException w:name="List Continue" w:semiHidden="1" w:unhideWhenUsed="1"/>
+    <w:lsdException w:name="List Continue 2" w:semiHidden="1" w:unhideWhenUsed="1"/>
+    <w:lsdException w:name="List Continue 3" w:semiHidden="1" w:unhideWhenUsed="1"/>
+    <w:lsdException w:name="List Continue 4" w:semiHidden="1" w:unhideWhenUsed="1"/>
+    <w:lsdException w:name="List Continue 5" w:semiHidden="1" w:unhideWhenUsed="1"/>
+    <w:lsdException w:name="Message Header" w:semiHidden="1" w:unhideWhenUsed="1"/>
+    <w:lsdException w:name="Subtitle" w:uiPriority="11" w:qFormat="1"/>
+    <w:lsdException w:name="Salutation" w:semiHidden="1" w:unhideWhenUsed="1"/>
+    <w:lsdException w:name="Date" w:semiHidden="1" w:unhideWhenUsed="1"/>
+    <w:lsdException w:name="Body Text First Indent" w:semiHidden="1" w:unhideWhenUsed="1"/>
+    <w:lsdException w:name="Body Text First Indent 2" w:semiHidden="1" w:unhideWhenUsed="1"/>
+    <w:lsdException w:name="Note Heading" w:semiHidden="1" w:unhideWhenUsed="1"/>
+    <w:lsdException w:name="Body Text 2" w:semiHidden="1" w:unhideWhenUsed="1"/>
+    <w:lsdException w:name="Body Text 3" w:semiHidden="1" w:unhideWhenUsed="1"/>
+    <w:lsdException w:name="Body Text Indent 2" w:semiHidden="1" w:unhideWhenUsed="1"/>
+    <w:lsdException w:name="Body Text Indent 3" w:semiHidden="1" w:unhideWhenUsed="1"/>
+    <w:lsdException w:name="Block Text" w:semiHidden="1" w:unhideWhenUsed="1"/>
+    <w:lsdException w:name="Hyperlink" w:semiHidden="1" w:unhideWhenUsed="1"/>
+    <w:lsdException w:name="FollowedHyperlink" w:semiHidden="1" w:unhideWhenUsed="1"/>
+    <w:lsdException w:name="Strong" w:uiPriority="22" w:qFormat="1"/>
+    <w:lsdException w:name="Emphasis" w:uiPriority="20" w:qFormat="1"/>
+    <w:lsdException w:name="Document Map" w:semiHidden="1" w:unhideWhenUsed="1"/>
+    <w:lsdException w:name="Plain Text" w:semiHidden="1" w:unhideWhenUsed="1"/>
+    <w:lsdException w:name="E-mail Signature" w:semiHidden="1" w:unhideWhenUsed="1"/>
+    <w:lsdException w:name="HTML Top of Form" w:semiHidden="1" w:unhideWhenUsed="1"/>
+    <w:lsdException w:name="HTML Bottom of Form" w:semiHidden="1" w:unhideWhenUsed="1"/>
+    <w:lsdException w:name="Normal (Web)" w:semiHidden="1" w:unhideWhenUsed="1"/>
+    <w:lsdException w:name="HTML Acronym" w:semiHidden="1" w:unhideWhenUsed="1"/>
+    <w:lsdException w:name="HTML Address" w:semiHidden="1" w:unhideWhenUsed="1"/>
+    <w:lsdException w:name="HTML Cite" w:semiHidden="1" w:unhideWhenUsed="1"/>
+    <w:lsdException w:name="HTML Code" w:semiHidden="1" w:unhideWhenUsed="1"/>
+    <w:lsdException w:name="HTML Definition" w:semiHidden="1" w:unhideWhenUsed="1"/>
+    <w:lsdException w:name="HTML Keyboard" w:semiHidden="1" w:unhideWhenUsed="1"/>
+    <w:lsdException w:name="HTML Preformatted" w:semiHidden="1" w:unhideWhenUsed="1"/>
+    <w:lsdException w:name="HTML Sample" w:semiHidden="1" w:unhideWhenUsed="1"/>
+    <w:lsdException w:name="HTML Typewriter" w:semiHidden="1" w:unhideWhenUsed="1"/>
+    <w:lsdException w:name="HTML Variable" w:semiHidden="1" w:unhideWhenUsed="1"/>
+    <w:lsdException w:name="Normal Table" w:semiHidden="1" w:unhideWhenUsed="1"/>
+    <w:lsdException w:name="annotation subject" w:semiHidden="1" w:unhideWhenUsed="1"/>
+    <w:lsdException w:name="No List" w:semiHidden="1" w:unhideWhenUsed="1"/>
+    <w:lsdException w:name="Outline List 1" w:semiHidden="1" w:unhideWhenUsed="1"/>
+    <w:lsdException w:name="Outline List 2" w:semiHidden="1" w:unhideWhenUsed="1"/>
+    <w:lsdException w:name="Outline List 3" w:semiHidden="1" w:unhideWhenUsed="1"/>
+    <w:lsdException w:name="Table Simple 1" w:semiHidden="1" w:unhideWhenUsed="1"/>
+    <w:lsdException w:name="Table Simple 2" w:semiHidden="1" w:unhideWhenUsed="1"/>
+    <w:lsdException w:name="Table Simple 3" w:semiHidden="1" w:unhideWhenUsed="1"/>
+    <w:lsdException w:name="Table Classic 1" w:semiHidden="1" w:unhideWhenUsed="1"/>
+    <w:lsdException w:name="Table Classic 2" w:semiHidden="1" w:unhideWhenUsed="1"/>
+    <w:lsdException w:name="Table Classic 3" w:semiHidden="1" w:unhideWhenUsed="1"/>
+    <w:lsdException w:name="Table Classic 4" w:semiHidden="1" w:unhideWhenUsed="1"/>
+    <w:lsdException w:name="Table Colorful 1" w:semiHidden="1" w:unhideWhenUsed="1"/>
+    <w:lsdException w:name="Table Colorful 2" w:semiHidden="1" w:unhideWhenUsed="1"/>
+    <w:lsdException w:name="Table Colorful 3" w:semiHidden="1" w:unhideWhenUsed="1"/>
+    <w:lsdException w:name="Table Columns 1" w:semiHidden="1" w:unhideWhenUsed="1"/>
+    <w:lsdException w:name="Table Columns 2" w:semiHidden="1" w:unhideWhenUsed="1"/>
+    <w:lsdException w:name="Table Columns 3" w:semiHidden="1" w:unhideWhenUsed="1"/>
+    <w:lsdException w:name="Table Columns 4" w:semiHidden="1" w:unhideWhenUsed="1"/>
+    <w:lsdException w:name="Table Columns 5" w:semiHidden="1" w:unhideWhenUsed="1"/>
+    <w:lsdException w:name="Table Grid 1" w:semiHidden="1" w:unhideWhenUsed="1"/>
+    <w:lsdException w:name="Table Grid 2" w:semiHidden="1" w:unhideWhenUsed="1"/>
+    <w:lsdException w:name="Table Grid 3" w:semiHidden="1" w:unhideWhenUsed="1"/>
+    <w:lsdException w:name="Table Grid 4" w:semiHidden="1" w:unhideWhenUsed="1"/>
+    <w:lsdException w:name="Table Grid 5" w:semiHidden="1" w:unhideWhenUsed="1"/>
+    <w:lsdException w:name="Table Grid 6" w:semiHidden="1" w:unhideWhenUsed="1"/>
+    <w:lsdException w:name="Table Grid 7" w:semiHidden="1" w:unhideWhenUsed="1"/>
+    <w:lsdException w:name="Table Grid 8" w:semiHidden="1" w:unhideWhenUsed="1"/>
+    <w:lsdException w:name="Table List 1" w:semiHidden="1" w:unhideWhenUsed="1"/>
+    <w:lsdException w:name="Table List 2" w:semiHidden="1" w:unhideWhenUsed="1"/>
+    <w:lsdException w:name="Table List 3" w:semiHidden="1" w:unhideWhenUsed="1"/>
+    <w:lsdException w:name="Table List 4" w:semiHidden="1" w:unhideWhenUsed="1"/>
+    <w:lsdException w:name="Table List 5" w:semiHidden="1" w:unhideWhenUsed="1"/>
+    <w:lsdException w:name="Table List 6" w:semiHidden="1" w:unhideWhenUsed="1"/>
+    <w:lsdException w:name="Table List 7" w:semiHidden="1" w:unhideWhenUsed="1"/>
+    <w:lsdException w:name="Table List 8" w:semiHidden="1" w:unhideWhenUsed="1"/>
+    <w:lsdException w:name="Table 3D effects 1" w:semiHidden="1" w:unhideWhenUsed="1"/>
+    <w:lsdException w:name="Table 3D effects 2" w:semiHidden="1" w:unhideWhenUsed="1"/>
+    <w:lsdException w:name="Table 3D effects 3" w:semiHidden="1" w:unhideWhenUsed="1"/>
+    <w:lsdException w:name="Table Contemporary" w:semiHidden="1" w:unhideWhenUsed="1"/>
+    <w:lsdException w:name="Table Elegant" w:semiHidden="1" w:unhideWhenUsed="1"/>
+    <w:lsdException w:name="Table Professional" w:semiHidden="1" w:unhideWhenUsed="1"/>
+    <w:lsdException w:name="Table Subtle 1" w:semiHidden="1" w:unhideWhenUsed="1"/>
+    <w:lsdException w:name="Table Subtle 2" w:semiHidden="1" w:unhideWhenUsed="1"/>
+    <w:lsdException w:name="Table Web 1" w:semiHidden="1" w:unhideWhenUsed="1"/>
+    <w:lsdException w:name="Table Web 2" w:semiHidden="1" w:unhideWhenUsed="1"/>
+    <w:lsdException w:name="Table Web 3" w:semiHidden="1" w:unhideWhenUsed="1"/>
+    <w:lsdException w:name="Balloon Text" w:semiHidden="1" w:unhideWhenUsed="1"/>
+    <w:lsdException w:name="Table Grid" w:uiPriority="39"/>
+    <w:lsdException w:name="Table Theme" w:semiHidden="1" w:unhideWhenUsed="1"/>
+    <w:lsdException w:name="Placeholder Text" w:semiHidden="1"/>
+    <w:lsdException w:name="No Spacing" w:uiPriority="1" w:qFormat="1"/>
+    <w:lsdException w:name="Light Shading" w:uiPriority="60"/>
+    <w:lsdException w:name="Light List" w:uiPriority="61"/>
+    <w:lsdException w:name="Light Grid" w:uiPriority="62"/>
+    <w:lsdException w:name="Medium Shading 1" w:uiPriority="63"/>
+    <w:lsdException w:name="Medium Shading 2" w:uiPriority="64"/>
+    <w:lsdException w:name="Medium List 1" w:uiPriority="65"/>
+    <w:lsdException w:name="Medium List 2" w:uiPriority="66"/>
+    <w:lsdException w:name="Medium Grid 1" w:uiPriority="67"/>
+    <w:lsdException w:name="Medium Grid 2" w:uiPriority="68"/>
+    <w:lsdException w:name="Medium Grid 3" w:uiPriority="69"/>
+    <w:lsdException w:name="Dark List" w:uiPriority="70"/>
+    <w:lsdException w:name="Colorful Shading" w:uiPriority="71"/>
+    <w:lsdException w:name="Colorful List" w:uiPriority="72"/>
+    <w:lsdException w:name="Colorful Grid" w:uiPriority="73"/>
+    <w:lsdException w:name="Light Shading Accent 1" w:uiPriority="60"/>
+    <w:lsdException w:name="Light List Accent 1" w:uiPriority="61"/>
+    <w:lsdException w:name="Light Grid Accent 1" w:uiPriority="62"/>
+    <w:lsdException w:name="Medium Shading 1 Accent 1" w:uiPriority="63"/>
+    <w:lsdException w:name="Medium Shading 2 Accent 1" w:uiPriority="64"/>
+    <w:lsdException w:name="Medium List 1 Accent 1" w:uiPriority="65"/>
+    <w:lsdException w:name="Revision" w:semiHidden="1"/>
+    <w:lsdException w:name="List Paragraph" w:uiPriority="34" w:qFormat="1"/>
+    <w:lsdException w:name="Quote" w:uiPriority="29" w:qFormat="1"/>
+    <w:lsdException w:name="Intense Quote" w:uiPriority="30" w:qFormat="1"/>
+    <w:lsdException w:name="Medium List 2 Accent 1" w:uiPriority="66"/>
+    <w:lsdException w:name="Medium Grid 1 Accent 1" w:uiPriority="67"/>
+    <w:lsdException w:name="Medium Grid 2 Accent 1" w:uiPriority="68"/>
+    <w:lsdException w:name="Medium Grid 3 Accent 1" w:uiPriority="69"/>
+    <w:lsdException w:name="Dark List Accent 1" w:uiPriority="70"/>
+    <w:lsdException w:name="Colorful Shading Accent 1" w:uiPriority="71"/>
+    <w:lsdException w:name="Colorful List Accent 1" w:uiPriority="72"/>
+    <w:lsdException w:name="Colorful Grid Accent 1" w:uiPriority="73"/>
+    <w:lsdException w:name="Light Shading Accent 2" w:uiPriority="60"/>
+    <w:lsdException w:name="Light List Accent 2" w:uiPriority="61"/>
+    <w:lsdException w:name="Light Grid Accent 2" w:uiPriority="62"/>
+    <w:lsdException w:name="Medium Shading 1 Accent 2" w:uiPriority="63"/>
+    <w:lsdException w:name="Medium Shading 2 Accent 2" w:uiPriority="64"/>
+    <w:lsdException w:name="Medium List 1 Accent 2" w:uiPriority="65"/>
+    <w:lsdException w:name="Medium List 2 Accent 2" w:uiPriority="66"/>
+    <w:lsdException w:name="Medium Grid 1 Accent 2" w:uiPriority="67"/>
+    <w:lsdException w:name="Medium Grid 2 Accent 2" w:uiPriority="68"/>
+    <w:lsdException w:name="Medium Grid 3 Accent 2" w:uiPriority="69"/>
+    <w:lsdException w:name="Dark List Accent 2" w:uiPriority="70"/>
+    <w:lsdException w:name="Colorful Shading Accent 2" w:uiPriority="71"/>
+    <w:lsdException w:name="Colorful List Accent 2" w:uiPriority="72"/>
+    <w:lsdException w:name="Colorful Grid Accent 2" w:uiPriority="73"/>
+    <w:lsdException w:name="Light Shading Accent 3" w:uiPriority="60"/>
+    <w:lsdException w:name="Light List Accent 3" w:uiPriority="61"/>
+    <w:lsdException w:name="Light Grid Accent 3" w:uiPriority="62"/>
+    <w:lsdException w:name="Medium Shading 1 Accent 3" w:uiPriority="63"/>
+    <w:lsdException w:name="Medium Shading 2 Accent 3" w:uiPriority="64"/>
+    <w:lsdException w:name="Medium List 1 Accent 3" w:uiPriority="65"/>
+    <w:lsdException w:name="Medium List 2 Accent 3" w:uiPriority="66"/>
+    <w:lsdException w:name="Medium Grid 1 Accent 3" w:uiPriority="67"/>
+    <w:lsdException w:name="Medium Grid 2 Accent 3" w:uiPriority="68"/>
+    <w:lsdException w:name="Medium Grid 3 Accent 3" w:uiPriority="69"/>
+    <w:lsdException w:name="Dark List Accent 3" w:uiPriority="70"/>
+    <w:lsdException w:name="Colorful Shading Accent 3" w:uiPriority="71"/>
+    <w:lsdException w:name="Colorful List Accent 3" w:uiPriority="72"/>
+    <w:lsdException w:name="Colorful Grid Accent 3" w:uiPriority="73"/>
+    <w:lsdException w:name="Light Shading Accent 4" w:uiPriority="60"/>
+    <w:lsdException w:name="Light List Accent 4" w:uiPriority="61"/>
+    <w:lsdException w:name="Light Grid Accent 4" w:uiPriority="62"/>
+    <w:lsdException w:name="Medium Shading 1 Accent 4" w:uiPriority="63"/>
+    <w:lsdException w:name="Medium Shading 2 Accent 4" w:uiPriority="64"/>
+    <w:lsdException w:name="Medium List 1 Accent 4" w:uiPriority="65"/>
+    <w:lsdException w:name="Medium List 2 Accent 4" w:uiPriority="66"/>
+    <w:lsdException w:name="Medium Grid 1 Accent 4" w:uiPriority="67"/>
+    <w:lsdException w:name="Medium Grid 2 Accent 4" w:uiPriority="68"/>
+    <w:lsdException w:name="Medium Grid 3 Accent 4" w:uiPriority="69"/>
+    <w:lsdException w:name="Dark List Accent 4" w:uiPriority="70"/>
+    <w:lsdException w:name="Colorful Shading Accent 4" w:uiPriority="71"/>
+    <w:lsdException w:name="Colorful List Accent 4" w:uiPriority="72"/>
+    <w:lsdException w:name="Colorful Grid Accent 4" w:uiPriority="73"/>
+    <w:lsdException w:name="Light Shading Accent 5" w:uiPriority="60"/>
+    <w:lsdException w:name="Light List Accent 5" w:uiPriority="61"/>
+    <w:lsdException w:name="Light Grid Accent 5" w:uiPriority="62"/>
+    <w:lsdException w:name="Medium Shading 1 Accent 5" w:uiPriority="63"/>
+    <w:lsdException w:name="Medium Shading 2 Accent 5" w:uiPriority="64"/>
+    <w:lsdException w:name="Medium List 1 Accent 5" w:uiPriority="65"/>
+    <w:lsdException w:name="Medium List 2 Accent 5" w:uiPriority="66"/>
+    <w:lsdException w:name="Medium Grid 1 Accent 5" w:uiPriority="67"/>
+    <w:lsdException w:name="Medium Grid 2 Accent 5" w:uiPriority="68"/>
+    <w:lsdException w:name="Medium Grid 3 Accent 5" w:uiPriority="69"/>
+    <w:lsdException w:name="Dark List Accent 5" w:uiPriority="70"/>
+    <w:lsdException w:name="Colorful Shading Accent 5" w:uiPriority="71"/>
+    <w:lsdException w:name="Colorful List Accent 5" w:uiPriority="72"/>
+    <w:lsdException w:name="Colorful Grid Accent 5" w:uiPriority="73"/>
+    <w:lsdException w:name="Light Shading Accent 6" w:uiPriority="60"/>
+    <w:lsdException w:name="Light List Accent 6" w:uiPriority="61"/>
+    <w:lsdException w:name="Light Grid Accent 6" w:uiPriority="62"/>
+    <w:lsdException w:name="Medium Shading 1 Accent 6" w:uiPriority="63"/>
+    <w:lsdException w:name="Medium Shading 2 Accent 6" w:uiPriority="64"/>
+    <w:lsdException w:name="Medium List 1 Accent 6" w:uiPriority="65"/>
+    <w:lsdException w:name="Medium List 2 Accent 6" w:uiPriority="66"/>
+    <w:lsdException w:name="Medium Grid 1 Accent 6" w:uiPriority="67"/>
+    <w:lsdException w:name="Medium Grid 2 Accent 6" w:uiPriority="68"/>
+    <w:lsdException w:name="Medium Grid 3 Accent 6" w:uiPriority="69"/>
+    <w:lsdException w:name="Dark List Accent 6" w:uiPriority="70"/>
+    <w:lsdException w:name="Colorful Shading Accent 6" w:uiPriority="71"/>
+    <w:lsdException w:name="Colorful List Accent 6" w:uiPriority="72"/>
+    <w:lsdException w:name="Colorful Grid Accent 6" w:uiPriority="73"/>
+    <w:lsdException w:name="Subtle Emphasis" w:uiPriority="19" w:qFormat="1"/>
+    <w:lsdException w:name="Intense Emphasis" w:uiPriority="21" w:qFormat="1"/>
+    <w:lsdException w:name="Subtle Reference" w:uiPriority="31" w:qFormat="1"/>
+    <w:lsdException w:name="Intense Reference" w:uiPriority="32" w:qFormat="1"/>
+    <w:lsdException w:name="Book Title" w:uiPriority="33" w:qFormat="1"/>
+    <w:lsdException w:name="Bibliography" w:semiHidden="1" w:uiPriority="37" w:unhideWhenUsed="1"/>
+    <w:lsdException w:name="TOC Heading" w:semiHidden="1" w:uiPriority="39" w:unhideWhenUsed="1" w:qFormat="1"/>
+    <w:lsdException w:name="Plain Table 1" w:uiPriority="41"/>
+    <w:lsdException w:name="Plain Table 2" w:uiPriority="42"/>
+    <w:lsdException w:name="Plain Table 3" w:uiPriority="43"/>
+    <w:lsdException w:name="Plain Table 4" w:uiPriority="44"/>
+    <w:lsdException w:name="Plain Table 5" w:uiPriority="45"/>
+    <w:lsdException w:name="Grid Table Light" w:uiPriority="40"/>
+    <w:lsdException w:name="Grid Table 1 Light" w:uiPriority="46"/>
+    <w:lsdException w:name="Grid Table 2" w:uiPriority="47"/>
+    <w:lsdException w:name="Grid Table 3" w:uiPriority="48"/>
+    <w:lsdException w:name="Grid Table 4" w:uiPriority="49"/>
+    <w:lsdException w:name="Grid Table 5 Dark" w:uiPriority="50"/>
+    <w:lsdException w:name="Grid Table 6 Colorful" w:uiPriority="51"/>
+    <w:lsdException w:name="Grid Table 7 Colorful" w:uiPriority="52"/>
+    <w:lsdException w:name="Grid Table 1 Light Accent 1" w:uiPriority="46"/>
+    <w:lsdException w:name="Grid Table 2 Accent 1" w:uiPriority="47"/>
+    <w:lsdException w:name="Grid Table 3 Accent 1" w:uiPriority="48"/>
+    <w:lsdException w:name="Grid Table 4 Accent 1" w:uiPriority="49"/>
+    <w:lsdException w:name="Grid Table 5 Dark Accent 1" w:uiPriority="50"/>
+    <w:lsdException w:name="Grid Table 6 Colorful Accent 1" w:uiPriority="51"/>
+    <w:lsdException w:name="Grid Table 7 Colorful Accent 1" w:uiPriority="52"/>
+    <w:lsdException w:name="Grid Table 1 Light Accent 2" w:uiPriority="46"/>
+    <w:lsdException w:name="Grid Table 2 Accent 2" w:uiPriority="47"/>
+    <w:lsdException w:name="Grid Table 3 Accent 2" w:uiPriority="48"/>
+    <w:lsdException w:name="Grid Table 4 Accent 2" w:uiPriority="49"/>
+    <w:lsdException w:name="Grid Table 5 Dark Accent 2" w:uiPriority="50"/>
+    <w:lsdException w:name="Grid Table 6 Colorful Accent 2" w:uiPriority="51"/>
+    <w:lsdException w:name="Grid Table 7 Colorful Accent 2" w:uiPriority="52"/>
+    <w:lsdException w:name="Grid Table 1 Light Accent 3" w:uiPriority="46"/>
+    <w:lsdException w:name="Grid Table 2 Accent 3" w:uiPriority="47"/>
+    <w:lsdException w:name="Grid Table 3 Accent 3" w:uiPriority="48"/>
+    <w:lsdException w:name="Grid Table 4 Accent 3" w:uiPriority="49"/>
+    <w:lsdException w:name="Grid Table 5 Dark Accent 3" w:uiPriority="50"/>
+    <w:lsdException w:name="Grid Table 6 Colorful Accent 3" w:uiPriority="51"/>
+    <w:lsdException w:name="Grid Table 7 Colorful Accent 3" w:uiPriority="52"/>
+    <w:lsdException w:name="Grid Table 1 Light Accent 4" w:uiPriority="46"/>
+    <w:lsdException w:name="Grid Table 2 Accent 4" w:uiPriority="47"/>
+    <w:lsdException w:name="Grid Table 3 Accent 4" w:uiPriority="48"/>
+    <w:lsdException w:name="Grid Table 4 Accent 4" w:uiPriority="49"/>
+    <w:lsdException w:name="Grid Table 5 Dark Accent 4" w:uiPriority="50"/>
+    <w:lsdException w:name="Grid Table 6 Colorful Accent 4" w:uiPriority="51"/>
+    <w:lsdException w:name="Grid Table 7 Colorful Accent 4" w:uiPriority="52"/>
+    <w:lsdException w:name="Grid Table 1 Light Accent 5" w:uiPriority="46"/>
+    <w:lsdException w:name="Grid Table 2 Accent 5" w:uiPriority="47"/>
+    <w:lsdException w:name="Grid Table 3 Accent 5" w:uiPriority="48"/>
+    <w:lsdException w:name="Grid Table 4 Accent 5" w:uiPriority="49"/>
+    <w:lsdException w:name="Grid Table 5 Dark Accent 5" w:uiPriority="50"/>
+    <w:lsdException w:name="Grid Table 6 Colorful Accent 5" w:uiPriority="51"/>
+    <w:lsdException w:name="Grid Table 7 Colorful Accent 5" w:uiPriority="52"/>
+    <w:lsdException w:name="Grid Table 1 Light Accent 6" w:uiPriority="46"/>
+    <w:lsdException w:name="Grid Table 2 Accent 6" w:uiPriority="47"/>
+    <w:lsdException w:name="Grid Table 3 Accent 6" w:uiPriority="48"/>
+    <w:lsdException w:name="Grid Table 4 Accent 6" w:uiPriority="49"/>
+    <w:lsdException w:name="Grid Table 5 Dark Accent 6" w:uiPriority="50"/>
+    <w:lsdException w:name="Grid Table 6 Colorful Accent 6" w:uiPriority="51"/>
+    <w:lsdException w:name="Grid Table 7 Colorful Accent 6" w:uiPriority="52"/>
+    <w:lsdException w:name="List Table 1 Light" w:uiPriority="46"/>
+    <w:lsdException w:name="List Table 2" w:uiPriority="47"/>
+    <w:lsdException w:name="List Table 3" w:uiPriority="48"/>
+    <w:lsdException w:name="List Table 4" w:uiPriority="49"/>
+    <w:lsdException w:name="List Table 5 Dark" w:uiPriority="50"/>
+    <w:lsdException w:name="List Table 6 Colorful" w:uiPriority="51"/>
+    <w:lsdException w:name="List Table 7 Colorful" w:uiPriority="52"/>
+    <w:lsdException w:name="List Table 1 Light Accent 1" w:uiPriority="46"/>
+    <w:lsdException w:name="List Table 2 Accent 1" w:uiPriority="47"/>
+    <w:lsdException w:name="List Table 3 Accent 1" w:uiPriority="48"/>
+    <w:lsdException w:name="List Table 4 Accent 1" w:uiPriority="49"/>
+    <w:lsdException w:name="List Table 5 Dark Accent 1" w:uiPriority="50"/>
+    <w:lsdException w:name="List Table 6 Colorful Accent 1" w:uiPriority="51"/>
+    <w:lsdException w:name="List Table 7 Colorful Accent 1" w:uiPriority="52"/>
+    <w:lsdException w:name="List Table 1 Light Accent 2" w:uiPriority="46"/>
+    <w:lsdException w:name="List Table 2 Accent 2" w:uiPriority="47"/>
+    <w:lsdException w:name="List Table 3 Accent 2" w:uiPriority="48"/>
+    <w:lsdException w:name="List Table 4 Accent 2" w:uiPriority="49"/>
+    <w:lsdException w:name="List Table 5 Dark Accent 2" w:uiPriority="50"/>
+    <w:lsdException w:name="List Table 6 Colorful Accent 2" w:uiPriority="51"/>
+    <w:lsdException w:name="List Table 7 Colorful Accent 2" w:uiPriority="52"/>
+    <w:lsdException w:name="List Table 1 Light Accent 3" w:uiPriority="46"/>
+    <w:lsdException w:name="List Table 2 Accent 3" w:uiPriority="47"/>
+    <w:lsdException w:name="List Table 3 Accent 3" w:uiPriority="48"/>
+    <w:lsdException w:name="List Table 4 Accent 3" w:uiPriority="49"/>
+    <w:lsdException w:name="List Table 5 Dark Accent 3" w:uiPriority="50"/>
+    <w:lsdException w:name="List Table 6 Colorful Accent 3" w:uiPriority="51"/>
+    <w:lsdException w:name="List Table 7 Colorful Accent 3" w:uiPriority="52"/>
+    <w:lsdException w:name="List Table 1 Light Accent 4" w:uiPriority="46"/>
+    <w:lsdException w:name="List Table 2 Accent 4" w:uiPriority="47"/>
+    <w:lsdException w:name="List Table 3 Accent 4" w:uiPriority="48"/>
+    <w:lsdException w:name="List Table 4 Accent 4" w:uiPriority="49"/>
+    <w:lsdException w:name="List Table 5 Dark Accent 4" w:uiPriority="50"/>
+    <w:lsdException w:name="List Table 6 Colorful Accent 4" w:uiPriority="51"/>
+    <w:lsdException w:name="List Table 7 Colorful Accent 4" w:uiPriority="52"/>
+    <w:lsdException w:name="List Table 1 Light Accent 5" w:uiPriority="46"/>
+    <w:lsdException w:name="List Table 2 Accent 5" w:uiPriority="47"/>
+    <w:lsdException w:name="List Table 3 Accent 5" w:uiPriority="48"/>
+    <w:lsdException w:name="List Table 4 Accent 5" w:uiPriority="49"/>
+    <w:lsdException w:name="List Table 5 Dark Accent 5" w:uiPriority="50"/>
+    <w:lsdException w:name="List Table 6 Colorful Accent 5" w:uiPriority="51"/>
+    <w:lsdException w:name="List Table 7 Colorful Accent 5" w:uiPriority="52"/>
+    <w:lsdException w:name="List Table 1 Light Accent 6" w:uiPriority="46"/>
+    <w:lsdException w:name="List Table 2 Accent 6" w:uiPriority="47"/>
+    <w:lsdException w:name="List Table 3 Accent 6" w:uiPriority="48"/>
+    <w:lsdException w:name="List Table 4 Accent 6" w:uiPriority="49"/>
+    <w:lsdException w:name="List Table 5 Dark Accent 6" w:uiPriority="50"/>
+    <w:lsdException w:name="List Table 6 Colorful Accent 6" w:uiPriority="51"/>
+    <w:lsdException w:name="List Table 7 Colorful Accent 6" w:uiPriority="52"/>
+    <w:lsdException w:name="Mention" w:semiHidden="1" w:unhideWhenUsed="1"/>
+    <w:lsdException w:name="Smart Hyperlink" w:semiHidden="1" w:unhideWhenUsed="1"/>
+    <w:lsdException w:name="Hashtag" w:semiHidden="1" w:unhideWhenUsed="1"/>
+    <w:lsdException w:name="Unresolved Mention" w:semiHidden="1" w:unhideWhenUsed="1"/>
+    <w:lsdException w:name="Smart Link" w:semiHidden="1" w:unhideWhenUsed="1"/>
+  </w:latentStyles>
+  <w:style w:type="paragraph" w:default="1" w:styleId="Normal">
+    <w:name w:val="Normal"/>
+    <w:qFormat/>
   </w:style>
   <w:style w:type="paragraph" w:styleId="Heading1">
     <w:name w:val="heading 1"/>
     <w:basedOn w:val="Normal"/>
     <w:next w:val="Normal"/>
+    <w:uiPriority w:val="9"/>
+    <w:qFormat/>
     <w:pPr>
-      <w:keepNext w:val="1"/>
-      <w:keepLines w:val="1"/>
-      <w:pageBreakBefore w:val="0"/>
-      <w:spacing w:after="120" w:before="400" w:lineRule="auto"/>
+      <w:keepNext/>
+      <w:keepLines/>
+      <w:spacing w:before="400" w:after="120"/>
+      <w:outlineLvl w:val="0"/>
     </w:pPr>
     <w:rPr>
       <w:sz w:val="40"/>
@@ -4763,15 +4953,16 @@
     <w:name w:val="heading 2"/>
     <w:basedOn w:val="Normal"/>
     <w:next w:val="Normal"/>
+    <w:uiPriority w:val="9"/>
+    <w:unhideWhenUsed/>
+    <w:qFormat/>
     <w:pPr>
-      <w:keepNext w:val="1"/>
-      <w:keepLines w:val="1"/>
-      <w:pageBreakBefore w:val="0"/>
-      <w:spacing w:after="120" w:before="360" w:lineRule="auto"/>
+      <w:keepNext/>
+      <w:keepLines/>
+      <w:spacing w:before="360" w:after="120"/>
+      <w:outlineLvl w:val="1"/>
     </w:pPr>
     <w:rPr>
-      <w:b w:val="0"/>
-      <w:bCs w:val="0"/>
       <w:sz w:val="32"/>
       <w:szCs w:val="32"/>
     </w:rPr>
@@ -4780,15 +4971,16 @@
     <w:name w:val="heading 3"/>
     <w:basedOn w:val="Normal"/>
     <w:next w:val="Normal"/>
+    <w:uiPriority w:val="9"/>
+    <w:unhideWhenUsed/>
+    <w:qFormat/>
     <w:pPr>
-      <w:keepNext w:val="1"/>
-      <w:keepLines w:val="1"/>
-      <w:pageBreakBefore w:val="0"/>
-      <w:spacing w:after="80" w:before="320" w:lineRule="auto"/>
+      <w:keepNext/>
+      <w:keepLines/>
+      <w:spacing w:before="320" w:after="80"/>
+      <w:outlineLvl w:val="2"/>
     </w:pPr>
     <w:rPr>
-      <w:b w:val="0"/>
-      <w:bCs w:val="0"/>
       <w:color w:val="434343"/>
       <w:sz w:val="28"/>
       <w:szCs w:val="28"/>
@@ -4798,11 +4990,15 @@
     <w:name w:val="heading 4"/>
     <w:basedOn w:val="Normal"/>
     <w:next w:val="Normal"/>
+    <w:uiPriority w:val="9"/>
+    <w:semiHidden/>
+    <w:unhideWhenUsed/>
+    <w:qFormat/>
     <w:pPr>
-      <w:keepNext w:val="1"/>
-      <w:keepLines w:val="1"/>
-      <w:pageBreakBefore w:val="0"/>
-      <w:spacing w:after="80" w:before="280" w:lineRule="auto"/>
+      <w:keepNext/>
+      <w:keepLines/>
+      <w:spacing w:before="280" w:after="80"/>
+      <w:outlineLvl w:val="3"/>
     </w:pPr>
     <w:rPr>
       <w:color w:val="666666"/>
@@ -4814,45 +5010,88 @@
     <w:name w:val="heading 5"/>
     <w:basedOn w:val="Normal"/>
     <w:next w:val="Normal"/>
+    <w:uiPriority w:val="9"/>
+    <w:semiHidden/>
+    <w:unhideWhenUsed/>
+    <w:qFormat/>
     <w:pPr>
-      <w:keepNext w:val="1"/>
-      <w:keepLines w:val="1"/>
-      <w:pageBreakBefore w:val="0"/>
-      <w:spacing w:after="80" w:before="240" w:lineRule="auto"/>
+      <w:keepNext/>
+      <w:keepLines/>
+      <w:spacing w:before="240" w:after="80"/>
+      <w:outlineLvl w:val="4"/>
     </w:pPr>
     <w:rPr>
       <w:color w:val="666666"/>
-      <w:sz w:val="22"/>
-      <w:szCs w:val="22"/>
     </w:rPr>
   </w:style>
   <w:style w:type="paragraph" w:styleId="Heading6">
     <w:name w:val="heading 6"/>
     <w:basedOn w:val="Normal"/>
     <w:next w:val="Normal"/>
+    <w:uiPriority w:val="9"/>
+    <w:semiHidden/>
+    <w:unhideWhenUsed/>
+    <w:qFormat/>
     <w:pPr>
-      <w:keepNext w:val="1"/>
-      <w:keepLines w:val="1"/>
-      <w:pageBreakBefore w:val="0"/>
-      <w:spacing w:after="80" w:before="240" w:lineRule="auto"/>
+      <w:keepNext/>
+      <w:keepLines/>
+      <w:spacing w:before="240" w:after="80"/>
+      <w:outlineLvl w:val="5"/>
     </w:pPr>
     <w:rPr>
-      <w:i w:val="1"/>
-      <w:iCs w:val="1"/>
+      <w:i/>
+      <w:iCs/>
       <w:color w:val="666666"/>
-      <w:sz w:val="22"/>
-      <w:szCs w:val="22"/>
     </w:rPr>
+  </w:style>
+  <w:style w:type="character" w:default="1" w:styleId="DefaultParagraphFont">
+    <w:name w:val="Default Paragraph Font"/>
+    <w:uiPriority w:val="1"/>
+    <w:semiHidden/>
+    <w:unhideWhenUsed/>
+  </w:style>
+  <w:style w:type="table" w:default="1" w:styleId="TableNormal">
+    <w:name w:val="Normal Table"/>
+    <w:uiPriority w:val="99"/>
+    <w:semiHidden/>
+    <w:unhideWhenUsed/>
+    <w:tblPr>
+      <w:tblInd w:w="0" w:type="dxa"/>
+      <w:tblCellMar>
+        <w:top w:w="0" w:type="dxa"/>
+        <w:left w:w="108" w:type="dxa"/>
+        <w:bottom w:w="0" w:type="dxa"/>
+        <w:right w:w="108" w:type="dxa"/>
+      </w:tblCellMar>
+    </w:tblPr>
+  </w:style>
+  <w:style w:type="numbering" w:default="1" w:styleId="NoList">
+    <w:name w:val="No List"/>
+    <w:uiPriority w:val="99"/>
+    <w:semiHidden/>
+    <w:unhideWhenUsed/>
+  </w:style>
+  <w:style w:type="table" w:customStyle="1" w:styleId="TableNormal0">
+    <w:name w:val="TableNormal"/>
+    <w:tblPr>
+      <w:tblCellMar>
+        <w:top w:w="100" w:type="dxa"/>
+        <w:left w:w="100" w:type="dxa"/>
+        <w:bottom w:w="100" w:type="dxa"/>
+        <w:right w:w="100" w:type="dxa"/>
+      </w:tblCellMar>
+    </w:tblPr>
   </w:style>
   <w:style w:type="paragraph" w:styleId="Title">
     <w:name w:val="Title"/>
     <w:basedOn w:val="Normal"/>
     <w:next w:val="Normal"/>
+    <w:uiPriority w:val="10"/>
+    <w:qFormat/>
     <w:pPr>
-      <w:keepNext w:val="1"/>
-      <w:keepLines w:val="1"/>
-      <w:pageBreakBefore w:val="0"/>
-      <w:spacing w:after="60" w:before="0" w:lineRule="auto"/>
+      <w:keepNext/>
+      <w:keepLines/>
+      <w:spacing w:after="60"/>
     </w:pPr>
     <w:rPr>
       <w:sz w:val="52"/>
@@ -4863,152 +5102,39 @@
     <w:name w:val="Subtitle"/>
     <w:basedOn w:val="Normal"/>
     <w:next w:val="Normal"/>
+    <w:uiPriority w:val="11"/>
+    <w:qFormat/>
     <w:pPr>
-      <w:keepNext w:val="1"/>
-      <w:keepLines w:val="1"/>
-      <w:pageBreakBefore w:val="0"/>
-      <w:spacing w:after="320" w:before="0" w:lineRule="auto"/>
+      <w:keepNext/>
+      <w:keepLines/>
+      <w:spacing w:after="320"/>
     </w:pPr>
     <w:rPr>
-      <w:rFonts w:ascii="Arial" w:cs="Arial" w:eastAsia="Arial" w:hAnsi="Arial"/>
-      <w:i w:val="0"/>
-      <w:iCs w:val="0"/>
       <w:color w:val="666666"/>
       <w:sz w:val="30"/>
       <w:szCs w:val="30"/>
     </w:rPr>
   </w:style>
-  <w:style w:type="table" w:styleId="Table1">
-    <w:basedOn w:val="TableNormal"/>
+  <w:style w:type="table" w:customStyle="1" w:styleId="a">
+    <w:basedOn w:val="TableNormal0"/>
     <w:tblPr>
       <w:tblStyleRowBandSize w:val="1"/>
       <w:tblStyleColBandSize w:val="1"/>
-      <w:tblCellMar/>
     </w:tblPr>
-    <w:tblStylePr w:type="band1Horz">
-      <w:tcPr/>
-    </w:tblStylePr>
-    <w:tblStylePr w:type="band1Vert">
-      <w:tcPr/>
-    </w:tblStylePr>
-    <w:tblStylePr w:type="band2Horz">
-      <w:tcPr/>
-    </w:tblStylePr>
-    <w:tblStylePr w:type="band2Vert">
-      <w:tcPr/>
-    </w:tblStylePr>
-    <w:tblStylePr w:type="firstCol">
-      <w:tcPr/>
-    </w:tblStylePr>
-    <w:tblStylePr w:type="firstRow">
-      <w:tcPr/>
-    </w:tblStylePr>
-    <w:tblStylePr w:type="lastCol">
-      <w:tcPr/>
-    </w:tblStylePr>
-    <w:tblStylePr w:type="lastRow">
-      <w:tcPr/>
-    </w:tblStylePr>
-    <w:tblStylePr w:type="neCell">
-      <w:tcPr/>
-    </w:tblStylePr>
-    <w:tblStylePr w:type="nwCell">
-      <w:tcPr/>
-    </w:tblStylePr>
-    <w:tblStylePr w:type="seCell">
-      <w:tcPr/>
-    </w:tblStylePr>
-    <w:tblStylePr w:type="swCell">
-      <w:tcPr/>
-    </w:tblStylePr>
   </w:style>
-  <w:style w:type="table" w:styleId="Table2">
-    <w:basedOn w:val="TableNormal"/>
+  <w:style w:type="table" w:customStyle="1" w:styleId="a0">
+    <w:basedOn w:val="TableNormal0"/>
     <w:tblPr>
       <w:tblStyleRowBandSize w:val="1"/>
       <w:tblStyleColBandSize w:val="1"/>
-      <w:tblCellMar/>
     </w:tblPr>
-    <w:tblStylePr w:type="band1Horz">
-      <w:tcPr/>
-    </w:tblStylePr>
-    <w:tblStylePr w:type="band1Vert">
-      <w:tcPr/>
-    </w:tblStylePr>
-    <w:tblStylePr w:type="band2Horz">
-      <w:tcPr/>
-    </w:tblStylePr>
-    <w:tblStylePr w:type="band2Vert">
-      <w:tcPr/>
-    </w:tblStylePr>
-    <w:tblStylePr w:type="firstCol">
-      <w:tcPr/>
-    </w:tblStylePr>
-    <w:tblStylePr w:type="firstRow">
-      <w:tcPr/>
-    </w:tblStylePr>
-    <w:tblStylePr w:type="lastCol">
-      <w:tcPr/>
-    </w:tblStylePr>
-    <w:tblStylePr w:type="lastRow">
-      <w:tcPr/>
-    </w:tblStylePr>
-    <w:tblStylePr w:type="neCell">
-      <w:tcPr/>
-    </w:tblStylePr>
-    <w:tblStylePr w:type="nwCell">
-      <w:tcPr/>
-    </w:tblStylePr>
-    <w:tblStylePr w:type="seCell">
-      <w:tcPr/>
-    </w:tblStylePr>
-    <w:tblStylePr w:type="swCell">
-      <w:tcPr/>
-    </w:tblStylePr>
   </w:style>
-  <w:style w:type="table" w:styleId="Table3">
-    <w:basedOn w:val="TableNormal"/>
+  <w:style w:type="table" w:customStyle="1" w:styleId="a1">
+    <w:basedOn w:val="TableNormal0"/>
     <w:tblPr>
       <w:tblStyleRowBandSize w:val="1"/>
       <w:tblStyleColBandSize w:val="1"/>
-      <w:tblCellMar/>
     </w:tblPr>
-    <w:tblStylePr w:type="band1Horz">
-      <w:tcPr/>
-    </w:tblStylePr>
-    <w:tblStylePr w:type="band1Vert">
-      <w:tcPr/>
-    </w:tblStylePr>
-    <w:tblStylePr w:type="band2Horz">
-      <w:tcPr/>
-    </w:tblStylePr>
-    <w:tblStylePr w:type="band2Vert">
-      <w:tcPr/>
-    </w:tblStylePr>
-    <w:tblStylePr w:type="firstCol">
-      <w:tcPr/>
-    </w:tblStylePr>
-    <w:tblStylePr w:type="firstRow">
-      <w:tcPr/>
-    </w:tblStylePr>
-    <w:tblStylePr w:type="lastCol">
-      <w:tcPr/>
-    </w:tblStylePr>
-    <w:tblStylePr w:type="lastRow">
-      <w:tcPr/>
-    </w:tblStylePr>
-    <w:tblStylePr w:type="neCell">
-      <w:tcPr/>
-    </w:tblStylePr>
-    <w:tblStylePr w:type="nwCell">
-      <w:tcPr/>
-    </w:tblStylePr>
-    <w:tblStylePr w:type="seCell">
-      <w:tcPr/>
-    </w:tblStylePr>
-    <w:tblStylePr w:type="swCell">
-      <w:tcPr/>
-    </w:tblStylePr>
   </w:style>
 </w:styles>
 </file>
